--- a/MATLAB Naming Syntax.docx
+++ b/MATLAB Naming Syntax.docx
@@ -50,7 +50,6 @@
     </w:p>
     <w:p>
       <w:proofErr w:type="spellStart"/>
-      <w:proofErr w:type="gramStart"/>
       <w:r>
         <w:rPr>
           <w:b/>
@@ -60,7 +59,6 @@
         <w:t>aircraft.wing</w:t>
       </w:r>
       <w:proofErr w:type="spellEnd"/>
-      <w:proofErr w:type="gramEnd"/>
       <w:r>
         <w:t xml:space="preserve"> </w:t>
       </w:r>
@@ -92,7 +90,6 @@
         </w:numPr>
       </w:pPr>
       <w:proofErr w:type="spellStart"/>
-      <w:proofErr w:type="gramStart"/>
       <w:r>
         <w:t>aircraft.wing.cg.</w:t>
       </w:r>
@@ -100,7 +97,6 @@
         <w:t>fs</w:t>
       </w:r>
       <w:proofErr w:type="spellEnd"/>
-      <w:proofErr w:type="gramEnd"/>
       <w:r>
         <w:t xml:space="preserve">     % fuselage station location of the wing cg</w:t>
       </w:r>
@@ -134,7 +130,6 @@
         </w:numPr>
       </w:pPr>
       <w:proofErr w:type="spellStart"/>
-      <w:proofErr w:type="gramStart"/>
       <w:r>
         <w:t>aircraft.wing.</w:t>
       </w:r>
@@ -146,11 +141,7 @@
       </w:r>
       <w:proofErr w:type="spellEnd"/>
       <w:r>
-        <w:t xml:space="preserve">  %</w:t>
-      </w:r>
-      <w:proofErr w:type="gramEnd"/>
-      <w:r>
-        <w:t xml:space="preserve"> water line location of the wing cg</w:t>
+        <w:t xml:space="preserve">  % water line location of the wing cg</w:t>
       </w:r>
     </w:p>
     <w:p>
@@ -180,13 +171,8 @@
         </w:numPr>
       </w:pPr>
       <w:proofErr w:type="spellStart"/>
-      <w:proofErr w:type="gramStart"/>
-      <w:r>
-        <w:t>aircraft.wing</w:t>
-      </w:r>
-      <w:proofErr w:type="gramEnd"/>
-      <w:r>
-        <w:t>.</w:t>
+      <w:r>
+        <w:t>aircraft.wing.</w:t>
       </w:r>
       <w:r>
         <w:t>span</w:t>
@@ -202,13 +188,8 @@
         </w:numPr>
       </w:pPr>
       <w:proofErr w:type="spellStart"/>
-      <w:proofErr w:type="gramStart"/>
-      <w:r>
-        <w:t>aircraft.wing</w:t>
-      </w:r>
-      <w:proofErr w:type="gramEnd"/>
-      <w:r>
-        <w:t>.sweep</w:t>
+      <w:r>
+        <w:t>aircraft.wing.sweep</w:t>
       </w:r>
       <w:proofErr w:type="spellEnd"/>
       <w:r>
@@ -227,16 +208,11 @@
         </w:numPr>
       </w:pPr>
       <w:proofErr w:type="spellStart"/>
-      <w:proofErr w:type="gramStart"/>
       <w:r>
         <w:t>aircraft</w:t>
       </w:r>
       <w:r>
-        <w:t>.wing</w:t>
-      </w:r>
-      <w:proofErr w:type="gramEnd"/>
-      <w:r>
-        <w:t>.</w:t>
+        <w:t>.wing.</w:t>
       </w:r>
       <w:r>
         <w:t>weight</w:t>
@@ -252,20 +228,14 @@
         </w:numPr>
       </w:pPr>
       <w:proofErr w:type="spellStart"/>
-      <w:proofErr w:type="gramStart"/>
-      <w:r>
-        <w:t>aircraft.taper</w:t>
-      </w:r>
-      <w:proofErr w:type="gramEnd"/>
-      <w:r>
-        <w:t>_ratio</w:t>
+      <w:r>
+        <w:t>aircraft.taper_ratio</w:t>
       </w:r>
       <w:proofErr w:type="spellEnd"/>
     </w:p>
     <w:p/>
     <w:p>
       <w:proofErr w:type="spellStart"/>
-      <w:proofErr w:type="gramStart"/>
       <w:r>
         <w:rPr>
           <w:b/>
@@ -275,12 +245,41 @@
         <w:t>aircraft.fuselage</w:t>
       </w:r>
       <w:proofErr w:type="spellEnd"/>
-      <w:proofErr w:type="gramEnd"/>
       <w:r>
         <w:t xml:space="preserve">                 </w:t>
       </w:r>
     </w:p>
-    <w:p/>
+    <w:p>
+      <w:pPr>
+        <w:pStyle w:val="ListParagraph"/>
+        <w:numPr>
+          <w:ilvl w:val="0"/>
+          <w:numId w:val="6"/>
+        </w:numPr>
+      </w:pPr>
+      <w:proofErr w:type="spellStart"/>
+      <w:r>
+        <w:t>aircraft.fuselage.weight</w:t>
+      </w:r>
+      <w:proofErr w:type="spellEnd"/>
+    </w:p>
+    <w:p>
+      <w:pPr>
+        <w:pStyle w:val="ListParagraph"/>
+        <w:numPr>
+          <w:ilvl w:val="0"/>
+          <w:numId w:val="6"/>
+        </w:numPr>
+      </w:pPr>
+      <w:proofErr w:type="spellStart"/>
+      <w:r>
+        <w:t>aircraft.fuselage.</w:t>
+      </w:r>
+      <w:r>
+        <w:t>length</w:t>
+      </w:r>
+      <w:proofErr w:type="spellEnd"/>
+    </w:p>
     <w:p/>
     <w:p>
       <w:r>
@@ -309,11 +308,140 @@
         <w:t xml:space="preserve"> tail</w:t>
       </w:r>
     </w:p>
+    <w:p>
+      <w:pPr>
+        <w:pStyle w:val="ListParagraph"/>
+        <w:numPr>
+          <w:ilvl w:val="0"/>
+          <w:numId w:val="7"/>
+        </w:numPr>
+      </w:pPr>
+      <w:proofErr w:type="spellStart"/>
+      <w:r>
+        <w:t>aircraft.ht.QuartChordSweep</w:t>
+      </w:r>
+      <w:proofErr w:type="spellEnd"/>
+    </w:p>
+    <w:p>
+      <w:pPr>
+        <w:pStyle w:val="ListParagraph"/>
+        <w:numPr>
+          <w:ilvl w:val="0"/>
+          <w:numId w:val="7"/>
+        </w:numPr>
+      </w:pPr>
+      <w:proofErr w:type="spellStart"/>
+      <w:r>
+        <w:t>aircraft.ht.</w:t>
+      </w:r>
+      <w:r>
+        <w:t>AspectRatio</w:t>
+      </w:r>
+      <w:proofErr w:type="spellEnd"/>
+    </w:p>
+    <w:p>
+      <w:pPr>
+        <w:pStyle w:val="ListParagraph"/>
+        <w:numPr>
+          <w:ilvl w:val="0"/>
+          <w:numId w:val="7"/>
+        </w:numPr>
+      </w:pPr>
+      <w:proofErr w:type="spellStart"/>
+      <w:r>
+        <w:t>aircraft.ht.</w:t>
+      </w:r>
+      <w:r>
+        <w:t>TaperRatio</w:t>
+      </w:r>
+      <w:proofErr w:type="spellEnd"/>
+    </w:p>
+    <w:p>
+      <w:pPr>
+        <w:pStyle w:val="ListParagraph"/>
+        <w:numPr>
+          <w:ilvl w:val="0"/>
+          <w:numId w:val="7"/>
+        </w:numPr>
+      </w:pPr>
+      <w:proofErr w:type="spellStart"/>
+      <w:r>
+        <w:t>aircraft.ht.</w:t>
+      </w:r>
+      <w:r>
+        <w:t>VolCoeff</w:t>
+      </w:r>
+      <w:proofErr w:type="spellEnd"/>
+    </w:p>
+    <w:p>
+      <w:pPr>
+        <w:pStyle w:val="ListParagraph"/>
+        <w:numPr>
+          <w:ilvl w:val="0"/>
+          <w:numId w:val="7"/>
+        </w:numPr>
+      </w:pPr>
+      <w:r>
+        <w:t>aircraft.ht.</w:t>
+      </w:r>
+      <w:r>
+        <w:t>cg</w:t>
+      </w:r>
+    </w:p>
+    <w:p>
+      <w:pPr>
+        <w:pStyle w:val="ListParagraph"/>
+        <w:numPr>
+          <w:ilvl w:val="0"/>
+          <w:numId w:val="7"/>
+        </w:numPr>
+      </w:pPr>
+      <w:proofErr w:type="spellStart"/>
+      <w:r>
+        <w:t>aircraft.ht.</w:t>
+      </w:r>
+      <w:r>
+        <w:t>leverArm</w:t>
+      </w:r>
+      <w:proofErr w:type="spellEnd"/>
+    </w:p>
+    <w:p>
+      <w:pPr>
+        <w:pStyle w:val="ListParagraph"/>
+        <w:numPr>
+          <w:ilvl w:val="0"/>
+          <w:numId w:val="7"/>
+        </w:numPr>
+      </w:pPr>
+      <w:proofErr w:type="spellStart"/>
+      <w:r>
+        <w:t>aircraft.ht.</w:t>
+      </w:r>
+      <w:r>
+        <w:t>Area</w:t>
+      </w:r>
+      <w:proofErr w:type="spellEnd"/>
+    </w:p>
+    <w:p>
+      <w:pPr>
+        <w:pStyle w:val="ListParagraph"/>
+        <w:numPr>
+          <w:ilvl w:val="0"/>
+          <w:numId w:val="7"/>
+        </w:numPr>
+      </w:pPr>
+      <w:proofErr w:type="spellStart"/>
+      <w:r>
+        <w:t>aircraft.ht.</w:t>
+      </w:r>
+      <w:r>
+        <w:t>weight</w:t>
+      </w:r>
+      <w:proofErr w:type="spellEnd"/>
+    </w:p>
     <w:p/>
-    <w:p/>
-    <w:p>
-      <w:proofErr w:type="spellStart"/>
-      <w:proofErr w:type="gramStart"/>
+    <w:p>
+      <w:proofErr w:type="spellStart"/>
       <w:r>
         <w:rPr>
           <w:b/>
@@ -323,7 +451,6 @@
         <w:t>aircraft.vt</w:t>
       </w:r>
       <w:proofErr w:type="spellEnd"/>
-      <w:proofErr w:type="gramEnd"/>
       <w:r>
         <w:t xml:space="preserve">            </w:t>
       </w:r>
@@ -333,6 +460,165 @@
       <w:r>
         <w:t xml:space="preserve"> tail</w:t>
       </w:r>
+    </w:p>
+    <w:p>
+      <w:pPr>
+        <w:pStyle w:val="ListParagraph"/>
+        <w:numPr>
+          <w:ilvl w:val="0"/>
+          <w:numId w:val="7"/>
+        </w:numPr>
+      </w:pPr>
+      <w:proofErr w:type="spellStart"/>
+      <w:r>
+        <w:t>aircraft.</w:t>
+      </w:r>
+      <w:r>
+        <w:t>v</w:t>
+      </w:r>
+      <w:r>
+        <w:t>t.QuartChordSweep</w:t>
+      </w:r>
+      <w:proofErr w:type="spellEnd"/>
+    </w:p>
+    <w:p>
+      <w:pPr>
+        <w:pStyle w:val="ListParagraph"/>
+        <w:numPr>
+          <w:ilvl w:val="0"/>
+          <w:numId w:val="7"/>
+        </w:numPr>
+      </w:pPr>
+      <w:proofErr w:type="spellStart"/>
+      <w:r>
+        <w:t>aircraft.</w:t>
+      </w:r>
+      <w:r>
+        <w:t>v</w:t>
+      </w:r>
+      <w:r>
+        <w:t>t.AspectRatio</w:t>
+      </w:r>
+      <w:proofErr w:type="spellEnd"/>
+    </w:p>
+    <w:p>
+      <w:pPr>
+        <w:pStyle w:val="ListParagraph"/>
+        <w:numPr>
+          <w:ilvl w:val="0"/>
+          <w:numId w:val="7"/>
+        </w:numPr>
+      </w:pPr>
+      <w:proofErr w:type="spellStart"/>
+      <w:r>
+        <w:lastRenderedPageBreak/>
+        <w:t>aircraft.</w:t>
+      </w:r>
+      <w:r>
+        <w:t>v</w:t>
+      </w:r>
+      <w:r>
+        <w:t>t.TaperRatio</w:t>
+      </w:r>
+      <w:proofErr w:type="spellEnd"/>
+    </w:p>
+    <w:p>
+      <w:pPr>
+        <w:pStyle w:val="ListParagraph"/>
+        <w:numPr>
+          <w:ilvl w:val="0"/>
+          <w:numId w:val="7"/>
+        </w:numPr>
+      </w:pPr>
+      <w:proofErr w:type="spellStart"/>
+      <w:r>
+        <w:t>aircraft.</w:t>
+      </w:r>
+      <w:r>
+        <w:t>v</w:t>
+      </w:r>
+      <w:r>
+        <w:t>t.VolCoeff</w:t>
+      </w:r>
+      <w:proofErr w:type="spellEnd"/>
+    </w:p>
+    <w:p>
+      <w:pPr>
+        <w:pStyle w:val="ListParagraph"/>
+        <w:numPr>
+          <w:ilvl w:val="0"/>
+          <w:numId w:val="7"/>
+        </w:numPr>
+      </w:pPr>
+      <w:r>
+        <w:t>aircraft.</w:t>
+      </w:r>
+      <w:r>
+        <w:t>v</w:t>
+      </w:r>
+      <w:r>
+        <w:t>t.cg</w:t>
+      </w:r>
+    </w:p>
+    <w:p>
+      <w:pPr>
+        <w:pStyle w:val="ListParagraph"/>
+        <w:numPr>
+          <w:ilvl w:val="0"/>
+          <w:numId w:val="7"/>
+        </w:numPr>
+      </w:pPr>
+      <w:proofErr w:type="spellStart"/>
+      <w:r>
+        <w:t>aircraft.</w:t>
+      </w:r>
+      <w:r>
+        <w:t>v</w:t>
+      </w:r>
+      <w:r>
+        <w:t>t.leverArm</w:t>
+      </w:r>
+      <w:proofErr w:type="spellEnd"/>
+    </w:p>
+    <w:p>
+      <w:pPr>
+        <w:pStyle w:val="ListParagraph"/>
+        <w:numPr>
+          <w:ilvl w:val="0"/>
+          <w:numId w:val="7"/>
+        </w:numPr>
+      </w:pPr>
+      <w:proofErr w:type="spellStart"/>
+      <w:r>
+        <w:t>aircraft.</w:t>
+      </w:r>
+      <w:r>
+        <w:t>v</w:t>
+      </w:r>
+      <w:r>
+        <w:t>t.Area</w:t>
+      </w:r>
+      <w:proofErr w:type="spellEnd"/>
+    </w:p>
+    <w:p>
+      <w:pPr>
+        <w:pStyle w:val="ListParagraph"/>
+        <w:numPr>
+          <w:ilvl w:val="0"/>
+          <w:numId w:val="7"/>
+        </w:numPr>
+      </w:pPr>
+      <w:proofErr w:type="spellStart"/>
+      <w:r>
+        <w:t>aircraft.</w:t>
+      </w:r>
+      <w:r>
+        <w:t>v</w:t>
+      </w:r>
+      <w:r>
+        <w:t>t.weight</w:t>
+      </w:r>
+      <w:proofErr w:type="spellEnd"/>
     </w:p>
     <w:p/>
     <w:p/>
@@ -345,7 +631,6 @@
         </w:rPr>
       </w:pPr>
       <w:proofErr w:type="spellStart"/>
-      <w:proofErr w:type="gramStart"/>
       <w:r>
         <w:rPr>
           <w:b/>
@@ -355,7 +640,6 @@
         <w:t>aircraft.gear</w:t>
       </w:r>
       <w:proofErr w:type="spellEnd"/>
-      <w:proofErr w:type="gramEnd"/>
     </w:p>
     <w:p>
       <w:pPr>
@@ -384,7 +668,6 @@
         </w:rPr>
       </w:pPr>
       <w:proofErr w:type="spellStart"/>
-      <w:proofErr w:type="gramStart"/>
       <w:r>
         <w:rPr>
           <w:b/>
@@ -394,7 +677,6 @@
         <w:t>aircraft.cockpit</w:t>
       </w:r>
       <w:proofErr w:type="spellEnd"/>
-      <w:proofErr w:type="gramEnd"/>
     </w:p>
     <w:p>
       <w:pPr>
@@ -423,7 +705,6 @@
         </w:rPr>
       </w:pPr>
       <w:proofErr w:type="spellStart"/>
-      <w:proofErr w:type="gramStart"/>
       <w:r>
         <w:rPr>
           <w:b/>
@@ -433,7 +714,6 @@
         <w:t>aircraft.avionics</w:t>
       </w:r>
       <w:proofErr w:type="spellEnd"/>
-      <w:proofErr w:type="gramEnd"/>
     </w:p>
     <w:p>
       <w:pPr>
@@ -462,7 +742,6 @@
         </w:rPr>
       </w:pPr>
       <w:proofErr w:type="spellStart"/>
-      <w:proofErr w:type="gramStart"/>
       <w:r>
         <w:rPr>
           <w:b/>
@@ -472,7 +751,6 @@
         <w:t>aircraft.payload</w:t>
       </w:r>
       <w:proofErr w:type="spellEnd"/>
-      <w:proofErr w:type="gramEnd"/>
     </w:p>
     <w:p>
       <w:pPr>
@@ -483,7 +761,6 @@
         </w:numPr>
       </w:pPr>
       <w:proofErr w:type="spellStart"/>
-      <w:proofErr w:type="gramStart"/>
       <w:r>
         <w:t>aircraft.</w:t>
       </w:r>
@@ -491,7 +768,6 @@
         <w:t>strike</w:t>
       </w:r>
       <w:proofErr w:type="spellEnd"/>
-      <w:proofErr w:type="gramEnd"/>
       <w:r>
         <w:t xml:space="preserve">     % strike payloa</w:t>
       </w:r>
@@ -540,7 +816,6 @@
         </w:rPr>
       </w:pPr>
       <w:proofErr w:type="spellStart"/>
-      <w:proofErr w:type="gramStart"/>
       <w:r>
         <w:rPr>
           <w:b/>
@@ -550,7 +825,6 @@
         <w:t>aircraft.constants</w:t>
       </w:r>
       <w:proofErr w:type="spellEnd"/>
-      <w:proofErr w:type="gramEnd"/>
       <w:r>
         <w:rPr>
           <w:b/>
@@ -571,7 +845,6 @@
     </w:p>
     <w:p>
       <w:proofErr w:type="spellStart"/>
-      <w:proofErr w:type="gramStart"/>
       <w:r>
         <w:rPr>
           <w:b/>
@@ -581,7 +854,6 @@
         <w:t>aircraft.flightcond</w:t>
       </w:r>
       <w:proofErr w:type="spellEnd"/>
-      <w:proofErr w:type="gramEnd"/>
       <w:r>
         <w:rPr>
           <w:b/>
@@ -1062,6 +1334,119 @@
     </w:lvl>
   </w:abstractNum>
   <w:abstractNum w:abstractNumId="4" w15:restartNumberingAfterBreak="0">
+    <w:nsid w:val="6D565BCE"/>
+    <w:multiLevelType w:val="hybridMultilevel"/>
+    <w:tmpl w:val="8CF03CF0"/>
+    <w:lvl w:ilvl="0" w:tplc="04090001">
+      <w:start w:val="1"/>
+      <w:numFmt w:val="bullet"/>
+      <w:lvlText w:val=""/>
+      <w:lvlJc w:val="left"/>
+      <w:pPr>
+        <w:ind w:left="720" w:hanging="360"/>
+      </w:pPr>
+      <w:rPr>
+        <w:rFonts w:ascii="Symbol" w:hAnsi="Symbol" w:hint="default"/>
+      </w:rPr>
+    </w:lvl>
+    <w:lvl w:ilvl="1" w:tplc="04090003" w:tentative="1">
+      <w:start w:val="1"/>
+      <w:numFmt w:val="bullet"/>
+      <w:lvlText w:val="o"/>
+      <w:lvlJc w:val="left"/>
+      <w:pPr>
+        <w:ind w:left="1440" w:hanging="360"/>
+      </w:pPr>
+      <w:rPr>
+        <w:rFonts w:ascii="Courier New" w:hAnsi="Courier New" w:cs="Courier New" w:hint="default"/>
+      </w:rPr>
+    </w:lvl>
+    <w:lvl w:ilvl="2" w:tplc="04090005" w:tentative="1">
+      <w:start w:val="1"/>
+      <w:numFmt w:val="bullet"/>
+      <w:lvlText w:val=""/>
+      <w:lvlJc w:val="left"/>
+      <w:pPr>
+        <w:ind w:left="2160" w:hanging="360"/>
+      </w:pPr>
+      <w:rPr>
+        <w:rFonts w:ascii="Wingdings" w:hAnsi="Wingdings" w:hint="default"/>
+      </w:rPr>
+    </w:lvl>
+    <w:lvl w:ilvl="3" w:tplc="04090001" w:tentative="1">
+      <w:start w:val="1"/>
+      <w:numFmt w:val="bullet"/>
+      <w:lvlText w:val=""/>
+      <w:lvlJc w:val="left"/>
+      <w:pPr>
+        <w:ind w:left="2880" w:hanging="360"/>
+      </w:pPr>
+      <w:rPr>
+        <w:rFonts w:ascii="Symbol" w:hAnsi="Symbol" w:hint="default"/>
+      </w:rPr>
+    </w:lvl>
+    <w:lvl w:ilvl="4" w:tplc="04090003" w:tentative="1">
+      <w:start w:val="1"/>
+      <w:numFmt w:val="bullet"/>
+      <w:lvlText w:val="o"/>
+      <w:lvlJc w:val="left"/>
+      <w:pPr>
+        <w:ind w:left="3600" w:hanging="360"/>
+      </w:pPr>
+      <w:rPr>
+        <w:rFonts w:ascii="Courier New" w:hAnsi="Courier New" w:cs="Courier New" w:hint="default"/>
+      </w:rPr>
+    </w:lvl>
+    <w:lvl w:ilvl="5" w:tplc="04090005" w:tentative="1">
+      <w:start w:val="1"/>
+      <w:numFmt w:val="bullet"/>
+      <w:lvlText w:val=""/>
+      <w:lvlJc w:val="left"/>
+      <w:pPr>
+        <w:ind w:left="4320" w:hanging="360"/>
+      </w:pPr>
+      <w:rPr>
+        <w:rFonts w:ascii="Wingdings" w:hAnsi="Wingdings" w:hint="default"/>
+      </w:rPr>
+    </w:lvl>
+    <w:lvl w:ilvl="6" w:tplc="04090001" w:tentative="1">
+      <w:start w:val="1"/>
+      <w:numFmt w:val="bullet"/>
+      <w:lvlText w:val=""/>
+      <w:lvlJc w:val="left"/>
+      <w:pPr>
+        <w:ind w:left="5040" w:hanging="360"/>
+      </w:pPr>
+      <w:rPr>
+        <w:rFonts w:ascii="Symbol" w:hAnsi="Symbol" w:hint="default"/>
+      </w:rPr>
+    </w:lvl>
+    <w:lvl w:ilvl="7" w:tplc="04090003" w:tentative="1">
+      <w:start w:val="1"/>
+      <w:numFmt w:val="bullet"/>
+      <w:lvlText w:val="o"/>
+      <w:lvlJc w:val="left"/>
+      <w:pPr>
+        <w:ind w:left="5760" w:hanging="360"/>
+      </w:pPr>
+      <w:rPr>
+        <w:rFonts w:ascii="Courier New" w:hAnsi="Courier New" w:cs="Courier New" w:hint="default"/>
+      </w:rPr>
+    </w:lvl>
+    <w:lvl w:ilvl="8" w:tplc="04090005" w:tentative="1">
+      <w:start w:val="1"/>
+      <w:numFmt w:val="bullet"/>
+      <w:lvlText w:val=""/>
+      <w:lvlJc w:val="left"/>
+      <w:pPr>
+        <w:ind w:left="6480" w:hanging="360"/>
+      </w:pPr>
+      <w:rPr>
+        <w:rFonts w:ascii="Wingdings" w:hAnsi="Wingdings" w:hint="default"/>
+      </w:rPr>
+    </w:lvl>
+  </w:abstractNum>
+  <w:abstractNum w:abstractNumId="5" w15:restartNumberingAfterBreak="0">
     <w:nsid w:val="74942510"/>
     <w:multiLevelType w:val="hybridMultilevel"/>
     <w:tmpl w:val="18640CBC"/>
@@ -1168,6 +1553,119 @@
       <w:lvlJc w:val="left"/>
       <w:pPr>
         <w:ind w:left="7200" w:hanging="360"/>
+      </w:pPr>
+      <w:rPr>
+        <w:rFonts w:ascii="Wingdings" w:hAnsi="Wingdings" w:hint="default"/>
+      </w:rPr>
+    </w:lvl>
+  </w:abstractNum>
+  <w:abstractNum w:abstractNumId="6" w15:restartNumberingAfterBreak="0">
+    <w:nsid w:val="76196D61"/>
+    <w:multiLevelType w:val="hybridMultilevel"/>
+    <w:tmpl w:val="FBA8086E"/>
+    <w:lvl w:ilvl="0" w:tplc="04090001">
+      <w:start w:val="1"/>
+      <w:numFmt w:val="bullet"/>
+      <w:lvlText w:val=""/>
+      <w:lvlJc w:val="left"/>
+      <w:pPr>
+        <w:ind w:left="720" w:hanging="360"/>
+      </w:pPr>
+      <w:rPr>
+        <w:rFonts w:ascii="Symbol" w:hAnsi="Symbol" w:hint="default"/>
+      </w:rPr>
+    </w:lvl>
+    <w:lvl w:ilvl="1" w:tplc="04090003" w:tentative="1">
+      <w:start w:val="1"/>
+      <w:numFmt w:val="bullet"/>
+      <w:lvlText w:val="o"/>
+      <w:lvlJc w:val="left"/>
+      <w:pPr>
+        <w:ind w:left="1440" w:hanging="360"/>
+      </w:pPr>
+      <w:rPr>
+        <w:rFonts w:ascii="Courier New" w:hAnsi="Courier New" w:cs="Courier New" w:hint="default"/>
+      </w:rPr>
+    </w:lvl>
+    <w:lvl w:ilvl="2" w:tplc="04090005" w:tentative="1">
+      <w:start w:val="1"/>
+      <w:numFmt w:val="bullet"/>
+      <w:lvlText w:val=""/>
+      <w:lvlJc w:val="left"/>
+      <w:pPr>
+        <w:ind w:left="2160" w:hanging="360"/>
+      </w:pPr>
+      <w:rPr>
+        <w:rFonts w:ascii="Wingdings" w:hAnsi="Wingdings" w:hint="default"/>
+      </w:rPr>
+    </w:lvl>
+    <w:lvl w:ilvl="3" w:tplc="04090001" w:tentative="1">
+      <w:start w:val="1"/>
+      <w:numFmt w:val="bullet"/>
+      <w:lvlText w:val=""/>
+      <w:lvlJc w:val="left"/>
+      <w:pPr>
+        <w:ind w:left="2880" w:hanging="360"/>
+      </w:pPr>
+      <w:rPr>
+        <w:rFonts w:ascii="Symbol" w:hAnsi="Symbol" w:hint="default"/>
+      </w:rPr>
+    </w:lvl>
+    <w:lvl w:ilvl="4" w:tplc="04090003" w:tentative="1">
+      <w:start w:val="1"/>
+      <w:numFmt w:val="bullet"/>
+      <w:lvlText w:val="o"/>
+      <w:lvlJc w:val="left"/>
+      <w:pPr>
+        <w:ind w:left="3600" w:hanging="360"/>
+      </w:pPr>
+      <w:rPr>
+        <w:rFonts w:ascii="Courier New" w:hAnsi="Courier New" w:cs="Courier New" w:hint="default"/>
+      </w:rPr>
+    </w:lvl>
+    <w:lvl w:ilvl="5" w:tplc="04090005" w:tentative="1">
+      <w:start w:val="1"/>
+      <w:numFmt w:val="bullet"/>
+      <w:lvlText w:val=""/>
+      <w:lvlJc w:val="left"/>
+      <w:pPr>
+        <w:ind w:left="4320" w:hanging="360"/>
+      </w:pPr>
+      <w:rPr>
+        <w:rFonts w:ascii="Wingdings" w:hAnsi="Wingdings" w:hint="default"/>
+      </w:rPr>
+    </w:lvl>
+    <w:lvl w:ilvl="6" w:tplc="04090001" w:tentative="1">
+      <w:start w:val="1"/>
+      <w:numFmt w:val="bullet"/>
+      <w:lvlText w:val=""/>
+      <w:lvlJc w:val="left"/>
+      <w:pPr>
+        <w:ind w:left="5040" w:hanging="360"/>
+      </w:pPr>
+      <w:rPr>
+        <w:rFonts w:ascii="Symbol" w:hAnsi="Symbol" w:hint="default"/>
+      </w:rPr>
+    </w:lvl>
+    <w:lvl w:ilvl="7" w:tplc="04090003" w:tentative="1">
+      <w:start w:val="1"/>
+      <w:numFmt w:val="bullet"/>
+      <w:lvlText w:val="o"/>
+      <w:lvlJc w:val="left"/>
+      <w:pPr>
+        <w:ind w:left="5760" w:hanging="360"/>
+      </w:pPr>
+      <w:rPr>
+        <w:rFonts w:ascii="Courier New" w:hAnsi="Courier New" w:cs="Courier New" w:hint="default"/>
+      </w:rPr>
+    </w:lvl>
+    <w:lvl w:ilvl="8" w:tplc="04090005" w:tentative="1">
+      <w:start w:val="1"/>
+      <w:numFmt w:val="bullet"/>
+      <w:lvlText w:val=""/>
+      <w:lvlJc w:val="left"/>
+      <w:pPr>
+        <w:ind w:left="6480" w:hanging="360"/>
       </w:pPr>
       <w:rPr>
         <w:rFonts w:ascii="Wingdings" w:hAnsi="Wingdings" w:hint="default"/>
@@ -1187,7 +1685,13 @@
     <w:abstractNumId w:val="0"/>
   </w:num>
   <w:num w:numId="5" w16cid:durableId="817454268">
+    <w:abstractNumId w:val="5"/>
+  </w:num>
+  <w:num w:numId="6" w16cid:durableId="734670056">
     <w:abstractNumId w:val="4"/>
+  </w:num>
+  <w:num w:numId="7" w16cid:durableId="365250854">
+    <w:abstractNumId w:val="6"/>
   </w:num>
 </w:numbering>
 </file>

--- a/MATLAB Naming Syntax.docx
+++ b/MATLAB Naming Syntax.docx
@@ -34,13 +34,8 @@
       <w:r>
         <w:t>Figure “</w:t>
       </w:r>
-      <w:proofErr w:type="spellStart"/>
-      <w:r>
-        <w:t>LineWidth</w:t>
-      </w:r>
-      <w:proofErr w:type="spellEnd"/>
-      <w:r>
-        <w:t>” should be 1.75 unless that’s too cluttered, then lower it</w:t>
+      <w:r>
+        <w:t>LineWidth” should be 1.75 unless that’s too cluttered, then lower it</w:t>
       </w:r>
     </w:p>
     <w:p>
@@ -49,7 +44,6 @@
       </w:pPr>
     </w:p>
     <w:p>
-      <w:proofErr w:type="spellStart"/>
       <w:r>
         <w:rPr>
           <w:b/>
@@ -58,7 +52,6 @@
         </w:rPr>
         <w:t>aircraft.wing</w:t>
       </w:r>
-      <w:proofErr w:type="spellEnd"/>
       <w:r>
         <w:t xml:space="preserve"> </w:t>
       </w:r>
@@ -89,16 +82,11 @@
           <w:numId w:val="5"/>
         </w:numPr>
       </w:pPr>
-      <w:proofErr w:type="spellStart"/>
       <w:r>
         <w:t>aircraft.wing.cg.</w:t>
       </w:r>
       <w:r>
-        <w:t>fs</w:t>
-      </w:r>
-      <w:proofErr w:type="spellEnd"/>
-      <w:r>
-        <w:t xml:space="preserve">     % fuselage station location of the wing cg</w:t>
+        <w:t>fs     % fuselage station location of the wing cg</w:t>
       </w:r>
     </w:p>
     <w:p>
@@ -109,13 +97,8 @@
           <w:numId w:val="5"/>
         </w:numPr>
       </w:pPr>
-      <w:proofErr w:type="spellStart"/>
-      <w:r>
-        <w:t>aircraft.wing.cg.bl</w:t>
-      </w:r>
-      <w:proofErr w:type="spellEnd"/>
-      <w:r>
-        <w:t xml:space="preserve">   % butt line </w:t>
+      <w:r>
+        <w:t xml:space="preserve">aircraft.wing.cg.bl   % butt line </w:t>
       </w:r>
       <w:r>
         <w:t>location of the wing cg</w:t>
@@ -129,7 +112,6 @@
           <w:numId w:val="5"/>
         </w:numPr>
       </w:pPr>
-      <w:proofErr w:type="spellStart"/>
       <w:r>
         <w:t>aircraft.wing.</w:t>
       </w:r>
@@ -137,11 +119,7 @@
         <w:t>cg.</w:t>
       </w:r>
       <w:r>
-        <w:t>wl</w:t>
-      </w:r>
-      <w:proofErr w:type="spellEnd"/>
-      <w:r>
-        <w:t xml:space="preserve">  % water line location of the wing cg</w:t>
+        <w:t>wl  % water line location of the wing cg</w:t>
       </w:r>
     </w:p>
     <w:p>
@@ -170,14 +148,12 @@
           <w:numId w:val="5"/>
         </w:numPr>
       </w:pPr>
-      <w:proofErr w:type="spellStart"/>
       <w:r>
         <w:t>aircraft.wing.</w:t>
       </w:r>
       <w:r>
         <w:t>span</w:t>
       </w:r>
-      <w:proofErr w:type="spellEnd"/>
     </w:p>
     <w:p>
       <w:pPr>
@@ -187,13 +163,8 @@
           <w:numId w:val="5"/>
         </w:numPr>
       </w:pPr>
-      <w:proofErr w:type="spellStart"/>
-      <w:r>
-        <w:t>aircraft.wing.sweep</w:t>
-      </w:r>
-      <w:proofErr w:type="spellEnd"/>
-      <w:r>
-        <w:t xml:space="preserve">   % </w:t>
+      <w:r>
+        <w:t xml:space="preserve">aircraft.wing.sweep   % </w:t>
       </w:r>
       <w:r>
         <w:t>wing sweep angle</w:t>
@@ -207,7 +178,6 @@
           <w:numId w:val="5"/>
         </w:numPr>
       </w:pPr>
-      <w:proofErr w:type="spellStart"/>
       <w:r>
         <w:t>aircraft</w:t>
       </w:r>
@@ -217,7 +187,6 @@
       <w:r>
         <w:t>weight</w:t>
       </w:r>
-      <w:proofErr w:type="spellEnd"/>
     </w:p>
     <w:p>
       <w:pPr>
@@ -227,15 +196,12 @@
           <w:numId w:val="5"/>
         </w:numPr>
       </w:pPr>
-      <w:proofErr w:type="spellStart"/>
       <w:r>
         <w:t>aircraft.taper_ratio</w:t>
       </w:r>
-      <w:proofErr w:type="spellEnd"/>
     </w:p>
     <w:p/>
     <w:p>
-      <w:proofErr w:type="spellStart"/>
       <w:r>
         <w:rPr>
           <w:b/>
@@ -244,7 +210,6 @@
         </w:rPr>
         <w:t>aircraft.fuselage</w:t>
       </w:r>
-      <w:proofErr w:type="spellEnd"/>
       <w:r>
         <w:t xml:space="preserve">                 </w:t>
       </w:r>
@@ -257,11 +222,9 @@
           <w:numId w:val="6"/>
         </w:numPr>
       </w:pPr>
-      <w:proofErr w:type="spellStart"/>
       <w:r>
         <w:t>aircraft.fuselage.weight</w:t>
       </w:r>
-      <w:proofErr w:type="spellEnd"/>
     </w:p>
     <w:p>
       <w:pPr>
@@ -271,14 +234,12 @@
           <w:numId w:val="6"/>
         </w:numPr>
       </w:pPr>
-      <w:proofErr w:type="spellStart"/>
       <w:r>
         <w:t>aircraft.fuselage.</w:t>
       </w:r>
       <w:r>
         <w:t>length</w:t>
       </w:r>
-      <w:proofErr w:type="spellEnd"/>
     </w:p>
     <w:p/>
     <w:p>
@@ -316,11 +277,9 @@
           <w:numId w:val="7"/>
         </w:numPr>
       </w:pPr>
-      <w:proofErr w:type="spellStart"/>
       <w:r>
         <w:t>aircraft.ht.QuartChordSweep</w:t>
       </w:r>
-      <w:proofErr w:type="spellEnd"/>
     </w:p>
     <w:p>
       <w:pPr>
@@ -330,14 +289,12 @@
           <w:numId w:val="7"/>
         </w:numPr>
       </w:pPr>
-      <w:proofErr w:type="spellStart"/>
       <w:r>
         <w:t>aircraft.ht.</w:t>
       </w:r>
       <w:r>
         <w:t>AspectRatio</w:t>
       </w:r>
-      <w:proofErr w:type="spellEnd"/>
     </w:p>
     <w:p>
       <w:pPr>
@@ -347,14 +304,12 @@
           <w:numId w:val="7"/>
         </w:numPr>
       </w:pPr>
-      <w:proofErr w:type="spellStart"/>
       <w:r>
         <w:t>aircraft.ht.</w:t>
       </w:r>
       <w:r>
         <w:t>TaperRatio</w:t>
       </w:r>
-      <w:proofErr w:type="spellEnd"/>
     </w:p>
     <w:p>
       <w:pPr>
@@ -364,14 +319,12 @@
           <w:numId w:val="7"/>
         </w:numPr>
       </w:pPr>
-      <w:proofErr w:type="spellStart"/>
       <w:r>
         <w:t>aircraft.ht.</w:t>
       </w:r>
       <w:r>
         <w:t>VolCoeff</w:t>
       </w:r>
-      <w:proofErr w:type="spellEnd"/>
     </w:p>
     <w:p>
       <w:pPr>
@@ -396,14 +349,12 @@
           <w:numId w:val="7"/>
         </w:numPr>
       </w:pPr>
-      <w:proofErr w:type="spellStart"/>
       <w:r>
         <w:t>aircraft.ht.</w:t>
       </w:r>
       <w:r>
         <w:t>leverArm</w:t>
       </w:r>
-      <w:proofErr w:type="spellEnd"/>
     </w:p>
     <w:p>
       <w:pPr>
@@ -413,14 +364,12 @@
           <w:numId w:val="7"/>
         </w:numPr>
       </w:pPr>
-      <w:proofErr w:type="spellStart"/>
       <w:r>
         <w:t>aircraft.ht.</w:t>
       </w:r>
       <w:r>
         <w:t>Area</w:t>
       </w:r>
-      <w:proofErr w:type="spellEnd"/>
     </w:p>
     <w:p>
       <w:pPr>
@@ -430,18 +379,15 @@
           <w:numId w:val="7"/>
         </w:numPr>
       </w:pPr>
-      <w:proofErr w:type="spellStart"/>
       <w:r>
         <w:t>aircraft.ht.</w:t>
       </w:r>
       <w:r>
         <w:t>weight</w:t>
       </w:r>
-      <w:proofErr w:type="spellEnd"/>
     </w:p>
     <w:p/>
     <w:p>
-      <w:proofErr w:type="spellStart"/>
       <w:r>
         <w:rPr>
           <w:b/>
@@ -450,7 +396,6 @@
         </w:rPr>
         <w:t>aircraft.vt</w:t>
       </w:r>
-      <w:proofErr w:type="spellEnd"/>
       <w:r>
         <w:t xml:space="preserve">            </w:t>
       </w:r>
@@ -469,7 +414,6 @@
           <w:numId w:val="7"/>
         </w:numPr>
       </w:pPr>
-      <w:proofErr w:type="spellStart"/>
       <w:r>
         <w:t>aircraft.</w:t>
       </w:r>
@@ -479,7 +423,6 @@
       <w:r>
         <w:t>t.QuartChordSweep</w:t>
       </w:r>
-      <w:proofErr w:type="spellEnd"/>
     </w:p>
     <w:p>
       <w:pPr>
@@ -489,7 +432,6 @@
           <w:numId w:val="7"/>
         </w:numPr>
       </w:pPr>
-      <w:proofErr w:type="spellStart"/>
       <w:r>
         <w:t>aircraft.</w:t>
       </w:r>
@@ -499,7 +441,6 @@
       <w:r>
         <w:t>t.AspectRatio</w:t>
       </w:r>
-      <w:proofErr w:type="spellEnd"/>
     </w:p>
     <w:p>
       <w:pPr>
@@ -509,7 +450,6 @@
           <w:numId w:val="7"/>
         </w:numPr>
       </w:pPr>
-      <w:proofErr w:type="spellStart"/>
       <w:r>
         <w:lastRenderedPageBreak/>
         <w:t>aircraft.</w:t>
@@ -520,7 +460,6 @@
       <w:r>
         <w:t>t.TaperRatio</w:t>
       </w:r>
-      <w:proofErr w:type="spellEnd"/>
     </w:p>
     <w:p>
       <w:pPr>
@@ -530,7 +469,6 @@
           <w:numId w:val="7"/>
         </w:numPr>
       </w:pPr>
-      <w:proofErr w:type="spellStart"/>
       <w:r>
         <w:t>aircraft.</w:t>
       </w:r>
@@ -540,7 +478,6 @@
       <w:r>
         <w:t>t.VolCoeff</w:t>
       </w:r>
-      <w:proofErr w:type="spellEnd"/>
     </w:p>
     <w:p>
       <w:pPr>
@@ -568,7 +505,6 @@
           <w:numId w:val="7"/>
         </w:numPr>
       </w:pPr>
-      <w:proofErr w:type="spellStart"/>
       <w:r>
         <w:t>aircraft.</w:t>
       </w:r>
@@ -578,7 +514,6 @@
       <w:r>
         <w:t>t.leverArm</w:t>
       </w:r>
-      <w:proofErr w:type="spellEnd"/>
     </w:p>
     <w:p>
       <w:pPr>
@@ -588,7 +523,6 @@
           <w:numId w:val="7"/>
         </w:numPr>
       </w:pPr>
-      <w:proofErr w:type="spellStart"/>
       <w:r>
         <w:t>aircraft.</w:t>
       </w:r>
@@ -598,7 +532,6 @@
       <w:r>
         <w:t>t.Area</w:t>
       </w:r>
-      <w:proofErr w:type="spellEnd"/>
     </w:p>
     <w:p>
       <w:pPr>
@@ -608,7 +541,6 @@
           <w:numId w:val="7"/>
         </w:numPr>
       </w:pPr>
-      <w:proofErr w:type="spellStart"/>
       <w:r>
         <w:t>aircraft.</w:t>
       </w:r>
@@ -618,7 +550,6 @@
       <w:r>
         <w:t>t.weight</w:t>
       </w:r>
-      <w:proofErr w:type="spellEnd"/>
     </w:p>
     <w:p/>
     <w:p/>
@@ -630,7 +561,6 @@
           <w:u w:val="single"/>
         </w:rPr>
       </w:pPr>
-      <w:proofErr w:type="spellStart"/>
       <w:r>
         <w:rPr>
           <w:b/>
@@ -639,7 +569,6 @@
         </w:rPr>
         <w:t>aircraft.gear</w:t>
       </w:r>
-      <w:proofErr w:type="spellEnd"/>
     </w:p>
     <w:p>
       <w:pPr>
@@ -667,7 +596,6 @@
           <w:u w:val="single"/>
         </w:rPr>
       </w:pPr>
-      <w:proofErr w:type="spellStart"/>
       <w:r>
         <w:rPr>
           <w:b/>
@@ -676,7 +604,6 @@
         </w:rPr>
         <w:t>aircraft.cockpit</w:t>
       </w:r>
-      <w:proofErr w:type="spellEnd"/>
     </w:p>
     <w:p>
       <w:pPr>
@@ -704,7 +631,6 @@
           <w:u w:val="single"/>
         </w:rPr>
       </w:pPr>
-      <w:proofErr w:type="spellStart"/>
       <w:r>
         <w:rPr>
           <w:b/>
@@ -713,7 +639,6 @@
         </w:rPr>
         <w:t>aircraft.avionics</w:t>
       </w:r>
-      <w:proofErr w:type="spellEnd"/>
     </w:p>
     <w:p>
       <w:pPr>
@@ -741,7 +666,6 @@
           <w:u w:val="single"/>
         </w:rPr>
       </w:pPr>
-      <w:proofErr w:type="spellStart"/>
       <w:r>
         <w:rPr>
           <w:b/>
@@ -750,7 +674,6 @@
         </w:rPr>
         <w:t>aircraft.payload</w:t>
       </w:r>
-      <w:proofErr w:type="spellEnd"/>
     </w:p>
     <w:p>
       <w:pPr>
@@ -760,16 +683,11 @@
           <w:numId w:val="2"/>
         </w:numPr>
       </w:pPr>
-      <w:proofErr w:type="spellStart"/>
       <w:r>
         <w:t>aircraft.</w:t>
       </w:r>
       <w:r>
-        <w:t>strike</w:t>
-      </w:r>
-      <w:proofErr w:type="spellEnd"/>
-      <w:r>
-        <w:t xml:space="preserve">     % strike payloa</w:t>
+        <w:t>strike     % strike payloa</w:t>
       </w:r>
       <w:r>
         <w:t>d</w:t>
@@ -815,36 +733,34 @@
           <w:u w:val="single"/>
         </w:rPr>
       </w:pPr>
-      <w:proofErr w:type="spellStart"/>
       <w:r>
         <w:rPr>
           <w:b/>
           <w:bCs/>
           <w:u w:val="single"/>
         </w:rPr>
-        <w:t>aircraft.constants</w:t>
-      </w:r>
-      <w:proofErr w:type="spellEnd"/>
-      <w:r>
+        <w:t xml:space="preserve">aircraft.constants          </w:t>
+      </w:r>
+    </w:p>
+    <w:p>
+      <w:pPr>
+        <w:pStyle w:val="ListParagraph"/>
+        <w:numPr>
+          <w:ilvl w:val="0"/>
+          <w:numId w:val="8"/>
+        </w:numPr>
         <w:rPr>
-          <w:b/>
           <w:bCs/>
-          <w:u w:val="single"/>
         </w:rPr>
-        <w:t xml:space="preserve">          </w:t>
-      </w:r>
-    </w:p>
-    <w:p>
-      <w:pPr>
+      </w:pPr>
+      <w:r>
         <w:rPr>
-          <w:b/>
           <w:bCs/>
-          <w:u w:val="single"/>
         </w:rPr>
-      </w:pPr>
-    </w:p>
-    <w:p>
-      <w:proofErr w:type="spellStart"/>
+        <w:t>aircraft.constants.weight</w:t>
+      </w:r>
+    </w:p>
+    <w:p>
       <w:r>
         <w:rPr>
           <w:b/>
@@ -853,7 +769,6 @@
         </w:rPr>
         <w:t>aircraft.flightcond</w:t>
       </w:r>
-      <w:proofErr w:type="spellEnd"/>
       <w:r>
         <w:rPr>
           <w:b/>
@@ -1447,6 +1362,119 @@
     </w:lvl>
   </w:abstractNum>
   <w:abstractNum w:abstractNumId="5" w15:restartNumberingAfterBreak="0">
+    <w:nsid w:val="6DB17FB8"/>
+    <w:multiLevelType w:val="hybridMultilevel"/>
+    <w:tmpl w:val="12E4354A"/>
+    <w:lvl w:ilvl="0" w:tplc="04090001">
+      <w:start w:val="1"/>
+      <w:numFmt w:val="bullet"/>
+      <w:lvlText w:val=""/>
+      <w:lvlJc w:val="left"/>
+      <w:pPr>
+        <w:ind w:left="720" w:hanging="360"/>
+      </w:pPr>
+      <w:rPr>
+        <w:rFonts w:ascii="Symbol" w:hAnsi="Symbol" w:hint="default"/>
+      </w:rPr>
+    </w:lvl>
+    <w:lvl w:ilvl="1" w:tplc="04090003" w:tentative="1">
+      <w:start w:val="1"/>
+      <w:numFmt w:val="bullet"/>
+      <w:lvlText w:val="o"/>
+      <w:lvlJc w:val="left"/>
+      <w:pPr>
+        <w:ind w:left="1440" w:hanging="360"/>
+      </w:pPr>
+      <w:rPr>
+        <w:rFonts w:ascii="Courier New" w:hAnsi="Courier New" w:cs="Courier New" w:hint="default"/>
+      </w:rPr>
+    </w:lvl>
+    <w:lvl w:ilvl="2" w:tplc="04090005" w:tentative="1">
+      <w:start w:val="1"/>
+      <w:numFmt w:val="bullet"/>
+      <w:lvlText w:val=""/>
+      <w:lvlJc w:val="left"/>
+      <w:pPr>
+        <w:ind w:left="2160" w:hanging="360"/>
+      </w:pPr>
+      <w:rPr>
+        <w:rFonts w:ascii="Wingdings" w:hAnsi="Wingdings" w:hint="default"/>
+      </w:rPr>
+    </w:lvl>
+    <w:lvl w:ilvl="3" w:tplc="04090001" w:tentative="1">
+      <w:start w:val="1"/>
+      <w:numFmt w:val="bullet"/>
+      <w:lvlText w:val=""/>
+      <w:lvlJc w:val="left"/>
+      <w:pPr>
+        <w:ind w:left="2880" w:hanging="360"/>
+      </w:pPr>
+      <w:rPr>
+        <w:rFonts w:ascii="Symbol" w:hAnsi="Symbol" w:hint="default"/>
+      </w:rPr>
+    </w:lvl>
+    <w:lvl w:ilvl="4" w:tplc="04090003" w:tentative="1">
+      <w:start w:val="1"/>
+      <w:numFmt w:val="bullet"/>
+      <w:lvlText w:val="o"/>
+      <w:lvlJc w:val="left"/>
+      <w:pPr>
+        <w:ind w:left="3600" w:hanging="360"/>
+      </w:pPr>
+      <w:rPr>
+        <w:rFonts w:ascii="Courier New" w:hAnsi="Courier New" w:cs="Courier New" w:hint="default"/>
+      </w:rPr>
+    </w:lvl>
+    <w:lvl w:ilvl="5" w:tplc="04090005" w:tentative="1">
+      <w:start w:val="1"/>
+      <w:numFmt w:val="bullet"/>
+      <w:lvlText w:val=""/>
+      <w:lvlJc w:val="left"/>
+      <w:pPr>
+        <w:ind w:left="4320" w:hanging="360"/>
+      </w:pPr>
+      <w:rPr>
+        <w:rFonts w:ascii="Wingdings" w:hAnsi="Wingdings" w:hint="default"/>
+      </w:rPr>
+    </w:lvl>
+    <w:lvl w:ilvl="6" w:tplc="04090001" w:tentative="1">
+      <w:start w:val="1"/>
+      <w:numFmt w:val="bullet"/>
+      <w:lvlText w:val=""/>
+      <w:lvlJc w:val="left"/>
+      <w:pPr>
+        <w:ind w:left="5040" w:hanging="360"/>
+      </w:pPr>
+      <w:rPr>
+        <w:rFonts w:ascii="Symbol" w:hAnsi="Symbol" w:hint="default"/>
+      </w:rPr>
+    </w:lvl>
+    <w:lvl w:ilvl="7" w:tplc="04090003" w:tentative="1">
+      <w:start w:val="1"/>
+      <w:numFmt w:val="bullet"/>
+      <w:lvlText w:val="o"/>
+      <w:lvlJc w:val="left"/>
+      <w:pPr>
+        <w:ind w:left="5760" w:hanging="360"/>
+      </w:pPr>
+      <w:rPr>
+        <w:rFonts w:ascii="Courier New" w:hAnsi="Courier New" w:cs="Courier New" w:hint="default"/>
+      </w:rPr>
+    </w:lvl>
+    <w:lvl w:ilvl="8" w:tplc="04090005" w:tentative="1">
+      <w:start w:val="1"/>
+      <w:numFmt w:val="bullet"/>
+      <w:lvlText w:val=""/>
+      <w:lvlJc w:val="left"/>
+      <w:pPr>
+        <w:ind w:left="6480" w:hanging="360"/>
+      </w:pPr>
+      <w:rPr>
+        <w:rFonts w:ascii="Wingdings" w:hAnsi="Wingdings" w:hint="default"/>
+      </w:rPr>
+    </w:lvl>
+  </w:abstractNum>
+  <w:abstractNum w:abstractNumId="6" w15:restartNumberingAfterBreak="0">
     <w:nsid w:val="74942510"/>
     <w:multiLevelType w:val="hybridMultilevel"/>
     <w:tmpl w:val="18640CBC"/>
@@ -1559,7 +1587,7 @@
       </w:rPr>
     </w:lvl>
   </w:abstractNum>
-  <w:abstractNum w:abstractNumId="6" w15:restartNumberingAfterBreak="0">
+  <w:abstractNum w:abstractNumId="7" w15:restartNumberingAfterBreak="0">
     <w:nsid w:val="76196D61"/>
     <w:multiLevelType w:val="hybridMultilevel"/>
     <w:tmpl w:val="FBA8086E"/>
@@ -1685,13 +1713,16 @@
     <w:abstractNumId w:val="0"/>
   </w:num>
   <w:num w:numId="5" w16cid:durableId="817454268">
-    <w:abstractNumId w:val="5"/>
+    <w:abstractNumId w:val="6"/>
   </w:num>
   <w:num w:numId="6" w16cid:durableId="734670056">
     <w:abstractNumId w:val="4"/>
   </w:num>
   <w:num w:numId="7" w16cid:durableId="365250854">
-    <w:abstractNumId w:val="6"/>
+    <w:abstractNumId w:val="7"/>
+  </w:num>
+  <w:num w:numId="8" w16cid:durableId="302396792">
+    <w:abstractNumId w:val="5"/>
   </w:num>
 </w:numbering>
 </file>

--- a/MATLAB Naming Syntax.docx
+++ b/MATLAB Naming Syntax.docx
@@ -34,8 +34,13 @@
       <w:r>
         <w:t>Figure “</w:t>
       </w:r>
-      <w:r>
-        <w:t>LineWidth” should be 1.75 unless that’s too cluttered, then lower it</w:t>
+      <w:proofErr w:type="spellStart"/>
+      <w:r>
+        <w:t>LineWidth</w:t>
+      </w:r>
+      <w:proofErr w:type="spellEnd"/>
+      <w:r>
+        <w:t>” should be 1.75 unless that’s too cluttered, then lower it</w:t>
       </w:r>
     </w:p>
     <w:p>
@@ -44,6 +49,7 @@
       </w:pPr>
     </w:p>
     <w:p>
+      <w:proofErr w:type="spellStart"/>
       <w:r>
         <w:rPr>
           <w:b/>
@@ -52,6 +58,7 @@
         </w:rPr>
         <w:t>aircraft.wing</w:t>
       </w:r>
+      <w:proofErr w:type="spellEnd"/>
       <w:r>
         <w:t xml:space="preserve"> </w:t>
       </w:r>
@@ -82,11 +89,16 @@
           <w:numId w:val="5"/>
         </w:numPr>
       </w:pPr>
+      <w:proofErr w:type="spellStart"/>
       <w:r>
         <w:t>aircraft.wing.cg.</w:t>
       </w:r>
       <w:r>
-        <w:t>fs     % fuselage station location of the wing cg</w:t>
+        <w:t>fs</w:t>
+      </w:r>
+      <w:proofErr w:type="spellEnd"/>
+      <w:r>
+        <w:t xml:space="preserve">     % fuselage station location of the wing cg</w:t>
       </w:r>
     </w:p>
     <w:p>
@@ -97,8 +109,13 @@
           <w:numId w:val="5"/>
         </w:numPr>
       </w:pPr>
-      <w:r>
-        <w:t xml:space="preserve">aircraft.wing.cg.bl   % butt line </w:t>
+      <w:proofErr w:type="spellStart"/>
+      <w:r>
+        <w:t>aircraft.wing.cg.bl</w:t>
+      </w:r>
+      <w:proofErr w:type="spellEnd"/>
+      <w:r>
+        <w:t xml:space="preserve">   % butt line </w:t>
       </w:r>
       <w:r>
         <w:t>location of the wing cg</w:t>
@@ -112,6 +129,7 @@
           <w:numId w:val="5"/>
         </w:numPr>
       </w:pPr>
+      <w:proofErr w:type="spellStart"/>
       <w:r>
         <w:t>aircraft.wing.</w:t>
       </w:r>
@@ -119,7 +137,11 @@
         <w:t>cg.</w:t>
       </w:r>
       <w:r>
-        <w:t>wl  % water line location of the wing cg</w:t>
+        <w:t>wl</w:t>
+      </w:r>
+      <w:proofErr w:type="spellEnd"/>
+      <w:r>
+        <w:t xml:space="preserve">  % water line location of the wing cg</w:t>
       </w:r>
     </w:p>
     <w:p>
@@ -148,12 +170,14 @@
           <w:numId w:val="5"/>
         </w:numPr>
       </w:pPr>
+      <w:proofErr w:type="spellStart"/>
       <w:r>
         <w:t>aircraft.wing.</w:t>
       </w:r>
       <w:r>
         <w:t>span</w:t>
       </w:r>
+      <w:proofErr w:type="spellEnd"/>
     </w:p>
     <w:p>
       <w:pPr>
@@ -163,8 +187,13 @@
           <w:numId w:val="5"/>
         </w:numPr>
       </w:pPr>
-      <w:r>
-        <w:t xml:space="preserve">aircraft.wing.sweep   % </w:t>
+      <w:proofErr w:type="spellStart"/>
+      <w:r>
+        <w:t>aircraft.wing.sweep</w:t>
+      </w:r>
+      <w:proofErr w:type="spellEnd"/>
+      <w:r>
+        <w:t xml:space="preserve">   % </w:t>
       </w:r>
       <w:r>
         <w:t>wing sweep angle</w:t>
@@ -178,6 +207,7 @@
           <w:numId w:val="5"/>
         </w:numPr>
       </w:pPr>
+      <w:proofErr w:type="spellStart"/>
       <w:r>
         <w:t>aircraft</w:t>
       </w:r>
@@ -187,6 +217,7 @@
       <w:r>
         <w:t>weight</w:t>
       </w:r>
+      <w:proofErr w:type="spellEnd"/>
     </w:p>
     <w:p>
       <w:pPr>
@@ -196,12 +227,49 @@
           <w:numId w:val="5"/>
         </w:numPr>
       </w:pPr>
-      <w:r>
-        <w:t>aircraft.taper_ratio</w:t>
+      <w:proofErr w:type="spellStart"/>
+      <w:r>
+        <w:t>aircraft.</w:t>
+      </w:r>
+      <w:r>
+        <w:t>wing.</w:t>
+      </w:r>
+      <w:r>
+        <w:t>taper_ratio</w:t>
+      </w:r>
+      <w:proofErr w:type="spellEnd"/>
+    </w:p>
+    <w:p>
+      <w:pPr>
+        <w:pStyle w:val="ListParagraph"/>
+        <w:numPr>
+          <w:ilvl w:val="0"/>
+          <w:numId w:val="5"/>
+        </w:numPr>
+      </w:pPr>
+      <w:r>
+        <w:t>aircraft.wing.AR</w:t>
+      </w:r>
+      <w:r>
+        <w:tab/>
+        <w:t>% aspect ratio</w:t>
+      </w:r>
+    </w:p>
+    <w:p>
+      <w:pPr>
+        <w:pStyle w:val="ListParagraph"/>
+        <w:numPr>
+          <w:ilvl w:val="0"/>
+          <w:numId w:val="5"/>
+        </w:numPr>
+      </w:pPr>
+      <w:r>
+        <w:t>aircraft.wing.T2C % thickness to chord ratio</w:t>
       </w:r>
     </w:p>
     <w:p/>
     <w:p>
+      <w:proofErr w:type="spellStart"/>
       <w:r>
         <w:rPr>
           <w:b/>
@@ -210,6 +278,7 @@
         </w:rPr>
         <w:t>aircraft.fuselage</w:t>
       </w:r>
+      <w:proofErr w:type="spellEnd"/>
       <w:r>
         <w:t xml:space="preserve">                 </w:t>
       </w:r>
@@ -222,9 +291,11 @@
           <w:numId w:val="6"/>
         </w:numPr>
       </w:pPr>
+      <w:proofErr w:type="spellStart"/>
       <w:r>
         <w:t>aircraft.fuselage.weight</w:t>
       </w:r>
+      <w:proofErr w:type="spellEnd"/>
     </w:p>
     <w:p>
       <w:pPr>
@@ -234,12 +305,14 @@
           <w:numId w:val="6"/>
         </w:numPr>
       </w:pPr>
+      <w:proofErr w:type="spellStart"/>
       <w:r>
         <w:t>aircraft.fuselage.</w:t>
       </w:r>
       <w:r>
         <w:t>length</w:t>
       </w:r>
+      <w:proofErr w:type="spellEnd"/>
     </w:p>
     <w:p/>
     <w:p>
@@ -277,9 +350,14 @@
           <w:numId w:val="7"/>
         </w:numPr>
       </w:pPr>
-      <w:r>
-        <w:t>aircraft.ht.QuartChordSweep</w:t>
-      </w:r>
+      <w:proofErr w:type="spellStart"/>
+      <w:r>
+        <w:t>aircraft.ht.</w:t>
+      </w:r>
+      <w:r>
+        <w:t>sweep</w:t>
+      </w:r>
+      <w:proofErr w:type="spellEnd"/>
     </w:p>
     <w:p>
       <w:pPr>
@@ -293,7 +371,7 @@
         <w:t>aircraft.ht.</w:t>
       </w:r>
       <w:r>
-        <w:t>AspectRatio</w:t>
+        <w:t>AR</w:t>
       </w:r>
     </w:p>
     <w:p>
@@ -304,12 +382,14 @@
           <w:numId w:val="7"/>
         </w:numPr>
       </w:pPr>
+      <w:proofErr w:type="spellStart"/>
       <w:r>
         <w:t>aircraft.ht.</w:t>
       </w:r>
       <w:r>
         <w:t>TaperRatio</w:t>
       </w:r>
+      <w:proofErr w:type="spellEnd"/>
     </w:p>
     <w:p>
       <w:pPr>
@@ -319,12 +399,14 @@
           <w:numId w:val="7"/>
         </w:numPr>
       </w:pPr>
+      <w:proofErr w:type="spellStart"/>
       <w:r>
         <w:t>aircraft.ht.</w:t>
       </w:r>
       <w:r>
         <w:t>VolCoeff</w:t>
       </w:r>
+      <w:proofErr w:type="spellEnd"/>
     </w:p>
     <w:p>
       <w:pPr>
@@ -349,12 +431,14 @@
           <w:numId w:val="7"/>
         </w:numPr>
       </w:pPr>
+      <w:proofErr w:type="spellStart"/>
       <w:r>
         <w:t>aircraft.ht.</w:t>
       </w:r>
       <w:r>
         <w:t>leverArm</w:t>
       </w:r>
+      <w:proofErr w:type="spellEnd"/>
     </w:p>
     <w:p>
       <w:pPr>
@@ -364,12 +448,14 @@
           <w:numId w:val="7"/>
         </w:numPr>
       </w:pPr>
+      <w:proofErr w:type="spellStart"/>
       <w:r>
         <w:t>aircraft.ht.</w:t>
       </w:r>
       <w:r>
         <w:t>Area</w:t>
       </w:r>
+      <w:proofErr w:type="spellEnd"/>
     </w:p>
     <w:p>
       <w:pPr>
@@ -379,15 +465,18 @@
           <w:numId w:val="7"/>
         </w:numPr>
       </w:pPr>
+      <w:proofErr w:type="spellStart"/>
       <w:r>
         <w:t>aircraft.ht.</w:t>
       </w:r>
       <w:r>
         <w:t>weight</w:t>
       </w:r>
+      <w:proofErr w:type="spellEnd"/>
     </w:p>
     <w:p/>
     <w:p>
+      <w:proofErr w:type="spellStart"/>
       <w:r>
         <w:rPr>
           <w:b/>
@@ -396,6 +485,7 @@
         </w:rPr>
         <w:t>aircraft.vt</w:t>
       </w:r>
+      <w:proofErr w:type="spellEnd"/>
       <w:r>
         <w:t xml:space="preserve">            </w:t>
       </w:r>
@@ -414,7 +504,9 @@
           <w:numId w:val="7"/>
         </w:numPr>
       </w:pPr>
-      <w:r>
+      <w:proofErr w:type="spellStart"/>
+      <w:r>
+        <w:lastRenderedPageBreak/>
         <w:t>aircraft.</w:t>
       </w:r>
       <w:r>
@@ -423,6 +515,7 @@
       <w:r>
         <w:t>t.QuartChordSweep</w:t>
       </w:r>
+      <w:proofErr w:type="spellEnd"/>
     </w:p>
     <w:p>
       <w:pPr>
@@ -439,7 +532,10 @@
         <w:t>v</w:t>
       </w:r>
       <w:r>
-        <w:t>t.AspectRatio</w:t>
+        <w:t>t.</w:t>
+      </w:r>
+      <w:r>
+        <w:t>AR</w:t>
       </w:r>
     </w:p>
     <w:p>
@@ -450,8 +546,8 @@
           <w:numId w:val="7"/>
         </w:numPr>
       </w:pPr>
-      <w:r>
-        <w:lastRenderedPageBreak/>
+      <w:proofErr w:type="spellStart"/>
+      <w:r>
         <w:t>aircraft.</w:t>
       </w:r>
       <w:r>
@@ -460,6 +556,7 @@
       <w:r>
         <w:t>t.TaperRatio</w:t>
       </w:r>
+      <w:proofErr w:type="spellEnd"/>
     </w:p>
     <w:p>
       <w:pPr>
@@ -469,6 +566,7 @@
           <w:numId w:val="7"/>
         </w:numPr>
       </w:pPr>
+      <w:proofErr w:type="spellStart"/>
       <w:r>
         <w:t>aircraft.</w:t>
       </w:r>
@@ -478,6 +576,7 @@
       <w:r>
         <w:t>t.VolCoeff</w:t>
       </w:r>
+      <w:proofErr w:type="spellEnd"/>
     </w:p>
     <w:p>
       <w:pPr>
@@ -505,6 +604,7 @@
           <w:numId w:val="7"/>
         </w:numPr>
       </w:pPr>
+      <w:proofErr w:type="spellStart"/>
       <w:r>
         <w:t>aircraft.</w:t>
       </w:r>
@@ -514,6 +614,7 @@
       <w:r>
         <w:t>t.leverArm</w:t>
       </w:r>
+      <w:proofErr w:type="spellEnd"/>
     </w:p>
     <w:p>
       <w:pPr>
@@ -523,6 +624,7 @@
           <w:numId w:val="7"/>
         </w:numPr>
       </w:pPr>
+      <w:proofErr w:type="spellStart"/>
       <w:r>
         <w:t>aircraft.</w:t>
       </w:r>
@@ -532,6 +634,7 @@
       <w:r>
         <w:t>t.Area</w:t>
       </w:r>
+      <w:proofErr w:type="spellEnd"/>
     </w:p>
     <w:p>
       <w:pPr>
@@ -541,6 +644,7 @@
           <w:numId w:val="7"/>
         </w:numPr>
       </w:pPr>
+      <w:proofErr w:type="spellStart"/>
       <w:r>
         <w:t>aircraft.</w:t>
       </w:r>
@@ -550,6 +654,7 @@
       <w:r>
         <w:t>t.weight</w:t>
       </w:r>
+      <w:proofErr w:type="spellEnd"/>
     </w:p>
     <w:p/>
     <w:p/>
@@ -561,6 +666,7 @@
           <w:u w:val="single"/>
         </w:rPr>
       </w:pPr>
+      <w:proofErr w:type="spellStart"/>
       <w:r>
         <w:rPr>
           <w:b/>
@@ -569,27 +675,58 @@
         </w:rPr>
         <w:t>aircraft.gear</w:t>
       </w:r>
-    </w:p>
-    <w:p>
-      <w:pPr>
+      <w:proofErr w:type="spellEnd"/>
+    </w:p>
+    <w:p>
+      <w:pPr>
+        <w:pStyle w:val="ListParagraph"/>
+        <w:numPr>
+          <w:ilvl w:val="0"/>
+          <w:numId w:val="9"/>
+        </w:numPr>
         <w:rPr>
           <w:b/>
           <w:bCs/>
           <w:u w:val="single"/>
         </w:rPr>
       </w:pPr>
-    </w:p>
-    <w:p>
-      <w:pPr>
+      <w:r>
+        <w:t>aircraft.gear.mg</w:t>
+      </w:r>
+      <w:r>
+        <w:tab/>
+        <w:t>% main gear</w:t>
+      </w:r>
+    </w:p>
+    <w:p>
+      <w:pPr>
+        <w:pStyle w:val="ListParagraph"/>
+        <w:numPr>
+          <w:ilvl w:val="1"/>
+          <w:numId w:val="9"/>
+        </w:numPr>
         <w:rPr>
           <w:b/>
           <w:bCs/>
           <w:u w:val="single"/>
         </w:rPr>
       </w:pPr>
-    </w:p>
-    <w:p>
-      <w:pPr>
+      <w:r>
+        <w:t>.</w:t>
+      </w:r>
+      <w:proofErr w:type="spellStart"/>
+      <w:r>
+        <w:t>mg.weight</w:t>
+      </w:r>
+      <w:proofErr w:type="spellEnd"/>
+    </w:p>
+    <w:p>
+      <w:pPr>
+        <w:pStyle w:val="ListParagraph"/>
+        <w:numPr>
+          <w:ilvl w:val="0"/>
+          <w:numId w:val="9"/>
+        </w:numPr>
         <w:rPr>
           <w:b/>
           <w:bCs/>
@@ -597,13 +734,62 @@
         </w:rPr>
       </w:pPr>
       <w:r>
+        <w:t>aircraft.gear.ng</w:t>
+      </w:r>
+      <w:r>
+        <w:tab/>
+        <w:t>% nose gear</w:t>
+      </w:r>
+    </w:p>
+    <w:p>
+      <w:pPr>
+        <w:pStyle w:val="ListParagraph"/>
+        <w:numPr>
+          <w:ilvl w:val="1"/>
+          <w:numId w:val="9"/>
+        </w:numPr>
         <w:rPr>
           <w:b/>
           <w:bCs/>
           <w:u w:val="single"/>
         </w:rPr>
+      </w:pPr>
+      <w:r>
+        <w:t>.</w:t>
+      </w:r>
+      <w:proofErr w:type="spellStart"/>
+      <w:r>
+        <w:t>ng.weight</w:t>
+      </w:r>
+      <w:proofErr w:type="spellEnd"/>
+    </w:p>
+    <w:p>
+      <w:pPr>
+        <w:rPr>
+          <w:b/>
+          <w:bCs/>
+          <w:u w:val="single"/>
+        </w:rPr>
+      </w:pPr>
+    </w:p>
+    <w:p>
+      <w:pPr>
+        <w:rPr>
+          <w:b/>
+          <w:bCs/>
+          <w:u w:val="single"/>
+        </w:rPr>
+      </w:pPr>
+      <w:proofErr w:type="spellStart"/>
+      <w:r>
+        <w:rPr>
+          <w:b/>
+          <w:bCs/>
+          <w:u w:val="single"/>
+        </w:rPr>
         <w:t>aircraft.cockpit</w:t>
       </w:r>
+      <w:proofErr w:type="spellEnd"/>
     </w:p>
     <w:p>
       <w:pPr>
@@ -631,6 +817,7 @@
           <w:u w:val="single"/>
         </w:rPr>
       </w:pPr>
+      <w:proofErr w:type="spellStart"/>
       <w:r>
         <w:rPr>
           <w:b/>
@@ -639,15 +826,41 @@
         </w:rPr>
         <w:t>aircraft.avionics</w:t>
       </w:r>
-    </w:p>
-    <w:p>
-      <w:pPr>
+      <w:proofErr w:type="spellEnd"/>
+    </w:p>
+    <w:p>
+      <w:pPr>
+        <w:pStyle w:val="ListParagraph"/>
+        <w:numPr>
+          <w:ilvl w:val="0"/>
+          <w:numId w:val="10"/>
+        </w:numPr>
         <w:rPr>
           <w:b/>
           <w:bCs/>
           <w:u w:val="single"/>
         </w:rPr>
       </w:pPr>
+      <w:proofErr w:type="spellStart"/>
+      <w:r>
+        <w:t>aircraft.avionics.weight</w:t>
+      </w:r>
+      <w:proofErr w:type="spellEnd"/>
+      <w:r>
+        <w:t xml:space="preserve"> </w:t>
+      </w:r>
+      <w:r>
+        <w:tab/>
+        <w:t xml:space="preserve">% </w:t>
+      </w:r>
+      <w:proofErr w:type="spellStart"/>
+      <w:r>
+        <w:t>misc</w:t>
+      </w:r>
+      <w:proofErr w:type="spellEnd"/>
+      <w:r>
+        <w:t xml:space="preserve"> 2500 lbs</w:t>
+      </w:r>
     </w:p>
     <w:p>
       <w:pPr>
@@ -666,6 +879,7 @@
           <w:u w:val="single"/>
         </w:rPr>
       </w:pPr>
+      <w:proofErr w:type="spellStart"/>
       <w:r>
         <w:rPr>
           <w:b/>
@@ -674,6 +888,7 @@
         </w:rPr>
         <w:t>aircraft.payload</w:t>
       </w:r>
+      <w:proofErr w:type="spellEnd"/>
     </w:p>
     <w:p>
       <w:pPr>
@@ -683,15 +898,37 @@
           <w:numId w:val="2"/>
         </w:numPr>
       </w:pPr>
+      <w:proofErr w:type="spellStart"/>
       <w:r>
         <w:t>aircraft.</w:t>
       </w:r>
       <w:r>
-        <w:t>strike     % strike payloa</w:t>
+        <w:t>strike</w:t>
+      </w:r>
+      <w:proofErr w:type="spellEnd"/>
+      <w:r>
+        <w:t xml:space="preserve">     % strike payloa</w:t>
       </w:r>
       <w:r>
         <w:t>d</w:t>
       </w:r>
+    </w:p>
+    <w:p>
+      <w:pPr>
+        <w:pStyle w:val="ListParagraph"/>
+        <w:numPr>
+          <w:ilvl w:val="1"/>
+          <w:numId w:val="2"/>
+        </w:numPr>
+      </w:pPr>
+      <w:r>
+        <w:t>.</w:t>
+      </w:r>
+      <w:proofErr w:type="spellStart"/>
+      <w:r>
+        <w:t>strike.weight</w:t>
+      </w:r>
+      <w:proofErr w:type="spellEnd"/>
     </w:p>
     <w:p>
       <w:pPr>
@@ -710,6 +947,18 @@
         <w:t>aircraft.A2A       % air to air combat payload</w:t>
       </w:r>
     </w:p>
+    <w:p>
+      <w:pPr>
+        <w:pStyle w:val="ListParagraph"/>
+        <w:numPr>
+          <w:ilvl w:val="1"/>
+          <w:numId w:val="2"/>
+        </w:numPr>
+      </w:pPr>
+      <w:r>
+        <w:t>.A2A.weight</w:t>
+      </w:r>
+    </w:p>
     <w:p/>
     <w:p>
       <w:r>
@@ -733,13 +982,23 @@
           <w:u w:val="single"/>
         </w:rPr>
       </w:pPr>
+      <w:proofErr w:type="spellStart"/>
       <w:r>
         <w:rPr>
           <w:b/>
           <w:bCs/>
           <w:u w:val="single"/>
         </w:rPr>
-        <w:t xml:space="preserve">aircraft.constants          </w:t>
+        <w:t>aircraft.constants</w:t>
+      </w:r>
+      <w:proofErr w:type="spellEnd"/>
+      <w:r>
+        <w:rPr>
+          <w:b/>
+          <w:bCs/>
+          <w:u w:val="single"/>
+        </w:rPr>
+        <w:t xml:space="preserve">          </w:t>
       </w:r>
     </w:p>
     <w:p>
@@ -753,14 +1012,111 @@
           <w:bCs/>
         </w:rPr>
       </w:pPr>
-      <w:r>
-        <w:rPr>
-          <w:bCs/>
-        </w:rPr>
-        <w:t>aircraft.constants.weight</w:t>
-      </w:r>
-    </w:p>
-    <w:p>
+      <w:proofErr w:type="spellStart"/>
+      <w:r>
+        <w:rPr>
+          <w:bCs/>
+        </w:rPr>
+        <w:t>aircraft.constants.</w:t>
+      </w:r>
+      <w:r>
+        <w:rPr>
+          <w:bCs/>
+        </w:rPr>
+        <w:t>totalWeight</w:t>
+      </w:r>
+      <w:proofErr w:type="spellEnd"/>
+      <w:r>
+        <w:rPr>
+          <w:bCs/>
+        </w:rPr>
+        <w:tab/>
+        <w:t>% total aircraft weight</w:t>
+      </w:r>
+    </w:p>
+    <w:p>
+      <w:pPr>
+        <w:pStyle w:val="ListParagraph"/>
+        <w:numPr>
+          <w:ilvl w:val="0"/>
+          <w:numId w:val="8"/>
+        </w:numPr>
+        <w:rPr>
+          <w:bCs/>
+        </w:rPr>
+      </w:pPr>
+      <w:proofErr w:type="spellStart"/>
+      <w:r>
+        <w:rPr>
+          <w:bCs/>
+        </w:rPr>
+        <w:t>aircraft.constants.fuelWeight</w:t>
+      </w:r>
+      <w:proofErr w:type="spellEnd"/>
+      <w:r>
+        <w:rPr>
+          <w:bCs/>
+        </w:rPr>
+        <w:tab/>
+        <w:t>% fuel weight</w:t>
+      </w:r>
+    </w:p>
+    <w:p>
+      <w:pPr>
+        <w:pStyle w:val="ListParagraph"/>
+        <w:numPr>
+          <w:ilvl w:val="0"/>
+          <w:numId w:val="8"/>
+        </w:numPr>
+        <w:rPr>
+          <w:bCs/>
+        </w:rPr>
+      </w:pPr>
+      <w:proofErr w:type="spellStart"/>
+      <w:r>
+        <w:rPr>
+          <w:bCs/>
+        </w:rPr>
+        <w:t>aircraft.constants.cDP</w:t>
+      </w:r>
+      <w:proofErr w:type="spellEnd"/>
+      <w:r>
+        <w:rPr>
+          <w:bCs/>
+        </w:rPr>
+        <w:tab/>
+        <w:t>% cruise dynamic pressure</w:t>
+      </w:r>
+    </w:p>
+    <w:p>
+      <w:pPr>
+        <w:pStyle w:val="ListParagraph"/>
+        <w:numPr>
+          <w:ilvl w:val="0"/>
+          <w:numId w:val="8"/>
+        </w:numPr>
+        <w:rPr>
+          <w:bCs/>
+        </w:rPr>
+      </w:pPr>
+      <w:proofErr w:type="spellStart"/>
+      <w:r>
+        <w:rPr>
+          <w:bCs/>
+        </w:rPr>
+        <w:t>aircraft.constants.n_ult</w:t>
+      </w:r>
+      <w:proofErr w:type="spellEnd"/>
+      <w:r>
+        <w:rPr>
+          <w:bCs/>
+        </w:rPr>
+        <w:tab/>
+        <w:t>% ultimate load factor</w:t>
+      </w:r>
+    </w:p>
+    <w:p>
+      <w:proofErr w:type="spellStart"/>
       <w:r>
         <w:rPr>
           <w:b/>
@@ -769,6 +1125,7 @@
         </w:rPr>
         <w:t>aircraft.flightcond</w:t>
       </w:r>
+      <w:proofErr w:type="spellEnd"/>
       <w:r>
         <w:rPr>
           <w:b/>
@@ -1023,6 +1380,232 @@
     </w:lvl>
   </w:abstractNum>
   <w:abstractNum w:abstractNumId="2" w15:restartNumberingAfterBreak="0">
+    <w:nsid w:val="16FC6ECC"/>
+    <w:multiLevelType w:val="hybridMultilevel"/>
+    <w:tmpl w:val="C3402230"/>
+    <w:lvl w:ilvl="0" w:tplc="04090001">
+      <w:start w:val="1"/>
+      <w:numFmt w:val="bullet"/>
+      <w:lvlText w:val=""/>
+      <w:lvlJc w:val="left"/>
+      <w:pPr>
+        <w:ind w:left="720" w:hanging="360"/>
+      </w:pPr>
+      <w:rPr>
+        <w:rFonts w:ascii="Symbol" w:hAnsi="Symbol" w:hint="default"/>
+      </w:rPr>
+    </w:lvl>
+    <w:lvl w:ilvl="1" w:tplc="04090003">
+      <w:start w:val="1"/>
+      <w:numFmt w:val="bullet"/>
+      <w:lvlText w:val="o"/>
+      <w:lvlJc w:val="left"/>
+      <w:pPr>
+        <w:ind w:left="1440" w:hanging="360"/>
+      </w:pPr>
+      <w:rPr>
+        <w:rFonts w:ascii="Courier New" w:hAnsi="Courier New" w:cs="Courier New" w:hint="default"/>
+      </w:rPr>
+    </w:lvl>
+    <w:lvl w:ilvl="2" w:tplc="04090005" w:tentative="1">
+      <w:start w:val="1"/>
+      <w:numFmt w:val="bullet"/>
+      <w:lvlText w:val=""/>
+      <w:lvlJc w:val="left"/>
+      <w:pPr>
+        <w:ind w:left="2160" w:hanging="360"/>
+      </w:pPr>
+      <w:rPr>
+        <w:rFonts w:ascii="Wingdings" w:hAnsi="Wingdings" w:hint="default"/>
+      </w:rPr>
+    </w:lvl>
+    <w:lvl w:ilvl="3" w:tplc="04090001" w:tentative="1">
+      <w:start w:val="1"/>
+      <w:numFmt w:val="bullet"/>
+      <w:lvlText w:val=""/>
+      <w:lvlJc w:val="left"/>
+      <w:pPr>
+        <w:ind w:left="2880" w:hanging="360"/>
+      </w:pPr>
+      <w:rPr>
+        <w:rFonts w:ascii="Symbol" w:hAnsi="Symbol" w:hint="default"/>
+      </w:rPr>
+    </w:lvl>
+    <w:lvl w:ilvl="4" w:tplc="04090003" w:tentative="1">
+      <w:start w:val="1"/>
+      <w:numFmt w:val="bullet"/>
+      <w:lvlText w:val="o"/>
+      <w:lvlJc w:val="left"/>
+      <w:pPr>
+        <w:ind w:left="3600" w:hanging="360"/>
+      </w:pPr>
+      <w:rPr>
+        <w:rFonts w:ascii="Courier New" w:hAnsi="Courier New" w:cs="Courier New" w:hint="default"/>
+      </w:rPr>
+    </w:lvl>
+    <w:lvl w:ilvl="5" w:tplc="04090005" w:tentative="1">
+      <w:start w:val="1"/>
+      <w:numFmt w:val="bullet"/>
+      <w:lvlText w:val=""/>
+      <w:lvlJc w:val="left"/>
+      <w:pPr>
+        <w:ind w:left="4320" w:hanging="360"/>
+      </w:pPr>
+      <w:rPr>
+        <w:rFonts w:ascii="Wingdings" w:hAnsi="Wingdings" w:hint="default"/>
+      </w:rPr>
+    </w:lvl>
+    <w:lvl w:ilvl="6" w:tplc="04090001" w:tentative="1">
+      <w:start w:val="1"/>
+      <w:numFmt w:val="bullet"/>
+      <w:lvlText w:val=""/>
+      <w:lvlJc w:val="left"/>
+      <w:pPr>
+        <w:ind w:left="5040" w:hanging="360"/>
+      </w:pPr>
+      <w:rPr>
+        <w:rFonts w:ascii="Symbol" w:hAnsi="Symbol" w:hint="default"/>
+      </w:rPr>
+    </w:lvl>
+    <w:lvl w:ilvl="7" w:tplc="04090003" w:tentative="1">
+      <w:start w:val="1"/>
+      <w:numFmt w:val="bullet"/>
+      <w:lvlText w:val="o"/>
+      <w:lvlJc w:val="left"/>
+      <w:pPr>
+        <w:ind w:left="5760" w:hanging="360"/>
+      </w:pPr>
+      <w:rPr>
+        <w:rFonts w:ascii="Courier New" w:hAnsi="Courier New" w:cs="Courier New" w:hint="default"/>
+      </w:rPr>
+    </w:lvl>
+    <w:lvl w:ilvl="8" w:tplc="04090005" w:tentative="1">
+      <w:start w:val="1"/>
+      <w:numFmt w:val="bullet"/>
+      <w:lvlText w:val=""/>
+      <w:lvlJc w:val="left"/>
+      <w:pPr>
+        <w:ind w:left="6480" w:hanging="360"/>
+      </w:pPr>
+      <w:rPr>
+        <w:rFonts w:ascii="Wingdings" w:hAnsi="Wingdings" w:hint="default"/>
+      </w:rPr>
+    </w:lvl>
+  </w:abstractNum>
+  <w:abstractNum w:abstractNumId="3" w15:restartNumberingAfterBreak="0">
+    <w:nsid w:val="1B857878"/>
+    <w:multiLevelType w:val="hybridMultilevel"/>
+    <w:tmpl w:val="ED7AEEDA"/>
+    <w:lvl w:ilvl="0" w:tplc="04090001">
+      <w:start w:val="1"/>
+      <w:numFmt w:val="bullet"/>
+      <w:lvlText w:val=""/>
+      <w:lvlJc w:val="left"/>
+      <w:pPr>
+        <w:ind w:left="720" w:hanging="360"/>
+      </w:pPr>
+      <w:rPr>
+        <w:rFonts w:ascii="Symbol" w:hAnsi="Symbol" w:hint="default"/>
+      </w:rPr>
+    </w:lvl>
+    <w:lvl w:ilvl="1" w:tplc="04090003" w:tentative="1">
+      <w:start w:val="1"/>
+      <w:numFmt w:val="bullet"/>
+      <w:lvlText w:val="o"/>
+      <w:lvlJc w:val="left"/>
+      <w:pPr>
+        <w:ind w:left="1440" w:hanging="360"/>
+      </w:pPr>
+      <w:rPr>
+        <w:rFonts w:ascii="Courier New" w:hAnsi="Courier New" w:cs="Courier New" w:hint="default"/>
+      </w:rPr>
+    </w:lvl>
+    <w:lvl w:ilvl="2" w:tplc="04090005" w:tentative="1">
+      <w:start w:val="1"/>
+      <w:numFmt w:val="bullet"/>
+      <w:lvlText w:val=""/>
+      <w:lvlJc w:val="left"/>
+      <w:pPr>
+        <w:ind w:left="2160" w:hanging="360"/>
+      </w:pPr>
+      <w:rPr>
+        <w:rFonts w:ascii="Wingdings" w:hAnsi="Wingdings" w:hint="default"/>
+      </w:rPr>
+    </w:lvl>
+    <w:lvl w:ilvl="3" w:tplc="04090001" w:tentative="1">
+      <w:start w:val="1"/>
+      <w:numFmt w:val="bullet"/>
+      <w:lvlText w:val=""/>
+      <w:lvlJc w:val="left"/>
+      <w:pPr>
+        <w:ind w:left="2880" w:hanging="360"/>
+      </w:pPr>
+      <w:rPr>
+        <w:rFonts w:ascii="Symbol" w:hAnsi="Symbol" w:hint="default"/>
+      </w:rPr>
+    </w:lvl>
+    <w:lvl w:ilvl="4" w:tplc="04090003" w:tentative="1">
+      <w:start w:val="1"/>
+      <w:numFmt w:val="bullet"/>
+      <w:lvlText w:val="o"/>
+      <w:lvlJc w:val="left"/>
+      <w:pPr>
+        <w:ind w:left="3600" w:hanging="360"/>
+      </w:pPr>
+      <w:rPr>
+        <w:rFonts w:ascii="Courier New" w:hAnsi="Courier New" w:cs="Courier New" w:hint="default"/>
+      </w:rPr>
+    </w:lvl>
+    <w:lvl w:ilvl="5" w:tplc="04090005" w:tentative="1">
+      <w:start w:val="1"/>
+      <w:numFmt w:val="bullet"/>
+      <w:lvlText w:val=""/>
+      <w:lvlJc w:val="left"/>
+      <w:pPr>
+        <w:ind w:left="4320" w:hanging="360"/>
+      </w:pPr>
+      <w:rPr>
+        <w:rFonts w:ascii="Wingdings" w:hAnsi="Wingdings" w:hint="default"/>
+      </w:rPr>
+    </w:lvl>
+    <w:lvl w:ilvl="6" w:tplc="04090001" w:tentative="1">
+      <w:start w:val="1"/>
+      <w:numFmt w:val="bullet"/>
+      <w:lvlText w:val=""/>
+      <w:lvlJc w:val="left"/>
+      <w:pPr>
+        <w:ind w:left="5040" w:hanging="360"/>
+      </w:pPr>
+      <w:rPr>
+        <w:rFonts w:ascii="Symbol" w:hAnsi="Symbol" w:hint="default"/>
+      </w:rPr>
+    </w:lvl>
+    <w:lvl w:ilvl="7" w:tplc="04090003" w:tentative="1">
+      <w:start w:val="1"/>
+      <w:numFmt w:val="bullet"/>
+      <w:lvlText w:val="o"/>
+      <w:lvlJc w:val="left"/>
+      <w:pPr>
+        <w:ind w:left="5760" w:hanging="360"/>
+      </w:pPr>
+      <w:rPr>
+        <w:rFonts w:ascii="Courier New" w:hAnsi="Courier New" w:cs="Courier New" w:hint="default"/>
+      </w:rPr>
+    </w:lvl>
+    <w:lvl w:ilvl="8" w:tplc="04090005" w:tentative="1">
+      <w:start w:val="1"/>
+      <w:numFmt w:val="bullet"/>
+      <w:lvlText w:val=""/>
+      <w:lvlJc w:val="left"/>
+      <w:pPr>
+        <w:ind w:left="6480" w:hanging="360"/>
+      </w:pPr>
+      <w:rPr>
+        <w:rFonts w:ascii="Wingdings" w:hAnsi="Wingdings" w:hint="default"/>
+      </w:rPr>
+    </w:lvl>
+  </w:abstractNum>
+  <w:abstractNum w:abstractNumId="4" w15:restartNumberingAfterBreak="0">
     <w:nsid w:val="3E87061E"/>
     <w:multiLevelType w:val="hybridMultilevel"/>
     <w:tmpl w:val="9CB2CD76"/>
@@ -1038,7 +1621,7 @@
         <w:rFonts w:ascii="Symbol" w:hAnsi="Symbol" w:hint="default"/>
       </w:rPr>
     </w:lvl>
-    <w:lvl w:ilvl="1" w:tplc="04090003" w:tentative="1">
+    <w:lvl w:ilvl="1" w:tplc="04090003">
       <w:start w:val="1"/>
       <w:numFmt w:val="bullet"/>
       <w:lvlText w:val="o"/>
@@ -1135,7 +1718,7 @@
       </w:rPr>
     </w:lvl>
   </w:abstractNum>
-  <w:abstractNum w:abstractNumId="3" w15:restartNumberingAfterBreak="0">
+  <w:abstractNum w:abstractNumId="5" w15:restartNumberingAfterBreak="0">
     <w:nsid w:val="51F32C0F"/>
     <w:multiLevelType w:val="hybridMultilevel"/>
     <w:tmpl w:val="0AC208CC"/>
@@ -1248,7 +1831,7 @@
       </w:rPr>
     </w:lvl>
   </w:abstractNum>
-  <w:abstractNum w:abstractNumId="4" w15:restartNumberingAfterBreak="0">
+  <w:abstractNum w:abstractNumId="6" w15:restartNumberingAfterBreak="0">
     <w:nsid w:val="6D565BCE"/>
     <w:multiLevelType w:val="hybridMultilevel"/>
     <w:tmpl w:val="8CF03CF0"/>
@@ -1361,7 +1944,7 @@
       </w:rPr>
     </w:lvl>
   </w:abstractNum>
-  <w:abstractNum w:abstractNumId="5" w15:restartNumberingAfterBreak="0">
+  <w:abstractNum w:abstractNumId="7" w15:restartNumberingAfterBreak="0">
     <w:nsid w:val="6DB17FB8"/>
     <w:multiLevelType w:val="hybridMultilevel"/>
     <w:tmpl w:val="12E4354A"/>
@@ -1474,7 +2057,7 @@
       </w:rPr>
     </w:lvl>
   </w:abstractNum>
-  <w:abstractNum w:abstractNumId="6" w15:restartNumberingAfterBreak="0">
+  <w:abstractNum w:abstractNumId="8" w15:restartNumberingAfterBreak="0">
     <w:nsid w:val="74942510"/>
     <w:multiLevelType w:val="hybridMultilevel"/>
     <w:tmpl w:val="18640CBC"/>
@@ -1587,7 +2170,7 @@
       </w:rPr>
     </w:lvl>
   </w:abstractNum>
-  <w:abstractNum w:abstractNumId="7" w15:restartNumberingAfterBreak="0">
+  <w:abstractNum w:abstractNumId="9" w15:restartNumberingAfterBreak="0">
     <w:nsid w:val="76196D61"/>
     <w:multiLevelType w:val="hybridMultilevel"/>
     <w:tmpl w:val="FBA8086E"/>
@@ -1701,10 +2284,10 @@
     </w:lvl>
   </w:abstractNum>
   <w:num w:numId="1" w16cid:durableId="1354958503">
-    <w:abstractNumId w:val="3"/>
+    <w:abstractNumId w:val="5"/>
   </w:num>
   <w:num w:numId="2" w16cid:durableId="441536458">
-    <w:abstractNumId w:val="2"/>
+    <w:abstractNumId w:val="4"/>
   </w:num>
   <w:num w:numId="3" w16cid:durableId="20783843">
     <w:abstractNumId w:val="1"/>
@@ -1713,16 +2296,22 @@
     <w:abstractNumId w:val="0"/>
   </w:num>
   <w:num w:numId="5" w16cid:durableId="817454268">
+    <w:abstractNumId w:val="8"/>
+  </w:num>
+  <w:num w:numId="6" w16cid:durableId="734670056">
     <w:abstractNumId w:val="6"/>
   </w:num>
-  <w:num w:numId="6" w16cid:durableId="734670056">
-    <w:abstractNumId w:val="4"/>
+  <w:num w:numId="7" w16cid:durableId="365250854">
+    <w:abstractNumId w:val="9"/>
   </w:num>
-  <w:num w:numId="7" w16cid:durableId="365250854">
+  <w:num w:numId="8" w16cid:durableId="302396792">
     <w:abstractNumId w:val="7"/>
   </w:num>
-  <w:num w:numId="8" w16cid:durableId="302396792">
-    <w:abstractNumId w:val="5"/>
+  <w:num w:numId="9" w16cid:durableId="2065329463">
+    <w:abstractNumId w:val="2"/>
+  </w:num>
+  <w:num w:numId="10" w16cid:durableId="342826776">
+    <w:abstractNumId w:val="3"/>
   </w:num>
 </w:numbering>
 </file>

--- a/MATLAB Naming Syntax.docx
+++ b/MATLAB Naming Syntax.docx
@@ -34,13 +34,8 @@
       <w:r>
         <w:t>Figure “</w:t>
       </w:r>
-      <w:proofErr w:type="spellStart"/>
-      <w:r>
-        <w:t>LineWidth</w:t>
-      </w:r>
-      <w:proofErr w:type="spellEnd"/>
-      <w:r>
-        <w:t>” should be 1.75 unless that’s too cluttered, then lower it</w:t>
+      <w:r>
+        <w:t>LineWidth” should be 1.75 unless that’s too cluttered, then lower it</w:t>
       </w:r>
     </w:p>
     <w:p>
@@ -49,7 +44,6 @@
       </w:pPr>
     </w:p>
     <w:p>
-      <w:proofErr w:type="spellStart"/>
       <w:r>
         <w:rPr>
           <w:b/>
@@ -58,7 +52,6 @@
         </w:rPr>
         <w:t>aircraft.wing</w:t>
       </w:r>
-      <w:proofErr w:type="spellEnd"/>
       <w:r>
         <w:t xml:space="preserve"> </w:t>
       </w:r>
@@ -89,16 +82,11 @@
           <w:numId w:val="5"/>
         </w:numPr>
       </w:pPr>
-      <w:proofErr w:type="spellStart"/>
       <w:r>
         <w:t>aircraft.wing.cg.</w:t>
       </w:r>
       <w:r>
-        <w:t>fs</w:t>
-      </w:r>
-      <w:proofErr w:type="spellEnd"/>
-      <w:r>
-        <w:t xml:space="preserve">     % fuselage station location of the wing cg</w:t>
+        <w:t>fs     % fuselage station location of the wing cg</w:t>
       </w:r>
     </w:p>
     <w:p>
@@ -109,13 +97,8 @@
           <w:numId w:val="5"/>
         </w:numPr>
       </w:pPr>
-      <w:proofErr w:type="spellStart"/>
-      <w:r>
-        <w:t>aircraft.wing.cg.bl</w:t>
-      </w:r>
-      <w:proofErr w:type="spellEnd"/>
-      <w:r>
-        <w:t xml:space="preserve">   % butt line </w:t>
+      <w:r>
+        <w:t xml:space="preserve">aircraft.wing.cg.bl   % butt line </w:t>
       </w:r>
       <w:r>
         <w:t>location of the wing cg</w:t>
@@ -129,7 +112,6 @@
           <w:numId w:val="5"/>
         </w:numPr>
       </w:pPr>
-      <w:proofErr w:type="spellStart"/>
       <w:r>
         <w:t>aircraft.wing.</w:t>
       </w:r>
@@ -137,11 +119,7 @@
         <w:t>cg.</w:t>
       </w:r>
       <w:r>
-        <w:t>wl</w:t>
-      </w:r>
-      <w:proofErr w:type="spellEnd"/>
-      <w:r>
-        <w:t xml:space="preserve">  % water line location of the wing cg</w:t>
+        <w:t>wl  % water line location of the wing cg</w:t>
       </w:r>
     </w:p>
     <w:p>
@@ -170,14 +148,12 @@
           <w:numId w:val="5"/>
         </w:numPr>
       </w:pPr>
-      <w:proofErr w:type="spellStart"/>
       <w:r>
         <w:t>aircraft.wing.</w:t>
       </w:r>
       <w:r>
         <w:t>span</w:t>
       </w:r>
-      <w:proofErr w:type="spellEnd"/>
     </w:p>
     <w:p>
       <w:pPr>
@@ -187,13 +163,8 @@
           <w:numId w:val="5"/>
         </w:numPr>
       </w:pPr>
-      <w:proofErr w:type="spellStart"/>
-      <w:r>
-        <w:t>aircraft.wing.sweep</w:t>
-      </w:r>
-      <w:proofErr w:type="spellEnd"/>
-      <w:r>
-        <w:t xml:space="preserve">   % </w:t>
+      <w:r>
+        <w:t xml:space="preserve">aircraft.wing.sweep   % </w:t>
       </w:r>
       <w:r>
         <w:t>wing sweep angle</w:t>
@@ -207,7 +178,6 @@
           <w:numId w:val="5"/>
         </w:numPr>
       </w:pPr>
-      <w:proofErr w:type="spellStart"/>
       <w:r>
         <w:t>aircraft</w:t>
       </w:r>
@@ -217,7 +187,6 @@
       <w:r>
         <w:t>weight</w:t>
       </w:r>
-      <w:proofErr w:type="spellEnd"/>
     </w:p>
     <w:p>
       <w:pPr>
@@ -227,7 +196,6 @@
           <w:numId w:val="5"/>
         </w:numPr>
       </w:pPr>
-      <w:proofErr w:type="spellStart"/>
       <w:r>
         <w:t>aircraft.</w:t>
       </w:r>
@@ -237,7 +205,6 @@
       <w:r>
         <w:t>taper_ratio</w:t>
       </w:r>
-      <w:proofErr w:type="spellEnd"/>
     </w:p>
     <w:p>
       <w:pPr>
@@ -269,7 +236,6 @@
     </w:p>
     <w:p/>
     <w:p>
-      <w:proofErr w:type="spellStart"/>
       <w:r>
         <w:rPr>
           <w:b/>
@@ -278,7 +244,6 @@
         </w:rPr>
         <w:t>aircraft.fuselage</w:t>
       </w:r>
-      <w:proofErr w:type="spellEnd"/>
       <w:r>
         <w:t xml:space="preserve">                 </w:t>
       </w:r>
@@ -291,11 +256,9 @@
           <w:numId w:val="6"/>
         </w:numPr>
       </w:pPr>
-      <w:proofErr w:type="spellStart"/>
       <w:r>
         <w:t>aircraft.fuselage.weight</w:t>
       </w:r>
-      <w:proofErr w:type="spellEnd"/>
     </w:p>
     <w:p>
       <w:pPr>
@@ -305,14 +268,9 @@
           <w:numId w:val="6"/>
         </w:numPr>
       </w:pPr>
-      <w:proofErr w:type="spellStart"/>
-      <w:r>
-        <w:t>aircraft.fuselage.</w:t>
-      </w:r>
-      <w:r>
-        <w:t>length</w:t>
-      </w:r>
-      <w:proofErr w:type="spellEnd"/>
+      <w:r>
+        <w:t>aircraft.fuselage.length</w:t>
+      </w:r>
     </w:p>
     <w:p/>
     <w:p>
@@ -350,14 +308,12 @@
           <w:numId w:val="7"/>
         </w:numPr>
       </w:pPr>
-      <w:proofErr w:type="spellStart"/>
       <w:r>
         <w:t>aircraft.ht.</w:t>
       </w:r>
       <w:r>
         <w:t>sweep</w:t>
       </w:r>
-      <w:proofErr w:type="spellEnd"/>
     </w:p>
     <w:p>
       <w:pPr>
@@ -382,14 +338,9 @@
           <w:numId w:val="7"/>
         </w:numPr>
       </w:pPr>
-      <w:proofErr w:type="spellStart"/>
-      <w:r>
-        <w:t>aircraft.ht.</w:t>
-      </w:r>
-      <w:r>
-        <w:t>TaperRatio</w:t>
-      </w:r>
-      <w:proofErr w:type="spellEnd"/>
+      <w:r>
+        <w:t>aircraft.ht.TaperRatio</w:t>
+      </w:r>
     </w:p>
     <w:p>
       <w:pPr>
@@ -399,14 +350,9 @@
           <w:numId w:val="7"/>
         </w:numPr>
       </w:pPr>
-      <w:proofErr w:type="spellStart"/>
-      <w:r>
-        <w:t>aircraft.ht.</w:t>
-      </w:r>
-      <w:r>
-        <w:t>VolCoeff</w:t>
-      </w:r>
-      <w:proofErr w:type="spellEnd"/>
+      <w:r>
+        <w:t>aircraft.ht.VolCoeff</w:t>
+      </w:r>
     </w:p>
     <w:p>
       <w:pPr>
@@ -417,10 +363,7 @@
         </w:numPr>
       </w:pPr>
       <w:r>
-        <w:t>aircraft.ht.</w:t>
-      </w:r>
-      <w:r>
-        <w:t>cg</w:t>
+        <w:t>aircraft.ht.cg</w:t>
       </w:r>
     </w:p>
     <w:p>
@@ -431,14 +374,9 @@
           <w:numId w:val="7"/>
         </w:numPr>
       </w:pPr>
-      <w:proofErr w:type="spellStart"/>
-      <w:r>
-        <w:t>aircraft.ht.</w:t>
-      </w:r>
-      <w:r>
-        <w:t>leverArm</w:t>
-      </w:r>
-      <w:proofErr w:type="spellEnd"/>
+      <w:r>
+        <w:t>aircraft.ht.leverArm</w:t>
+      </w:r>
     </w:p>
     <w:p>
       <w:pPr>
@@ -448,14 +386,9 @@
           <w:numId w:val="7"/>
         </w:numPr>
       </w:pPr>
-      <w:proofErr w:type="spellStart"/>
-      <w:r>
-        <w:t>aircraft.ht.</w:t>
-      </w:r>
-      <w:r>
-        <w:t>Area</w:t>
-      </w:r>
-      <w:proofErr w:type="spellEnd"/>
+      <w:r>
+        <w:t>aircraft.ht.Area</w:t>
+      </w:r>
     </w:p>
     <w:p>
       <w:pPr>
@@ -465,18 +398,12 @@
           <w:numId w:val="7"/>
         </w:numPr>
       </w:pPr>
-      <w:proofErr w:type="spellStart"/>
-      <w:r>
-        <w:t>aircraft.ht.</w:t>
-      </w:r>
-      <w:r>
-        <w:t>weight</w:t>
-      </w:r>
-      <w:proofErr w:type="spellEnd"/>
+      <w:r>
+        <w:t>aircraft.ht.weight</w:t>
+      </w:r>
     </w:p>
     <w:p/>
     <w:p>
-      <w:proofErr w:type="spellStart"/>
       <w:r>
         <w:rPr>
           <w:b/>
@@ -485,7 +412,6 @@
         </w:rPr>
         <w:t>aircraft.vt</w:t>
       </w:r>
-      <w:proofErr w:type="spellEnd"/>
       <w:r>
         <w:t xml:space="preserve">            </w:t>
       </w:r>
@@ -504,18 +430,10 @@
           <w:numId w:val="7"/>
         </w:numPr>
       </w:pPr>
-      <w:proofErr w:type="spellStart"/>
       <w:r>
         <w:lastRenderedPageBreak/>
-        <w:t>aircraft.</w:t>
-      </w:r>
-      <w:r>
-        <w:t>v</w:t>
-      </w:r>
-      <w:r>
-        <w:t>t.QuartChordSweep</w:t>
-      </w:r>
-      <w:proofErr w:type="spellEnd"/>
+        <w:t>aircraft.vt.QuartChordSweep</w:t>
+      </w:r>
     </w:p>
     <w:p>
       <w:pPr>
@@ -526,13 +444,7 @@
         </w:numPr>
       </w:pPr>
       <w:r>
-        <w:t>aircraft.</w:t>
-      </w:r>
-      <w:r>
-        <w:t>v</w:t>
-      </w:r>
-      <w:r>
-        <w:t>t.</w:t>
+        <w:t>aircraft.vt.</w:t>
       </w:r>
       <w:r>
         <w:t>AR</w:t>
@@ -546,17 +458,9 @@
           <w:numId w:val="7"/>
         </w:numPr>
       </w:pPr>
-      <w:proofErr w:type="spellStart"/>
-      <w:r>
-        <w:t>aircraft.</w:t>
-      </w:r>
-      <w:r>
-        <w:t>v</w:t>
-      </w:r>
-      <w:r>
-        <w:t>t.TaperRatio</w:t>
-      </w:r>
-      <w:proofErr w:type="spellEnd"/>
+      <w:r>
+        <w:t>aircraft.vt.TaperRatio</w:t>
+      </w:r>
     </w:p>
     <w:p>
       <w:pPr>
@@ -566,17 +470,9 @@
           <w:numId w:val="7"/>
         </w:numPr>
       </w:pPr>
-      <w:proofErr w:type="spellStart"/>
-      <w:r>
-        <w:t>aircraft.</w:t>
-      </w:r>
-      <w:r>
-        <w:t>v</w:t>
-      </w:r>
-      <w:r>
-        <w:t>t.VolCoeff</w:t>
-      </w:r>
-      <w:proofErr w:type="spellEnd"/>
+      <w:r>
+        <w:t>aircraft.vt.VolCoeff</w:t>
+      </w:r>
     </w:p>
     <w:p>
       <w:pPr>
@@ -587,13 +483,7 @@
         </w:numPr>
       </w:pPr>
       <w:r>
-        <w:t>aircraft.</w:t>
-      </w:r>
-      <w:r>
-        <w:t>v</w:t>
-      </w:r>
-      <w:r>
-        <w:t>t.cg</w:t>
+        <w:t>aircraft.vt.cg</w:t>
       </w:r>
     </w:p>
     <w:p>
@@ -604,17 +494,9 @@
           <w:numId w:val="7"/>
         </w:numPr>
       </w:pPr>
-      <w:proofErr w:type="spellStart"/>
-      <w:r>
-        <w:t>aircraft.</w:t>
-      </w:r>
-      <w:r>
-        <w:t>v</w:t>
-      </w:r>
-      <w:r>
-        <w:t>t.leverArm</w:t>
-      </w:r>
-      <w:proofErr w:type="spellEnd"/>
+      <w:r>
+        <w:t>aircraft.vt.leverArm</w:t>
+      </w:r>
     </w:p>
     <w:p>
       <w:pPr>
@@ -624,17 +506,9 @@
           <w:numId w:val="7"/>
         </w:numPr>
       </w:pPr>
-      <w:proofErr w:type="spellStart"/>
-      <w:r>
-        <w:t>aircraft.</w:t>
-      </w:r>
-      <w:r>
-        <w:t>v</w:t>
-      </w:r>
-      <w:r>
-        <w:t>t.Area</w:t>
-      </w:r>
-      <w:proofErr w:type="spellEnd"/>
+      <w:r>
+        <w:t>aircraft.vt.Area</w:t>
+      </w:r>
     </w:p>
     <w:p>
       <w:pPr>
@@ -644,17 +518,9 @@
           <w:numId w:val="7"/>
         </w:numPr>
       </w:pPr>
-      <w:proofErr w:type="spellStart"/>
-      <w:r>
-        <w:t>aircraft.</w:t>
-      </w:r>
-      <w:r>
-        <w:t>v</w:t>
-      </w:r>
-      <w:r>
-        <w:t>t.weight</w:t>
-      </w:r>
-      <w:proofErr w:type="spellEnd"/>
+      <w:r>
+        <w:t>aircraft.vt.weight</w:t>
+      </w:r>
     </w:p>
     <w:p/>
     <w:p/>
@@ -666,7 +532,6 @@
           <w:u w:val="single"/>
         </w:rPr>
       </w:pPr>
-      <w:proofErr w:type="spellStart"/>
       <w:r>
         <w:rPr>
           <w:b/>
@@ -675,7 +540,6 @@
         </w:rPr>
         <w:t>aircraft.gear</w:t>
       </w:r>
-      <w:proofErr w:type="spellEnd"/>
     </w:p>
     <w:p>
       <w:pPr>
@@ -712,13 +576,8 @@
         </w:rPr>
       </w:pPr>
       <w:r>
-        <w:t>.</w:t>
-      </w:r>
-      <w:proofErr w:type="spellStart"/>
-      <w:r>
-        <w:t>mg.weight</w:t>
-      </w:r>
-      <w:proofErr w:type="spellEnd"/>
+        <w:t>.mg.weight</w:t>
+      </w:r>
     </w:p>
     <w:p>
       <w:pPr>
@@ -755,13 +614,8 @@
         </w:rPr>
       </w:pPr>
       <w:r>
-        <w:t>.</w:t>
-      </w:r>
-      <w:proofErr w:type="spellStart"/>
-      <w:r>
-        <w:t>ng.weight</w:t>
-      </w:r>
-      <w:proofErr w:type="spellEnd"/>
+        <w:t>.ng.weight</w:t>
+      </w:r>
     </w:p>
     <w:p>
       <w:pPr>
@@ -780,7 +634,6 @@
           <w:u w:val="single"/>
         </w:rPr>
       </w:pPr>
-      <w:proofErr w:type="spellStart"/>
       <w:r>
         <w:rPr>
           <w:b/>
@@ -789,7 +642,6 @@
         </w:rPr>
         <w:t>aircraft.cockpit</w:t>
       </w:r>
-      <w:proofErr w:type="spellEnd"/>
     </w:p>
     <w:p>
       <w:pPr>
@@ -817,7 +669,6 @@
           <w:u w:val="single"/>
         </w:rPr>
       </w:pPr>
-      <w:proofErr w:type="spellStart"/>
       <w:r>
         <w:rPr>
           <w:b/>
@@ -826,7 +677,6 @@
         </w:rPr>
         <w:t>aircraft.avionics</w:t>
       </w:r>
-      <w:proofErr w:type="spellEnd"/>
     </w:p>
     <w:p>
       <w:pPr>
@@ -841,25 +691,12 @@
           <w:u w:val="single"/>
         </w:rPr>
       </w:pPr>
-      <w:proofErr w:type="spellStart"/>
-      <w:r>
-        <w:t>aircraft.avionics.weight</w:t>
-      </w:r>
-      <w:proofErr w:type="spellEnd"/>
-      <w:r>
-        <w:t xml:space="preserve"> </w:t>
+      <w:r>
+        <w:t xml:space="preserve">aircraft.avionics.weight </w:t>
       </w:r>
       <w:r>
         <w:tab/>
-        <w:t xml:space="preserve">% </w:t>
-      </w:r>
-      <w:proofErr w:type="spellStart"/>
-      <w:r>
-        <w:t>misc</w:t>
-      </w:r>
-      <w:proofErr w:type="spellEnd"/>
-      <w:r>
-        <w:t xml:space="preserve"> 2500 lbs</w:t>
+        <w:t>% misc 2500 lbs</w:t>
       </w:r>
     </w:p>
     <w:p>
@@ -879,7 +716,6 @@
           <w:u w:val="single"/>
         </w:rPr>
       </w:pPr>
-      <w:proofErr w:type="spellStart"/>
       <w:r>
         <w:rPr>
           <w:b/>
@@ -888,7 +724,6 @@
         </w:rPr>
         <w:t>aircraft.payload</w:t>
       </w:r>
-      <w:proofErr w:type="spellEnd"/>
     </w:p>
     <w:p>
       <w:pPr>
@@ -898,16 +733,14 @@
           <w:numId w:val="2"/>
         </w:numPr>
       </w:pPr>
-      <w:proofErr w:type="spellStart"/>
       <w:r>
         <w:t>aircraft.</w:t>
       </w:r>
       <w:r>
-        <w:t>strike</w:t>
-      </w:r>
-      <w:proofErr w:type="spellEnd"/>
-      <w:r>
-        <w:t xml:space="preserve">     % strike payloa</w:t>
+        <w:t>payload.</w:t>
+      </w:r>
+      <w:r>
+        <w:t>strike     % strike payloa</w:t>
       </w:r>
       <w:r>
         <w:t>d</w:t>
@@ -922,13 +755,8 @@
         </w:numPr>
       </w:pPr>
       <w:r>
-        <w:t>.</w:t>
-      </w:r>
-      <w:proofErr w:type="spellStart"/>
-      <w:r>
-        <w:t>strike.weight</w:t>
-      </w:r>
-      <w:proofErr w:type="spellEnd"/>
+        <w:t>.strike.weight</w:t>
+      </w:r>
     </w:p>
     <w:p>
       <w:pPr>
@@ -944,7 +772,13 @@
         </w:numPr>
       </w:pPr>
       <w:r>
-        <w:t>aircraft.A2A       % air to air combat payload</w:t>
+        <w:t>aircraft.</w:t>
+      </w:r>
+      <w:r>
+        <w:t>payload.</w:t>
+      </w:r>
+      <w:r>
+        <w:t>A2A       % air to air combat payload</w:t>
       </w:r>
     </w:p>
     <w:p>
@@ -982,23 +816,13 @@
           <w:u w:val="single"/>
         </w:rPr>
       </w:pPr>
-      <w:proofErr w:type="spellStart"/>
       <w:r>
         <w:rPr>
           <w:b/>
           <w:bCs/>
           <w:u w:val="single"/>
         </w:rPr>
-        <w:t>aircraft.constants</w:t>
-      </w:r>
-      <w:proofErr w:type="spellEnd"/>
-      <w:r>
-        <w:rPr>
-          <w:b/>
-          <w:bCs/>
-          <w:u w:val="single"/>
-        </w:rPr>
-        <w:t xml:space="preserve">          </w:t>
+        <w:t xml:space="preserve">aircraft.constants          </w:t>
       </w:r>
     </w:p>
     <w:p>
@@ -1012,7 +836,6 @@
           <w:bCs/>
         </w:rPr>
       </w:pPr>
-      <w:proofErr w:type="spellStart"/>
       <w:r>
         <w:rPr>
           <w:bCs/>
@@ -1025,7 +848,6 @@
         </w:rPr>
         <w:t>totalWeight</w:t>
       </w:r>
-      <w:proofErr w:type="spellEnd"/>
       <w:r>
         <w:rPr>
           <w:bCs/>
@@ -1045,14 +867,12 @@
           <w:bCs/>
         </w:rPr>
       </w:pPr>
-      <w:proofErr w:type="spellStart"/>
       <w:r>
         <w:rPr>
           <w:bCs/>
         </w:rPr>
         <w:t>aircraft.constants.fuelWeight</w:t>
       </w:r>
-      <w:proofErr w:type="spellEnd"/>
       <w:r>
         <w:rPr>
           <w:bCs/>
@@ -1072,14 +892,12 @@
           <w:bCs/>
         </w:rPr>
       </w:pPr>
-      <w:proofErr w:type="spellStart"/>
       <w:r>
         <w:rPr>
           <w:bCs/>
         </w:rPr>
         <w:t>aircraft.constants.cDP</w:t>
       </w:r>
-      <w:proofErr w:type="spellEnd"/>
       <w:r>
         <w:rPr>
           <w:bCs/>
@@ -1099,14 +917,12 @@
           <w:bCs/>
         </w:rPr>
       </w:pPr>
-      <w:proofErr w:type="spellStart"/>
       <w:r>
         <w:rPr>
           <w:bCs/>
         </w:rPr>
         <w:t>aircraft.constants.n_ult</w:t>
       </w:r>
-      <w:proofErr w:type="spellEnd"/>
       <w:r>
         <w:rPr>
           <w:bCs/>
@@ -1116,7 +932,6 @@
       </w:r>
     </w:p>
     <w:p>
-      <w:proofErr w:type="spellStart"/>
       <w:r>
         <w:rPr>
           <w:b/>
@@ -1125,7 +940,6 @@
         </w:rPr>
         <w:t>aircraft.flightcond</w:t>
       </w:r>
-      <w:proofErr w:type="spellEnd"/>
       <w:r>
         <w:rPr>
           <w:b/>
@@ -1135,6 +949,55 @@
       </w:r>
       <w:r>
         <w:t>% flight conditions</w:t>
+      </w:r>
+    </w:p>
+    <w:p/>
+    <w:p/>
+    <w:p>
+      <w:pPr>
+        <w:rPr>
+          <w:b/>
+          <w:bCs/>
+        </w:rPr>
+      </w:pPr>
+      <w:r>
+        <w:rPr>
+          <w:b/>
+          <w:bCs/>
+        </w:rPr>
+        <w:t>aircraft.engine</w:t>
+      </w:r>
+    </w:p>
+    <w:p>
+      <w:pPr>
+        <w:pStyle w:val="ListParagraph"/>
+        <w:numPr>
+          <w:ilvl w:val="0"/>
+          <w:numId w:val="11"/>
+        </w:numPr>
+        <w:rPr>
+          <w:b/>
+          <w:bCs/>
+        </w:rPr>
+      </w:pPr>
+      <w:r>
+        <w:t>aircraft.engine.weight</w:t>
+      </w:r>
+    </w:p>
+    <w:p>
+      <w:pPr>
+        <w:pStyle w:val="ListParagraph"/>
+        <w:numPr>
+          <w:ilvl w:val="0"/>
+          <w:numId w:val="11"/>
+        </w:numPr>
+        <w:rPr>
+          <w:b/>
+          <w:bCs/>
+        </w:rPr>
+      </w:pPr>
+      <w:r>
+        <w:t>aircraft.engine.thrust</w:t>
       </w:r>
     </w:p>
     <w:p/>
@@ -2174,6 +2037,119 @@
     <w:nsid w:val="76196D61"/>
     <w:multiLevelType w:val="hybridMultilevel"/>
     <w:tmpl w:val="FBA8086E"/>
+    <w:lvl w:ilvl="0" w:tplc="04090001">
+      <w:start w:val="1"/>
+      <w:numFmt w:val="bullet"/>
+      <w:lvlText w:val=""/>
+      <w:lvlJc w:val="left"/>
+      <w:pPr>
+        <w:ind w:left="720" w:hanging="360"/>
+      </w:pPr>
+      <w:rPr>
+        <w:rFonts w:ascii="Symbol" w:hAnsi="Symbol" w:hint="default"/>
+      </w:rPr>
+    </w:lvl>
+    <w:lvl w:ilvl="1" w:tplc="04090003" w:tentative="1">
+      <w:start w:val="1"/>
+      <w:numFmt w:val="bullet"/>
+      <w:lvlText w:val="o"/>
+      <w:lvlJc w:val="left"/>
+      <w:pPr>
+        <w:ind w:left="1440" w:hanging="360"/>
+      </w:pPr>
+      <w:rPr>
+        <w:rFonts w:ascii="Courier New" w:hAnsi="Courier New" w:cs="Courier New" w:hint="default"/>
+      </w:rPr>
+    </w:lvl>
+    <w:lvl w:ilvl="2" w:tplc="04090005" w:tentative="1">
+      <w:start w:val="1"/>
+      <w:numFmt w:val="bullet"/>
+      <w:lvlText w:val=""/>
+      <w:lvlJc w:val="left"/>
+      <w:pPr>
+        <w:ind w:left="2160" w:hanging="360"/>
+      </w:pPr>
+      <w:rPr>
+        <w:rFonts w:ascii="Wingdings" w:hAnsi="Wingdings" w:hint="default"/>
+      </w:rPr>
+    </w:lvl>
+    <w:lvl w:ilvl="3" w:tplc="04090001" w:tentative="1">
+      <w:start w:val="1"/>
+      <w:numFmt w:val="bullet"/>
+      <w:lvlText w:val=""/>
+      <w:lvlJc w:val="left"/>
+      <w:pPr>
+        <w:ind w:left="2880" w:hanging="360"/>
+      </w:pPr>
+      <w:rPr>
+        <w:rFonts w:ascii="Symbol" w:hAnsi="Symbol" w:hint="default"/>
+      </w:rPr>
+    </w:lvl>
+    <w:lvl w:ilvl="4" w:tplc="04090003" w:tentative="1">
+      <w:start w:val="1"/>
+      <w:numFmt w:val="bullet"/>
+      <w:lvlText w:val="o"/>
+      <w:lvlJc w:val="left"/>
+      <w:pPr>
+        <w:ind w:left="3600" w:hanging="360"/>
+      </w:pPr>
+      <w:rPr>
+        <w:rFonts w:ascii="Courier New" w:hAnsi="Courier New" w:cs="Courier New" w:hint="default"/>
+      </w:rPr>
+    </w:lvl>
+    <w:lvl w:ilvl="5" w:tplc="04090005" w:tentative="1">
+      <w:start w:val="1"/>
+      <w:numFmt w:val="bullet"/>
+      <w:lvlText w:val=""/>
+      <w:lvlJc w:val="left"/>
+      <w:pPr>
+        <w:ind w:left="4320" w:hanging="360"/>
+      </w:pPr>
+      <w:rPr>
+        <w:rFonts w:ascii="Wingdings" w:hAnsi="Wingdings" w:hint="default"/>
+      </w:rPr>
+    </w:lvl>
+    <w:lvl w:ilvl="6" w:tplc="04090001" w:tentative="1">
+      <w:start w:val="1"/>
+      <w:numFmt w:val="bullet"/>
+      <w:lvlText w:val=""/>
+      <w:lvlJc w:val="left"/>
+      <w:pPr>
+        <w:ind w:left="5040" w:hanging="360"/>
+      </w:pPr>
+      <w:rPr>
+        <w:rFonts w:ascii="Symbol" w:hAnsi="Symbol" w:hint="default"/>
+      </w:rPr>
+    </w:lvl>
+    <w:lvl w:ilvl="7" w:tplc="04090003" w:tentative="1">
+      <w:start w:val="1"/>
+      <w:numFmt w:val="bullet"/>
+      <w:lvlText w:val="o"/>
+      <w:lvlJc w:val="left"/>
+      <w:pPr>
+        <w:ind w:left="5760" w:hanging="360"/>
+      </w:pPr>
+      <w:rPr>
+        <w:rFonts w:ascii="Courier New" w:hAnsi="Courier New" w:cs="Courier New" w:hint="default"/>
+      </w:rPr>
+    </w:lvl>
+    <w:lvl w:ilvl="8" w:tplc="04090005" w:tentative="1">
+      <w:start w:val="1"/>
+      <w:numFmt w:val="bullet"/>
+      <w:lvlText w:val=""/>
+      <w:lvlJc w:val="left"/>
+      <w:pPr>
+        <w:ind w:left="6480" w:hanging="360"/>
+      </w:pPr>
+      <w:rPr>
+        <w:rFonts w:ascii="Wingdings" w:hAnsi="Wingdings" w:hint="default"/>
+      </w:rPr>
+    </w:lvl>
+  </w:abstractNum>
+  <w:abstractNum w:abstractNumId="10" w15:restartNumberingAfterBreak="0">
+    <w:nsid w:val="7D903EFB"/>
+    <w:multiLevelType w:val="hybridMultilevel"/>
+    <w:tmpl w:val="A376629E"/>
     <w:lvl w:ilvl="0" w:tplc="04090001">
       <w:start w:val="1"/>
       <w:numFmt w:val="bullet"/>
@@ -2312,6 +2288,9 @@
   </w:num>
   <w:num w:numId="10" w16cid:durableId="342826776">
     <w:abstractNumId w:val="3"/>
+  </w:num>
+  <w:num w:numId="11" w16cid:durableId="1869949453">
+    <w:abstractNumId w:val="10"/>
   </w:num>
 </w:numbering>
 </file>

--- a/MATLAB Naming Syntax.docx
+++ b/MATLAB Naming Syntax.docx
@@ -34,8 +34,13 @@
       <w:r>
         <w:t>Figure “</w:t>
       </w:r>
-      <w:r>
-        <w:t>LineWidth” should be 1.75 unless that’s too cluttered, then lower it</w:t>
+      <w:proofErr w:type="spellStart"/>
+      <w:r>
+        <w:t>LineWidth</w:t>
+      </w:r>
+      <w:proofErr w:type="spellEnd"/>
+      <w:r>
+        <w:t>” should be 1.75 unless that’s too cluttered, then lower it</w:t>
       </w:r>
     </w:p>
     <w:p>
@@ -44,6 +49,7 @@
       </w:pPr>
     </w:p>
     <w:p>
+      <w:proofErr w:type="spellStart"/>
       <w:r>
         <w:rPr>
           <w:b/>
@@ -52,6 +58,7 @@
         </w:rPr>
         <w:t>aircraft.wing</w:t>
       </w:r>
+      <w:proofErr w:type="spellEnd"/>
       <w:r>
         <w:t xml:space="preserve"> </w:t>
       </w:r>
@@ -82,11 +89,22 @@
           <w:numId w:val="5"/>
         </w:numPr>
       </w:pPr>
+      <w:proofErr w:type="spellStart"/>
       <w:r>
         <w:t>aircraft.wing.cg.</w:t>
       </w:r>
       <w:r>
-        <w:t>fs     % fuselage station location of the wing cg</w:t>
+        <w:t>fs</w:t>
+      </w:r>
+      <w:proofErr w:type="spellEnd"/>
+      <w:r>
+        <w:t xml:space="preserve">     </w:t>
+      </w:r>
+      <w:r>
+        <w:tab/>
+      </w:r>
+      <w:r>
+        <w:t>% fuselage station location of the wing cg</w:t>
       </w:r>
     </w:p>
     <w:p>
@@ -97,8 +115,19 @@
           <w:numId w:val="5"/>
         </w:numPr>
       </w:pPr>
-      <w:r>
-        <w:t xml:space="preserve">aircraft.wing.cg.bl   % butt line </w:t>
+      <w:proofErr w:type="spellStart"/>
+      <w:r>
+        <w:t>aircraft.wing.cg.bl</w:t>
+      </w:r>
+      <w:proofErr w:type="spellEnd"/>
+      <w:r>
+        <w:t xml:space="preserve">  </w:t>
+      </w:r>
+      <w:r>
+        <w:tab/>
+      </w:r>
+      <w:r>
+        <w:t xml:space="preserve">% butt line </w:t>
       </w:r>
       <w:r>
         <w:t>location of the wing cg</w:t>
@@ -112,6 +141,7 @@
           <w:numId w:val="5"/>
         </w:numPr>
       </w:pPr>
+      <w:proofErr w:type="spellStart"/>
       <w:r>
         <w:t>aircraft.wing.</w:t>
       </w:r>
@@ -119,7 +149,17 @@
         <w:t>cg.</w:t>
       </w:r>
       <w:r>
-        <w:t>wl  % water line location of the wing cg</w:t>
+        <w:t>wl</w:t>
+      </w:r>
+      <w:proofErr w:type="spellEnd"/>
+      <w:r>
+        <w:t xml:space="preserve">  </w:t>
+      </w:r>
+      <w:r>
+        <w:tab/>
+      </w:r>
+      <w:r>
+        <w:t>% water line location of the wing cg</w:t>
       </w:r>
     </w:p>
     <w:p>
@@ -137,7 +177,13 @@
         <w:t>MAC</w:t>
       </w:r>
       <w:r>
-        <w:t xml:space="preserve">         %mean aerodynamic chord length</w:t>
+        <w:t xml:space="preserve">         </w:t>
+      </w:r>
+      <w:r>
+        <w:tab/>
+      </w:r>
+      <w:r>
+        <w:t>%mean aerodynamic chord length</w:t>
       </w:r>
     </w:p>
     <w:p>
@@ -148,12 +194,14 @@
           <w:numId w:val="5"/>
         </w:numPr>
       </w:pPr>
+      <w:proofErr w:type="spellStart"/>
       <w:r>
         <w:t>aircraft.wing.</w:t>
       </w:r>
       <w:r>
         <w:t>span</w:t>
       </w:r>
+      <w:proofErr w:type="spellEnd"/>
     </w:p>
     <w:p>
       <w:pPr>
@@ -163,8 +211,22 @@
           <w:numId w:val="5"/>
         </w:numPr>
       </w:pPr>
-      <w:r>
-        <w:t xml:space="preserve">aircraft.wing.sweep   % </w:t>
+      <w:proofErr w:type="spellStart"/>
+      <w:r>
+        <w:t>aircraft.wing.sweep</w:t>
+      </w:r>
+      <w:proofErr w:type="spellEnd"/>
+      <w:r>
+        <w:t xml:space="preserve">  </w:t>
+      </w:r>
+      <w:r>
+        <w:tab/>
+      </w:r>
+      <w:r>
+        <w:tab/>
+      </w:r>
+      <w:r>
+        <w:t xml:space="preserve">% </w:t>
       </w:r>
       <w:r>
         <w:t>wing sweep angle</w:t>
@@ -178,6 +240,7 @@
           <w:numId w:val="5"/>
         </w:numPr>
       </w:pPr>
+      <w:proofErr w:type="spellStart"/>
       <w:r>
         <w:t>aircraft</w:t>
       </w:r>
@@ -187,6 +250,7 @@
       <w:r>
         <w:t>weight</w:t>
       </w:r>
+      <w:proofErr w:type="spellEnd"/>
     </w:p>
     <w:p>
       <w:pPr>
@@ -196,6 +260,7 @@
           <w:numId w:val="5"/>
         </w:numPr>
       </w:pPr>
+      <w:proofErr w:type="spellStart"/>
       <w:r>
         <w:t>aircraft.</w:t>
       </w:r>
@@ -205,6 +270,7 @@
       <w:r>
         <w:t>taper_ratio</w:t>
       </w:r>
+      <w:proofErr w:type="spellEnd"/>
     </w:p>
     <w:p>
       <w:pPr>
@@ -219,6 +285,11 @@
       </w:r>
       <w:r>
         <w:tab/>
+      </w:r>
+      <w:r>
+        <w:tab/>
+      </w:r>
+      <w:r>
         <w:t>% aspect ratio</w:t>
       </w:r>
     </w:p>
@@ -231,11 +302,49 @@
         </w:numPr>
       </w:pPr>
       <w:r>
-        <w:t>aircraft.wing.T2C % thickness to chord ratio</w:t>
-      </w:r>
+        <w:t xml:space="preserve">aircraft.wing.T2C </w:t>
+      </w:r>
+      <w:r>
+        <w:tab/>
+      </w:r>
+      <w:r>
+        <w:tab/>
+      </w:r>
+      <w:r>
+        <w:t>% thickness to chord ratio</w:t>
+      </w:r>
+    </w:p>
+    <w:p>
+      <w:pPr>
+        <w:pStyle w:val="ListParagraph"/>
+        <w:numPr>
+          <w:ilvl w:val="0"/>
+          <w:numId w:val="5"/>
+        </w:numPr>
+      </w:pPr>
+      <w:proofErr w:type="spellStart"/>
+      <w:r>
+        <w:t>aircraft.wing.rootChord</w:t>
+      </w:r>
+      <w:proofErr w:type="spellEnd"/>
+    </w:p>
+    <w:p>
+      <w:pPr>
+        <w:pStyle w:val="ListParagraph"/>
+        <w:numPr>
+          <w:ilvl w:val="0"/>
+          <w:numId w:val="5"/>
+        </w:numPr>
+      </w:pPr>
+      <w:proofErr w:type="spellStart"/>
+      <w:r>
+        <w:t>aircraft.wing.tipChord</w:t>
+      </w:r>
+      <w:proofErr w:type="spellEnd"/>
     </w:p>
     <w:p/>
     <w:p>
+      <w:proofErr w:type="spellStart"/>
       <w:r>
         <w:rPr>
           <w:b/>
@@ -244,6 +353,7 @@
         </w:rPr>
         <w:t>aircraft.fuselage</w:t>
       </w:r>
+      <w:proofErr w:type="spellEnd"/>
       <w:r>
         <w:t xml:space="preserve">                 </w:t>
       </w:r>
@@ -256,9 +366,11 @@
           <w:numId w:val="6"/>
         </w:numPr>
       </w:pPr>
+      <w:proofErr w:type="spellStart"/>
       <w:r>
         <w:t>aircraft.fuselage.weight</w:t>
       </w:r>
+      <w:proofErr w:type="spellEnd"/>
     </w:p>
     <w:p>
       <w:pPr>
@@ -268,9 +380,11 @@
           <w:numId w:val="6"/>
         </w:numPr>
       </w:pPr>
+      <w:proofErr w:type="spellStart"/>
       <w:r>
         <w:t>aircraft.fuselage.length</w:t>
       </w:r>
+      <w:proofErr w:type="spellEnd"/>
     </w:p>
     <w:p/>
     <w:p>
@@ -308,12 +422,14 @@
           <w:numId w:val="7"/>
         </w:numPr>
       </w:pPr>
+      <w:proofErr w:type="spellStart"/>
       <w:r>
         <w:t>aircraft.ht.</w:t>
       </w:r>
       <w:r>
         <w:t>sweep</w:t>
       </w:r>
+      <w:proofErr w:type="spellEnd"/>
     </w:p>
     <w:p>
       <w:pPr>
@@ -338,9 +454,11 @@
           <w:numId w:val="7"/>
         </w:numPr>
       </w:pPr>
+      <w:proofErr w:type="spellStart"/>
       <w:r>
         <w:t>aircraft.ht.TaperRatio</w:t>
       </w:r>
+      <w:proofErr w:type="spellEnd"/>
     </w:p>
     <w:p>
       <w:pPr>
@@ -350,9 +468,11 @@
           <w:numId w:val="7"/>
         </w:numPr>
       </w:pPr>
+      <w:proofErr w:type="spellStart"/>
       <w:r>
         <w:t>aircraft.ht.VolCoeff</w:t>
       </w:r>
+      <w:proofErr w:type="spellEnd"/>
     </w:p>
     <w:p>
       <w:pPr>
@@ -374,9 +494,11 @@
           <w:numId w:val="7"/>
         </w:numPr>
       </w:pPr>
+      <w:proofErr w:type="spellStart"/>
       <w:r>
         <w:t>aircraft.ht.leverArm</w:t>
       </w:r>
+      <w:proofErr w:type="spellEnd"/>
     </w:p>
     <w:p>
       <w:pPr>
@@ -386,9 +508,11 @@
           <w:numId w:val="7"/>
         </w:numPr>
       </w:pPr>
+      <w:proofErr w:type="spellStart"/>
       <w:r>
         <w:t>aircraft.ht.Area</w:t>
       </w:r>
+      <w:proofErr w:type="spellEnd"/>
     </w:p>
     <w:p>
       <w:pPr>
@@ -398,20 +522,25 @@
           <w:numId w:val="7"/>
         </w:numPr>
       </w:pPr>
+      <w:proofErr w:type="spellStart"/>
       <w:r>
         <w:t>aircraft.ht.weight</w:t>
       </w:r>
+      <w:proofErr w:type="spellEnd"/>
     </w:p>
     <w:p/>
     <w:p>
+      <w:proofErr w:type="spellStart"/>
       <w:r>
         <w:rPr>
           <w:b/>
           <w:bCs/>
           <w:u w:val="single"/>
         </w:rPr>
+        <w:lastRenderedPageBreak/>
         <w:t>aircraft.vt</w:t>
       </w:r>
+      <w:proofErr w:type="spellEnd"/>
       <w:r>
         <w:t xml:space="preserve">            </w:t>
       </w:r>
@@ -430,10 +559,11 @@
           <w:numId w:val="7"/>
         </w:numPr>
       </w:pPr>
-      <w:r>
-        <w:lastRenderedPageBreak/>
+      <w:proofErr w:type="spellStart"/>
+      <w:r>
         <w:t>aircraft.vt.QuartChordSweep</w:t>
       </w:r>
+      <w:proofErr w:type="spellEnd"/>
     </w:p>
     <w:p>
       <w:pPr>
@@ -458,9 +588,11 @@
           <w:numId w:val="7"/>
         </w:numPr>
       </w:pPr>
+      <w:proofErr w:type="spellStart"/>
       <w:r>
         <w:t>aircraft.vt.TaperRatio</w:t>
       </w:r>
+      <w:proofErr w:type="spellEnd"/>
     </w:p>
     <w:p>
       <w:pPr>
@@ -470,9 +602,11 @@
           <w:numId w:val="7"/>
         </w:numPr>
       </w:pPr>
+      <w:proofErr w:type="spellStart"/>
       <w:r>
         <w:t>aircraft.vt.VolCoeff</w:t>
       </w:r>
+      <w:proofErr w:type="spellEnd"/>
     </w:p>
     <w:p>
       <w:pPr>
@@ -494,9 +628,11 @@
           <w:numId w:val="7"/>
         </w:numPr>
       </w:pPr>
+      <w:proofErr w:type="spellStart"/>
       <w:r>
         <w:t>aircraft.vt.leverArm</w:t>
       </w:r>
+      <w:proofErr w:type="spellEnd"/>
     </w:p>
     <w:p>
       <w:pPr>
@@ -506,9 +642,11 @@
           <w:numId w:val="7"/>
         </w:numPr>
       </w:pPr>
+      <w:proofErr w:type="spellStart"/>
       <w:r>
         <w:t>aircraft.vt.Area</w:t>
       </w:r>
+      <w:proofErr w:type="spellEnd"/>
     </w:p>
     <w:p>
       <w:pPr>
@@ -518,9 +656,11 @@
           <w:numId w:val="7"/>
         </w:numPr>
       </w:pPr>
+      <w:proofErr w:type="spellStart"/>
       <w:r>
         <w:t>aircraft.vt.weight</w:t>
       </w:r>
+      <w:proofErr w:type="spellEnd"/>
     </w:p>
     <w:p/>
     <w:p/>
@@ -532,6 +672,7 @@
           <w:u w:val="single"/>
         </w:rPr>
       </w:pPr>
+      <w:proofErr w:type="spellStart"/>
       <w:r>
         <w:rPr>
           <w:b/>
@@ -540,6 +681,7 @@
         </w:rPr>
         <w:t>aircraft.gear</w:t>
       </w:r>
+      <w:proofErr w:type="spellEnd"/>
     </w:p>
     <w:p>
       <w:pPr>
@@ -576,8 +718,13 @@
         </w:rPr>
       </w:pPr>
       <w:r>
-        <w:t>.mg.weight</w:t>
-      </w:r>
+        <w:t>.</w:t>
+      </w:r>
+      <w:proofErr w:type="spellStart"/>
+      <w:r>
+        <w:t>mg.weight</w:t>
+      </w:r>
+      <w:proofErr w:type="spellEnd"/>
     </w:p>
     <w:p>
       <w:pPr>
@@ -614,8 +761,13 @@
         </w:rPr>
       </w:pPr>
       <w:r>
-        <w:t>.ng.weight</w:t>
-      </w:r>
+        <w:t>.</w:t>
+      </w:r>
+      <w:proofErr w:type="spellStart"/>
+      <w:r>
+        <w:t>ng.weight</w:t>
+      </w:r>
+      <w:proofErr w:type="spellEnd"/>
     </w:p>
     <w:p>
       <w:pPr>
@@ -634,6 +786,7 @@
           <w:u w:val="single"/>
         </w:rPr>
       </w:pPr>
+      <w:proofErr w:type="spellStart"/>
       <w:r>
         <w:rPr>
           <w:b/>
@@ -642,6 +795,7 @@
         </w:rPr>
         <w:t>aircraft.cockpit</w:t>
       </w:r>
+      <w:proofErr w:type="spellEnd"/>
     </w:p>
     <w:p>
       <w:pPr>
@@ -669,6 +823,7 @@
           <w:u w:val="single"/>
         </w:rPr>
       </w:pPr>
+      <w:proofErr w:type="spellStart"/>
       <w:r>
         <w:rPr>
           <w:b/>
@@ -677,6 +832,7 @@
         </w:rPr>
         <w:t>aircraft.avionics</w:t>
       </w:r>
+      <w:proofErr w:type="spellEnd"/>
     </w:p>
     <w:p>
       <w:pPr>
@@ -691,12 +847,25 @@
           <w:u w:val="single"/>
         </w:rPr>
       </w:pPr>
-      <w:r>
-        <w:t xml:space="preserve">aircraft.avionics.weight </w:t>
+      <w:proofErr w:type="spellStart"/>
+      <w:r>
+        <w:t>aircraft.avionics.weight</w:t>
+      </w:r>
+      <w:proofErr w:type="spellEnd"/>
+      <w:r>
+        <w:t xml:space="preserve"> </w:t>
       </w:r>
       <w:r>
         <w:tab/>
-        <w:t>% misc 2500 lbs</w:t>
+        <w:t xml:space="preserve">% </w:t>
+      </w:r>
+      <w:proofErr w:type="spellStart"/>
+      <w:r>
+        <w:t>misc</w:t>
+      </w:r>
+      <w:proofErr w:type="spellEnd"/>
+      <w:r>
+        <w:t xml:space="preserve"> 2500 lbs</w:t>
       </w:r>
     </w:p>
     <w:p>
@@ -716,6 +885,7 @@
           <w:u w:val="single"/>
         </w:rPr>
       </w:pPr>
+      <w:proofErr w:type="spellStart"/>
       <w:r>
         <w:rPr>
           <w:b/>
@@ -724,6 +894,7 @@
         </w:rPr>
         <w:t>aircraft.payload</w:t>
       </w:r>
+      <w:proofErr w:type="spellEnd"/>
     </w:p>
     <w:p>
       <w:pPr>
@@ -733,6 +904,7 @@
           <w:numId w:val="2"/>
         </w:numPr>
       </w:pPr>
+      <w:proofErr w:type="spellStart"/>
       <w:r>
         <w:t>aircraft.</w:t>
       </w:r>
@@ -740,7 +912,11 @@
         <w:t>payload.</w:t>
       </w:r>
       <w:r>
-        <w:t>strike     % strike payloa</w:t>
+        <w:t>strike</w:t>
+      </w:r>
+      <w:proofErr w:type="spellEnd"/>
+      <w:r>
+        <w:t xml:space="preserve">     % strike payloa</w:t>
       </w:r>
       <w:r>
         <w:t>d</w:t>
@@ -755,8 +931,13 @@
         </w:numPr>
       </w:pPr>
       <w:r>
-        <w:t>.strike.weight</w:t>
-      </w:r>
+        <w:t>.</w:t>
+      </w:r>
+      <w:proofErr w:type="spellStart"/>
+      <w:r>
+        <w:t>strike.weight</w:t>
+      </w:r>
+      <w:proofErr w:type="spellEnd"/>
     </w:p>
     <w:p>
       <w:pPr>
@@ -801,6 +982,7 @@
           <w:bCs/>
           <w:u w:val="single"/>
         </w:rPr>
+        <w:lastRenderedPageBreak/>
         <w:t>aircraft.aero</w:t>
       </w:r>
       <w:r>
@@ -816,13 +998,23 @@
           <w:u w:val="single"/>
         </w:rPr>
       </w:pPr>
+      <w:proofErr w:type="spellStart"/>
       <w:r>
         <w:rPr>
           <w:b/>
           <w:bCs/>
           <w:u w:val="single"/>
         </w:rPr>
-        <w:t xml:space="preserve">aircraft.constants          </w:t>
+        <w:t>aircraft.constants</w:t>
+      </w:r>
+      <w:proofErr w:type="spellEnd"/>
+      <w:r>
+        <w:rPr>
+          <w:b/>
+          <w:bCs/>
+          <w:u w:val="single"/>
+        </w:rPr>
+        <w:t xml:space="preserve">          </w:t>
       </w:r>
     </w:p>
     <w:p>
@@ -836,6 +1028,7 @@
           <w:bCs/>
         </w:rPr>
       </w:pPr>
+      <w:proofErr w:type="spellStart"/>
       <w:r>
         <w:rPr>
           <w:bCs/>
@@ -848,6 +1041,7 @@
         </w:rPr>
         <w:t>totalWeight</w:t>
       </w:r>
+      <w:proofErr w:type="spellEnd"/>
       <w:r>
         <w:rPr>
           <w:bCs/>
@@ -867,12 +1061,14 @@
           <w:bCs/>
         </w:rPr>
       </w:pPr>
+      <w:proofErr w:type="spellStart"/>
       <w:r>
         <w:rPr>
           <w:bCs/>
         </w:rPr>
         <w:t>aircraft.constants.fuelWeight</w:t>
       </w:r>
+      <w:proofErr w:type="spellEnd"/>
       <w:r>
         <w:rPr>
           <w:bCs/>
@@ -892,17 +1088,30 @@
           <w:bCs/>
         </w:rPr>
       </w:pPr>
+      <w:proofErr w:type="spellStart"/>
       <w:r>
         <w:rPr>
           <w:bCs/>
         </w:rPr>
         <w:t>aircraft.constants.cDP</w:t>
       </w:r>
+      <w:proofErr w:type="spellEnd"/>
       <w:r>
         <w:rPr>
           <w:bCs/>
         </w:rPr>
         <w:tab/>
+      </w:r>
+      <w:r>
+        <w:rPr>
+          <w:bCs/>
+        </w:rPr>
+        <w:tab/>
+      </w:r>
+      <w:r>
+        <w:rPr>
+          <w:bCs/>
+        </w:rPr>
         <w:t>% cruise dynamic pressure</w:t>
       </w:r>
     </w:p>
@@ -917,21 +1126,68 @@
           <w:bCs/>
         </w:rPr>
       </w:pPr>
+      <w:proofErr w:type="spellStart"/>
       <w:r>
         <w:rPr>
           <w:bCs/>
         </w:rPr>
         <w:t>aircraft.constants.n_ult</w:t>
       </w:r>
+      <w:proofErr w:type="spellEnd"/>
       <w:r>
         <w:rPr>
           <w:bCs/>
         </w:rPr>
         <w:tab/>
+      </w:r>
+      <w:r>
+        <w:rPr>
+          <w:bCs/>
+        </w:rPr>
+        <w:tab/>
+      </w:r>
+      <w:r>
+        <w:rPr>
+          <w:bCs/>
+        </w:rPr>
         <w:t>% ultimate load factor</w:t>
       </w:r>
     </w:p>
     <w:p>
+      <w:pPr>
+        <w:pStyle w:val="ListParagraph"/>
+        <w:numPr>
+          <w:ilvl w:val="0"/>
+          <w:numId w:val="8"/>
+        </w:numPr>
+        <w:rPr>
+          <w:bCs/>
+        </w:rPr>
+      </w:pPr>
+      <w:proofErr w:type="spellStart"/>
+      <w:r>
+        <w:rPr>
+          <w:bCs/>
+        </w:rPr>
+        <w:t>aircraft.constants.limitLoad</w:t>
+      </w:r>
+      <w:proofErr w:type="spellEnd"/>
+      <w:r>
+        <w:rPr>
+          <w:bCs/>
+        </w:rPr>
+        <w:tab/>
+      </w:r>
+      <w:r>
+        <w:rPr>
+          <w:bCs/>
+        </w:rPr>
+        <w:tab/>
+        <w:t>% limit load factor</w:t>
+      </w:r>
+    </w:p>
+    <w:p>
+      <w:proofErr w:type="spellStart"/>
       <w:r>
         <w:rPr>
           <w:b/>
@@ -940,6 +1196,7 @@
         </w:rPr>
         <w:t>aircraft.flightcond</w:t>
       </w:r>
+      <w:proofErr w:type="spellEnd"/>
       <w:r>
         <w:rPr>
           <w:b/>
@@ -960,6 +1217,7 @@
           <w:bCs/>
         </w:rPr>
       </w:pPr>
+      <w:proofErr w:type="spellStart"/>
       <w:r>
         <w:rPr>
           <w:b/>
@@ -967,6 +1225,7 @@
         </w:rPr>
         <w:t>aircraft.engine</w:t>
       </w:r>
+      <w:proofErr w:type="spellEnd"/>
     </w:p>
     <w:p>
       <w:pPr>
@@ -980,9 +1239,11 @@
           <w:bCs/>
         </w:rPr>
       </w:pPr>
+      <w:proofErr w:type="spellStart"/>
       <w:r>
         <w:t>aircraft.engine.weight</w:t>
       </w:r>
+      <w:proofErr w:type="spellEnd"/>
     </w:p>
     <w:p>
       <w:pPr>
@@ -996,9 +1257,11 @@
           <w:bCs/>
         </w:rPr>
       </w:pPr>
+      <w:proofErr w:type="spellStart"/>
       <w:r>
         <w:t>aircraft.engine.thrust</w:t>
       </w:r>
+      <w:proofErr w:type="spellEnd"/>
     </w:p>
     <w:p/>
     <w:p/>

--- a/MATLAB Naming Syntax.docx
+++ b/MATLAB Naming Syntax.docx
@@ -1184,6 +1184,33 @@
         </w:rPr>
         <w:tab/>
         <w:t>% limit load factor</w:t>
+      </w:r>
+    </w:p>
+    <w:p>
+      <w:pPr>
+        <w:pStyle w:val="ListParagraph"/>
+        <w:numPr>
+          <w:ilvl w:val="0"/>
+          <w:numId w:val="8"/>
+        </w:numPr>
+        <w:rPr>
+          <w:bCs/>
+        </w:rPr>
+      </w:pPr>
+      <w:proofErr w:type="spellStart"/>
+      <w:r>
+        <w:rPr>
+          <w:bCs/>
+        </w:rPr>
+        <w:t>aircraft.constants.maxMach</w:t>
+      </w:r>
+      <w:proofErr w:type="spellEnd"/>
+      <w:r>
+        <w:rPr>
+          <w:bCs/>
+        </w:rPr>
+        <w:tab/>
+        <w:t>% max Mach #</w:t>
       </w:r>
     </w:p>
     <w:p>

--- a/MATLAB Naming Syntax.docx
+++ b/MATLAB Naming Syntax.docx
@@ -34,13 +34,8 @@
       <w:r>
         <w:t>Figure “</w:t>
       </w:r>
-      <w:proofErr w:type="spellStart"/>
-      <w:r>
-        <w:t>LineWidth</w:t>
-      </w:r>
-      <w:proofErr w:type="spellEnd"/>
-      <w:r>
-        <w:t>” should be 1.75 unless that’s too cluttered, then lower it</w:t>
+      <w:r>
+        <w:t>LineWidth” should be 1.75 unless that’s too cluttered, then lower it</w:t>
       </w:r>
     </w:p>
     <w:p>
@@ -49,7 +44,6 @@
       </w:pPr>
     </w:p>
     <w:p>
-      <w:proofErr w:type="spellStart"/>
       <w:r>
         <w:rPr>
           <w:b/>
@@ -58,7 +52,6 @@
         </w:rPr>
         <w:t>aircraft.wing</w:t>
       </w:r>
-      <w:proofErr w:type="spellEnd"/>
       <w:r>
         <w:t xml:space="preserve"> </w:t>
       </w:r>
@@ -89,16 +82,11 @@
           <w:numId w:val="5"/>
         </w:numPr>
       </w:pPr>
-      <w:proofErr w:type="spellStart"/>
       <w:r>
         <w:t>aircraft.wing.cg.</w:t>
       </w:r>
       <w:r>
-        <w:t>fs</w:t>
-      </w:r>
-      <w:proofErr w:type="spellEnd"/>
-      <w:r>
-        <w:t xml:space="preserve">     </w:t>
+        <w:t xml:space="preserve">fs     </w:t>
       </w:r>
       <w:r>
         <w:tab/>
@@ -115,13 +103,8 @@
           <w:numId w:val="5"/>
         </w:numPr>
       </w:pPr>
-      <w:proofErr w:type="spellStart"/>
-      <w:r>
-        <w:t>aircraft.wing.cg.bl</w:t>
-      </w:r>
-      <w:proofErr w:type="spellEnd"/>
-      <w:r>
-        <w:t xml:space="preserve">  </w:t>
+      <w:r>
+        <w:t xml:space="preserve">aircraft.wing.cg.bl  </w:t>
       </w:r>
       <w:r>
         <w:tab/>
@@ -141,7 +124,6 @@
           <w:numId w:val="5"/>
         </w:numPr>
       </w:pPr>
-      <w:proofErr w:type="spellStart"/>
       <w:r>
         <w:t>aircraft.wing.</w:t>
       </w:r>
@@ -149,11 +131,7 @@
         <w:t>cg.</w:t>
       </w:r>
       <w:r>
-        <w:t>wl</w:t>
-      </w:r>
-      <w:proofErr w:type="spellEnd"/>
-      <w:r>
-        <w:t xml:space="preserve">  </w:t>
+        <w:t xml:space="preserve">wl  </w:t>
       </w:r>
       <w:r>
         <w:tab/>
@@ -194,14 +172,12 @@
           <w:numId w:val="5"/>
         </w:numPr>
       </w:pPr>
-      <w:proofErr w:type="spellStart"/>
       <w:r>
         <w:t>aircraft.wing.</w:t>
       </w:r>
       <w:r>
         <w:t>span</w:t>
       </w:r>
-      <w:proofErr w:type="spellEnd"/>
     </w:p>
     <w:p>
       <w:pPr>
@@ -211,13 +187,8 @@
           <w:numId w:val="5"/>
         </w:numPr>
       </w:pPr>
-      <w:proofErr w:type="spellStart"/>
-      <w:r>
-        <w:t>aircraft.wing.sweep</w:t>
-      </w:r>
-      <w:proofErr w:type="spellEnd"/>
-      <w:r>
-        <w:t xml:space="preserve">  </w:t>
+      <w:r>
+        <w:t xml:space="preserve">aircraft.wing.sweep  </w:t>
       </w:r>
       <w:r>
         <w:tab/>
@@ -240,7 +211,6 @@
           <w:numId w:val="5"/>
         </w:numPr>
       </w:pPr>
-      <w:proofErr w:type="spellStart"/>
       <w:r>
         <w:t>aircraft</w:t>
       </w:r>
@@ -250,7 +220,6 @@
       <w:r>
         <w:t>weight</w:t>
       </w:r>
-      <w:proofErr w:type="spellEnd"/>
     </w:p>
     <w:p>
       <w:pPr>
@@ -260,7 +229,6 @@
           <w:numId w:val="5"/>
         </w:numPr>
       </w:pPr>
-      <w:proofErr w:type="spellStart"/>
       <w:r>
         <w:t>aircraft.</w:t>
       </w:r>
@@ -270,7 +238,6 @@
       <w:r>
         <w:t>taper_ratio</w:t>
       </w:r>
-      <w:proofErr w:type="spellEnd"/>
     </w:p>
     <w:p>
       <w:pPr>
@@ -322,11 +289,9 @@
           <w:numId w:val="5"/>
         </w:numPr>
       </w:pPr>
-      <w:proofErr w:type="spellStart"/>
       <w:r>
         <w:t>aircraft.wing.rootChord</w:t>
       </w:r>
-      <w:proofErr w:type="spellEnd"/>
     </w:p>
     <w:p>
       <w:pPr>
@@ -336,15 +301,12 @@
           <w:numId w:val="5"/>
         </w:numPr>
       </w:pPr>
-      <w:proofErr w:type="spellStart"/>
       <w:r>
         <w:t>aircraft.wing.tipChord</w:t>
       </w:r>
-      <w:proofErr w:type="spellEnd"/>
     </w:p>
     <w:p/>
     <w:p>
-      <w:proofErr w:type="spellStart"/>
       <w:r>
         <w:rPr>
           <w:b/>
@@ -353,7 +315,6 @@
         </w:rPr>
         <w:t>aircraft.fuselage</w:t>
       </w:r>
-      <w:proofErr w:type="spellEnd"/>
       <w:r>
         <w:t xml:space="preserve">                 </w:t>
       </w:r>
@@ -366,11 +327,9 @@
           <w:numId w:val="6"/>
         </w:numPr>
       </w:pPr>
-      <w:proofErr w:type="spellStart"/>
       <w:r>
         <w:t>aircraft.fuselage.weight</w:t>
       </w:r>
-      <w:proofErr w:type="spellEnd"/>
     </w:p>
     <w:p>
       <w:pPr>
@@ -380,11 +339,9 @@
           <w:numId w:val="6"/>
         </w:numPr>
       </w:pPr>
-      <w:proofErr w:type="spellStart"/>
       <w:r>
         <w:t>aircraft.fuselage.length</w:t>
       </w:r>
-      <w:proofErr w:type="spellEnd"/>
     </w:p>
     <w:p/>
     <w:p>
@@ -422,14 +379,12 @@
           <w:numId w:val="7"/>
         </w:numPr>
       </w:pPr>
-      <w:proofErr w:type="spellStart"/>
       <w:r>
         <w:t>aircraft.ht.</w:t>
       </w:r>
       <w:r>
         <w:t>sweep</w:t>
       </w:r>
-      <w:proofErr w:type="spellEnd"/>
     </w:p>
     <w:p>
       <w:pPr>
@@ -454,11 +409,9 @@
           <w:numId w:val="7"/>
         </w:numPr>
       </w:pPr>
-      <w:proofErr w:type="spellStart"/>
       <w:r>
         <w:t>aircraft.ht.TaperRatio</w:t>
       </w:r>
-      <w:proofErr w:type="spellEnd"/>
     </w:p>
     <w:p>
       <w:pPr>
@@ -468,11 +421,9 @@
           <w:numId w:val="7"/>
         </w:numPr>
       </w:pPr>
-      <w:proofErr w:type="spellStart"/>
       <w:r>
         <w:t>aircraft.ht.VolCoeff</w:t>
       </w:r>
-      <w:proofErr w:type="spellEnd"/>
     </w:p>
     <w:p>
       <w:pPr>
@@ -494,11 +445,9 @@
           <w:numId w:val="7"/>
         </w:numPr>
       </w:pPr>
-      <w:proofErr w:type="spellStart"/>
       <w:r>
         <w:t>aircraft.ht.leverArm</w:t>
       </w:r>
-      <w:proofErr w:type="spellEnd"/>
     </w:p>
     <w:p>
       <w:pPr>
@@ -508,11 +457,9 @@
           <w:numId w:val="7"/>
         </w:numPr>
       </w:pPr>
-      <w:proofErr w:type="spellStart"/>
       <w:r>
         <w:t>aircraft.ht.Area</w:t>
       </w:r>
-      <w:proofErr w:type="spellEnd"/>
     </w:p>
     <w:p>
       <w:pPr>
@@ -522,15 +469,12 @@
           <w:numId w:val="7"/>
         </w:numPr>
       </w:pPr>
-      <w:proofErr w:type="spellStart"/>
       <w:r>
         <w:t>aircraft.ht.weight</w:t>
       </w:r>
-      <w:proofErr w:type="spellEnd"/>
     </w:p>
     <w:p/>
     <w:p>
-      <w:proofErr w:type="spellStart"/>
       <w:r>
         <w:rPr>
           <w:b/>
@@ -540,7 +484,6 @@
         <w:lastRenderedPageBreak/>
         <w:t>aircraft.vt</w:t>
       </w:r>
-      <w:proofErr w:type="spellEnd"/>
       <w:r>
         <w:t xml:space="preserve">            </w:t>
       </w:r>
@@ -559,11 +502,9 @@
           <w:numId w:val="7"/>
         </w:numPr>
       </w:pPr>
-      <w:proofErr w:type="spellStart"/>
       <w:r>
         <w:t>aircraft.vt.QuartChordSweep</w:t>
       </w:r>
-      <w:proofErr w:type="spellEnd"/>
     </w:p>
     <w:p>
       <w:pPr>
@@ -588,11 +529,9 @@
           <w:numId w:val="7"/>
         </w:numPr>
       </w:pPr>
-      <w:proofErr w:type="spellStart"/>
       <w:r>
         <w:t>aircraft.vt.TaperRatio</w:t>
       </w:r>
-      <w:proofErr w:type="spellEnd"/>
     </w:p>
     <w:p>
       <w:pPr>
@@ -602,11 +541,9 @@
           <w:numId w:val="7"/>
         </w:numPr>
       </w:pPr>
-      <w:proofErr w:type="spellStart"/>
       <w:r>
         <w:t>aircraft.vt.VolCoeff</w:t>
       </w:r>
-      <w:proofErr w:type="spellEnd"/>
     </w:p>
     <w:p>
       <w:pPr>
@@ -628,11 +565,9 @@
           <w:numId w:val="7"/>
         </w:numPr>
       </w:pPr>
-      <w:proofErr w:type="spellStart"/>
       <w:r>
         <w:t>aircraft.vt.leverArm</w:t>
       </w:r>
-      <w:proofErr w:type="spellEnd"/>
     </w:p>
     <w:p>
       <w:pPr>
@@ -642,11 +577,9 @@
           <w:numId w:val="7"/>
         </w:numPr>
       </w:pPr>
-      <w:proofErr w:type="spellStart"/>
       <w:r>
         <w:t>aircraft.vt.Area</w:t>
       </w:r>
-      <w:proofErr w:type="spellEnd"/>
     </w:p>
     <w:p>
       <w:pPr>
@@ -656,11 +589,9 @@
           <w:numId w:val="7"/>
         </w:numPr>
       </w:pPr>
-      <w:proofErr w:type="spellStart"/>
       <w:r>
         <w:t>aircraft.vt.weight</w:t>
       </w:r>
-      <w:proofErr w:type="spellEnd"/>
     </w:p>
     <w:p/>
     <w:p/>
@@ -672,7 +603,6 @@
           <w:u w:val="single"/>
         </w:rPr>
       </w:pPr>
-      <w:proofErr w:type="spellStart"/>
       <w:r>
         <w:rPr>
           <w:b/>
@@ -681,7 +611,6 @@
         </w:rPr>
         <w:t>aircraft.gear</w:t>
       </w:r>
-      <w:proofErr w:type="spellEnd"/>
     </w:p>
     <w:p>
       <w:pPr>
@@ -718,13 +647,8 @@
         </w:rPr>
       </w:pPr>
       <w:r>
-        <w:t>.</w:t>
-      </w:r>
-      <w:proofErr w:type="spellStart"/>
-      <w:r>
-        <w:t>mg.weight</w:t>
-      </w:r>
-      <w:proofErr w:type="spellEnd"/>
+        <w:t>.mg.weight</w:t>
+      </w:r>
     </w:p>
     <w:p>
       <w:pPr>
@@ -761,13 +685,8 @@
         </w:rPr>
       </w:pPr>
       <w:r>
-        <w:t>.</w:t>
-      </w:r>
-      <w:proofErr w:type="spellStart"/>
-      <w:r>
-        <w:t>ng.weight</w:t>
-      </w:r>
-      <w:proofErr w:type="spellEnd"/>
+        <w:t>.ng.weight</w:t>
+      </w:r>
     </w:p>
     <w:p>
       <w:pPr>
@@ -786,7 +705,6 @@
           <w:u w:val="single"/>
         </w:rPr>
       </w:pPr>
-      <w:proofErr w:type="spellStart"/>
       <w:r>
         <w:rPr>
           <w:b/>
@@ -795,7 +713,6 @@
         </w:rPr>
         <w:t>aircraft.cockpit</w:t>
       </w:r>
-      <w:proofErr w:type="spellEnd"/>
     </w:p>
     <w:p>
       <w:pPr>
@@ -823,7 +740,6 @@
           <w:u w:val="single"/>
         </w:rPr>
       </w:pPr>
-      <w:proofErr w:type="spellStart"/>
       <w:r>
         <w:rPr>
           <w:b/>
@@ -832,7 +748,6 @@
         </w:rPr>
         <w:t>aircraft.avionics</w:t>
       </w:r>
-      <w:proofErr w:type="spellEnd"/>
     </w:p>
     <w:p>
       <w:pPr>
@@ -847,25 +762,12 @@
           <w:u w:val="single"/>
         </w:rPr>
       </w:pPr>
-      <w:proofErr w:type="spellStart"/>
-      <w:r>
-        <w:t>aircraft.avionics.weight</w:t>
-      </w:r>
-      <w:proofErr w:type="spellEnd"/>
-      <w:r>
-        <w:t xml:space="preserve"> </w:t>
+      <w:r>
+        <w:t xml:space="preserve">aircraft.avionics.weight </w:t>
       </w:r>
       <w:r>
         <w:tab/>
-        <w:t xml:space="preserve">% </w:t>
-      </w:r>
-      <w:proofErr w:type="spellStart"/>
-      <w:r>
-        <w:t>misc</w:t>
-      </w:r>
-      <w:proofErr w:type="spellEnd"/>
-      <w:r>
-        <w:t xml:space="preserve"> 2500 lbs</w:t>
+        <w:t>% misc 2500 lbs</w:t>
       </w:r>
     </w:p>
     <w:p>
@@ -885,7 +787,6 @@
           <w:u w:val="single"/>
         </w:rPr>
       </w:pPr>
-      <w:proofErr w:type="spellStart"/>
       <w:r>
         <w:rPr>
           <w:b/>
@@ -894,7 +795,6 @@
         </w:rPr>
         <w:t>aircraft.payload</w:t>
       </w:r>
-      <w:proofErr w:type="spellEnd"/>
     </w:p>
     <w:p>
       <w:pPr>
@@ -904,7 +804,6 @@
           <w:numId w:val="2"/>
         </w:numPr>
       </w:pPr>
-      <w:proofErr w:type="spellStart"/>
       <w:r>
         <w:t>aircraft.</w:t>
       </w:r>
@@ -912,11 +811,7 @@
         <w:t>payload.</w:t>
       </w:r>
       <w:r>
-        <w:t>strike</w:t>
-      </w:r>
-      <w:proofErr w:type="spellEnd"/>
-      <w:r>
-        <w:t xml:space="preserve">     % strike payloa</w:t>
+        <w:t>strike     % strike payloa</w:t>
       </w:r>
       <w:r>
         <w:t>d</w:t>
@@ -931,13 +826,8 @@
         </w:numPr>
       </w:pPr>
       <w:r>
-        <w:t>.</w:t>
-      </w:r>
-      <w:proofErr w:type="spellStart"/>
-      <w:r>
-        <w:t>strike.weight</w:t>
-      </w:r>
-      <w:proofErr w:type="spellEnd"/>
+        <w:t>.strike.weight</w:t>
+      </w:r>
     </w:p>
     <w:p>
       <w:pPr>
@@ -998,23 +888,13 @@
           <w:u w:val="single"/>
         </w:rPr>
       </w:pPr>
-      <w:proofErr w:type="spellStart"/>
       <w:r>
         <w:rPr>
           <w:b/>
           <w:bCs/>
           <w:u w:val="single"/>
         </w:rPr>
-        <w:t>aircraft.constants</w:t>
-      </w:r>
-      <w:proofErr w:type="spellEnd"/>
-      <w:r>
-        <w:rPr>
-          <w:b/>
-          <w:bCs/>
-          <w:u w:val="single"/>
-        </w:rPr>
-        <w:t xml:space="preserve">          </w:t>
+        <w:t xml:space="preserve">aircraft.constants          </w:t>
       </w:r>
     </w:p>
     <w:p>
@@ -1028,7 +908,6 @@
           <w:bCs/>
         </w:rPr>
       </w:pPr>
-      <w:proofErr w:type="spellStart"/>
       <w:r>
         <w:rPr>
           <w:bCs/>
@@ -1041,7 +920,6 @@
         </w:rPr>
         <w:t>totalWeight</w:t>
       </w:r>
-      <w:proofErr w:type="spellEnd"/>
       <w:r>
         <w:rPr>
           <w:bCs/>
@@ -1061,14 +939,12 @@
           <w:bCs/>
         </w:rPr>
       </w:pPr>
-      <w:proofErr w:type="spellStart"/>
       <w:r>
         <w:rPr>
           <w:bCs/>
         </w:rPr>
         <w:t>aircraft.constants.fuelWeight</w:t>
       </w:r>
-      <w:proofErr w:type="spellEnd"/>
       <w:r>
         <w:rPr>
           <w:bCs/>
@@ -1088,14 +964,12 @@
           <w:bCs/>
         </w:rPr>
       </w:pPr>
-      <w:proofErr w:type="spellStart"/>
       <w:r>
         <w:rPr>
           <w:bCs/>
         </w:rPr>
         <w:t>aircraft.constants.cDP</w:t>
       </w:r>
-      <w:proofErr w:type="spellEnd"/>
       <w:r>
         <w:rPr>
           <w:bCs/>
@@ -1126,14 +1000,12 @@
           <w:bCs/>
         </w:rPr>
       </w:pPr>
-      <w:proofErr w:type="spellStart"/>
       <w:r>
         <w:rPr>
           <w:bCs/>
         </w:rPr>
         <w:t>aircraft.constants.n_ult</w:t>
       </w:r>
-      <w:proofErr w:type="spellEnd"/>
       <w:r>
         <w:rPr>
           <w:bCs/>
@@ -1164,14 +1036,12 @@
           <w:bCs/>
         </w:rPr>
       </w:pPr>
-      <w:proofErr w:type="spellStart"/>
       <w:r>
         <w:rPr>
           <w:bCs/>
         </w:rPr>
         <w:t>aircraft.constants.limitLoad</w:t>
       </w:r>
-      <w:proofErr w:type="spellEnd"/>
       <w:r>
         <w:rPr>
           <w:bCs/>
@@ -1197,14 +1067,12 @@
           <w:bCs/>
         </w:rPr>
       </w:pPr>
-      <w:proofErr w:type="spellStart"/>
       <w:r>
         <w:rPr>
           <w:bCs/>
         </w:rPr>
         <w:t>aircraft.constants.maxMach</w:t>
       </w:r>
-      <w:proofErr w:type="spellEnd"/>
       <w:r>
         <w:rPr>
           <w:bCs/>
@@ -1214,7 +1082,6 @@
       </w:r>
     </w:p>
     <w:p>
-      <w:proofErr w:type="spellStart"/>
       <w:r>
         <w:rPr>
           <w:b/>
@@ -1223,7 +1090,6 @@
         </w:rPr>
         <w:t>aircraft.flightcond</w:t>
       </w:r>
-      <w:proofErr w:type="spellEnd"/>
       <w:r>
         <w:rPr>
           <w:b/>
@@ -1244,7 +1110,6 @@
           <w:bCs/>
         </w:rPr>
       </w:pPr>
-      <w:proofErr w:type="spellStart"/>
       <w:r>
         <w:rPr>
           <w:b/>
@@ -1252,7 +1117,6 @@
         </w:rPr>
         <w:t>aircraft.engine</w:t>
       </w:r>
-      <w:proofErr w:type="spellEnd"/>
     </w:p>
     <w:p>
       <w:pPr>
@@ -1266,11 +1130,9 @@
           <w:bCs/>
         </w:rPr>
       </w:pPr>
-      <w:proofErr w:type="spellStart"/>
       <w:r>
         <w:t>aircraft.engine.weight</w:t>
       </w:r>
-      <w:proofErr w:type="spellEnd"/>
     </w:p>
     <w:p>
       <w:pPr>
@@ -1284,11 +1146,81 @@
           <w:bCs/>
         </w:rPr>
       </w:pPr>
-      <w:proofErr w:type="spellStart"/>
       <w:r>
         <w:t>aircraft.engine.thrust</w:t>
       </w:r>
-      <w:proofErr w:type="spellEnd"/>
+    </w:p>
+    <w:p>
+      <w:pPr>
+        <w:pStyle w:val="ListParagraph"/>
+        <w:rPr>
+          <w:b/>
+          <w:bCs/>
+        </w:rPr>
+      </w:pPr>
+    </w:p>
+    <w:p>
+      <w:pPr>
+        <w:rPr>
+          <w:b/>
+          <w:bCs/>
+        </w:rPr>
+      </w:pPr>
+      <w:r>
+        <w:rPr>
+          <w:b/>
+          <w:bCs/>
+        </w:rPr>
+        <w:t>aircraft.cg</w:t>
+      </w:r>
+    </w:p>
+    <w:p>
+      <w:pPr>
+        <w:pStyle w:val="ListParagraph"/>
+        <w:numPr>
+          <w:ilvl w:val="0"/>
+          <w:numId w:val="11"/>
+        </w:numPr>
+        <w:rPr>
+          <w:b/>
+          <w:bCs/>
+        </w:rPr>
+      </w:pPr>
+      <w:r>
+        <w:t>aircraft.cg.x</w:t>
+      </w:r>
+    </w:p>
+    <w:p>
+      <w:pPr>
+        <w:pStyle w:val="ListParagraph"/>
+        <w:numPr>
+          <w:ilvl w:val="0"/>
+          <w:numId w:val="11"/>
+        </w:numPr>
+        <w:rPr>
+          <w:b/>
+          <w:bCs/>
+        </w:rPr>
+      </w:pPr>
+      <w:r>
+        <w:t>aircraft.cg.y</w:t>
+      </w:r>
+    </w:p>
+    <w:p>
+      <w:pPr>
+        <w:pStyle w:val="ListParagraph"/>
+        <w:numPr>
+          <w:ilvl w:val="0"/>
+          <w:numId w:val="11"/>
+        </w:numPr>
+        <w:rPr>
+          <w:b/>
+          <w:bCs/>
+        </w:rPr>
+      </w:pPr>
+      <w:r>
+        <w:t>aircraft.cg.z</w:t>
+      </w:r>
     </w:p>
     <w:p/>
     <w:p/>

--- a/MATLAB Naming Syntax.docx
+++ b/MATLAB Naming Syntax.docx
@@ -34,8 +34,13 @@
       <w:r>
         <w:t>Figure “</w:t>
       </w:r>
-      <w:r>
-        <w:t>LineWidth” should be 1.75 unless that’s too cluttered, then lower it</w:t>
+      <w:proofErr w:type="spellStart"/>
+      <w:r>
+        <w:t>LineWidth</w:t>
+      </w:r>
+      <w:proofErr w:type="spellEnd"/>
+      <w:r>
+        <w:t>” should be 1.75 unless that’s too cluttered, then lower it</w:t>
       </w:r>
     </w:p>
     <w:p>
@@ -44,14 +49,140 @@
       </w:pPr>
     </w:p>
     <w:p>
+      <w:proofErr w:type="spellStart"/>
+      <w:proofErr w:type="gramStart"/>
       <w:r>
         <w:rPr>
           <w:b/>
           <w:bCs/>
           <w:u w:val="single"/>
         </w:rPr>
+        <w:t>aircraft.</w:t>
+      </w:r>
+      <w:r>
+        <w:rPr>
+          <w:b/>
+          <w:bCs/>
+          <w:u w:val="single"/>
+        </w:rPr>
+        <w:t>weight</w:t>
+      </w:r>
+      <w:proofErr w:type="spellEnd"/>
+      <w:proofErr w:type="gramEnd"/>
+      <w:r>
+        <w:t xml:space="preserve">                              </w:t>
+      </w:r>
+    </w:p>
+    <w:p>
+      <w:pPr>
+        <w:pStyle w:val="ListParagraph"/>
+        <w:numPr>
+          <w:ilvl w:val="0"/>
+          <w:numId w:val="5"/>
+        </w:numPr>
+      </w:pPr>
+      <w:proofErr w:type="spellStart"/>
+      <w:proofErr w:type="gramStart"/>
+      <w:r>
+        <w:t>aircraft.</w:t>
+      </w:r>
+      <w:r>
+        <w:t>weight</w:t>
+      </w:r>
+      <w:proofErr w:type="gramEnd"/>
+      <w:r>
+        <w:t>.total</w:t>
+      </w:r>
+      <w:proofErr w:type="spellEnd"/>
+      <w:r>
+        <w:t xml:space="preserve"> </w:t>
+      </w:r>
+    </w:p>
+    <w:p>
+      <w:pPr>
+        <w:pStyle w:val="ListParagraph"/>
+        <w:numPr>
+          <w:ilvl w:val="0"/>
+          <w:numId w:val="5"/>
+        </w:numPr>
+      </w:pPr>
+      <w:proofErr w:type="spellStart"/>
+      <w:proofErr w:type="gramStart"/>
+      <w:r>
+        <w:t>aircraft.weight</w:t>
+      </w:r>
+      <w:proofErr w:type="gramEnd"/>
+      <w:r>
+        <w:t>.</w:t>
+      </w:r>
+      <w:r>
+        <w:t>fuel</w:t>
+      </w:r>
+      <w:proofErr w:type="spellEnd"/>
+    </w:p>
+    <w:p>
+      <w:pPr>
+        <w:pStyle w:val="ListParagraph"/>
+        <w:numPr>
+          <w:ilvl w:val="0"/>
+          <w:numId w:val="5"/>
+        </w:numPr>
+      </w:pPr>
+      <w:proofErr w:type="spellStart"/>
+      <w:proofErr w:type="gramStart"/>
+      <w:r>
+        <w:t>aircraft.weight</w:t>
+      </w:r>
+      <w:proofErr w:type="gramEnd"/>
+      <w:r>
+        <w:t>.</w:t>
+      </w:r>
+      <w:r>
+        <w:t>empty</w:t>
+      </w:r>
+      <w:proofErr w:type="spellEnd"/>
+    </w:p>
+    <w:p>
+      <w:pPr>
+        <w:pStyle w:val="ListParagraph"/>
+        <w:numPr>
+          <w:ilvl w:val="0"/>
+          <w:numId w:val="5"/>
+        </w:numPr>
+        <w:spacing w:after="0" w:line="240" w:lineRule="auto"/>
+      </w:pPr>
+      <w:proofErr w:type="spellStart"/>
+      <w:proofErr w:type="gramStart"/>
+      <w:r>
+        <w:t>aircraft.weight</w:t>
+      </w:r>
+      <w:proofErr w:type="gramEnd"/>
+      <w:r>
+        <w:t>.total</w:t>
+      </w:r>
+      <w:r>
+        <w:t>OnLanding</w:t>
+      </w:r>
+      <w:proofErr w:type="spellEnd"/>
+    </w:p>
+    <w:p>
+      <w:pPr>
+        <w:spacing w:after="0" w:line="240" w:lineRule="auto"/>
+      </w:pPr>
+    </w:p>
+    <w:p>
+      <w:proofErr w:type="spellStart"/>
+      <w:proofErr w:type="gramStart"/>
+      <w:r>
+        <w:rPr>
+          <w:b/>
+          <w:bCs/>
+          <w:u w:val="single"/>
+        </w:rPr>
         <w:t>aircraft.wing</w:t>
       </w:r>
+      <w:proofErr w:type="spellEnd"/>
+      <w:proofErr w:type="gramEnd"/>
       <w:r>
         <w:t xml:space="preserve"> </w:t>
       </w:r>
@@ -82,11 +213,18 @@
           <w:numId w:val="5"/>
         </w:numPr>
       </w:pPr>
+      <w:proofErr w:type="spellStart"/>
+      <w:proofErr w:type="gramStart"/>
       <w:r>
         <w:t>aircraft.wing.cg.</w:t>
       </w:r>
       <w:r>
-        <w:t xml:space="preserve">fs     </w:t>
+        <w:t>fs</w:t>
+      </w:r>
+      <w:proofErr w:type="spellEnd"/>
+      <w:proofErr w:type="gramEnd"/>
+      <w:r>
+        <w:t xml:space="preserve">     </w:t>
       </w:r>
       <w:r>
         <w:tab/>
@@ -103,12 +241,19 @@
           <w:numId w:val="5"/>
         </w:numPr>
       </w:pPr>
-      <w:r>
-        <w:t xml:space="preserve">aircraft.wing.cg.bl  </w:t>
+      <w:proofErr w:type="spellStart"/>
+      <w:proofErr w:type="gramStart"/>
+      <w:r>
+        <w:t>aircraft.wing.cg.bl</w:t>
+      </w:r>
+      <w:proofErr w:type="spellEnd"/>
+      <w:r>
+        <w:t xml:space="preserve">  </w:t>
       </w:r>
       <w:r>
         <w:tab/>
       </w:r>
+      <w:proofErr w:type="gramEnd"/>
       <w:r>
         <w:t xml:space="preserve">% butt line </w:t>
       </w:r>
@@ -124,6 +269,8 @@
           <w:numId w:val="5"/>
         </w:numPr>
       </w:pPr>
+      <w:proofErr w:type="spellStart"/>
+      <w:proofErr w:type="gramStart"/>
       <w:r>
         <w:t>aircraft.wing.</w:t>
       </w:r>
@@ -131,11 +278,16 @@
         <w:t>cg.</w:t>
       </w:r>
       <w:r>
-        <w:t xml:space="preserve">wl  </w:t>
+        <w:t>wl</w:t>
+      </w:r>
+      <w:proofErr w:type="spellEnd"/>
+      <w:r>
+        <w:t xml:space="preserve">  </w:t>
       </w:r>
       <w:r>
         <w:tab/>
       </w:r>
+      <w:proofErr w:type="gramEnd"/>
       <w:r>
         <w:t>% water line location of the wing cg</w:t>
       </w:r>
@@ -148,6 +300,7 @@
           <w:numId w:val="5"/>
         </w:numPr>
       </w:pPr>
+      <w:proofErr w:type="gramStart"/>
       <w:r>
         <w:t>aircraft.wing.</w:t>
       </w:r>
@@ -161,7 +314,11 @@
         <w:tab/>
       </w:r>
       <w:r>
-        <w:t>%mean aerodynamic chord length</w:t>
+        <w:t>%</w:t>
+      </w:r>
+      <w:proofErr w:type="gramEnd"/>
+      <w:r>
+        <w:t>mean aerodynamic chord length</w:t>
       </w:r>
     </w:p>
     <w:p>
@@ -172,12 +329,19 @@
           <w:numId w:val="5"/>
         </w:numPr>
       </w:pPr>
-      <w:r>
-        <w:t>aircraft.wing.</w:t>
+      <w:proofErr w:type="spellStart"/>
+      <w:proofErr w:type="gramStart"/>
+      <w:r>
+        <w:t>aircraft.wing</w:t>
+      </w:r>
+      <w:proofErr w:type="gramEnd"/>
+      <w:r>
+        <w:t>.</w:t>
       </w:r>
       <w:r>
         <w:t>span</w:t>
       </w:r>
+      <w:proofErr w:type="spellEnd"/>
     </w:p>
     <w:p>
       <w:pPr>
@@ -187,12 +351,27 @@
           <w:numId w:val="5"/>
         </w:numPr>
       </w:pPr>
-      <w:r>
-        <w:t xml:space="preserve">aircraft.wing.sweep  </w:t>
+      <w:proofErr w:type="spellStart"/>
+      <w:proofErr w:type="gramStart"/>
+      <w:r>
+        <w:t>aircraft.wing</w:t>
+      </w:r>
+      <w:proofErr w:type="gramEnd"/>
+      <w:r>
+        <w:t>.</w:t>
+      </w:r>
+      <w:proofErr w:type="gramStart"/>
+      <w:r>
+        <w:t>sweep</w:t>
+      </w:r>
+      <w:proofErr w:type="spellEnd"/>
+      <w:r>
+        <w:t xml:space="preserve">  </w:t>
       </w:r>
       <w:r>
         <w:tab/>
       </w:r>
+      <w:proofErr w:type="gramEnd"/>
       <w:r>
         <w:tab/>
       </w:r>
@@ -211,15 +390,22 @@
           <w:numId w:val="5"/>
         </w:numPr>
       </w:pPr>
+      <w:proofErr w:type="spellStart"/>
+      <w:proofErr w:type="gramStart"/>
       <w:r>
         <w:t>aircraft</w:t>
       </w:r>
       <w:r>
-        <w:t>.wing.</w:t>
+        <w:t>.wing</w:t>
+      </w:r>
+      <w:proofErr w:type="gramEnd"/>
+      <w:r>
+        <w:t>.</w:t>
       </w:r>
       <w:r>
         <w:t>weight</w:t>
       </w:r>
+      <w:proofErr w:type="spellEnd"/>
     </w:p>
     <w:p>
       <w:pPr>
@@ -229,15 +415,22 @@
           <w:numId w:val="5"/>
         </w:numPr>
       </w:pPr>
+      <w:proofErr w:type="spellStart"/>
+      <w:proofErr w:type="gramStart"/>
       <w:r>
         <w:t>aircraft.</w:t>
       </w:r>
       <w:r>
-        <w:t>wing.</w:t>
+        <w:t>wing</w:t>
+      </w:r>
+      <w:proofErr w:type="gramEnd"/>
+      <w:r>
+        <w:t>.</w:t>
       </w:r>
       <w:r>
         <w:t>taper_ratio</w:t>
       </w:r>
+      <w:proofErr w:type="spellEnd"/>
     </w:p>
     <w:p>
       <w:pPr>
@@ -247,6 +440,7 @@
           <w:numId w:val="5"/>
         </w:numPr>
       </w:pPr>
+      <w:proofErr w:type="gramStart"/>
       <w:r>
         <w:t>aircraft.wing.AR</w:t>
       </w:r>
@@ -257,7 +451,11 @@
         <w:tab/>
       </w:r>
       <w:r>
-        <w:t>% aspect ratio</w:t>
+        <w:t>%</w:t>
+      </w:r>
+      <w:proofErr w:type="gramEnd"/>
+      <w:r>
+        <w:t xml:space="preserve"> aspect ratio</w:t>
       </w:r>
     </w:p>
     <w:p>
@@ -289,9 +487,16 @@
           <w:numId w:val="5"/>
         </w:numPr>
       </w:pPr>
-      <w:r>
-        <w:t>aircraft.wing.rootChord</w:t>
-      </w:r>
+      <w:proofErr w:type="spellStart"/>
+      <w:proofErr w:type="gramStart"/>
+      <w:r>
+        <w:t>aircraft.wing</w:t>
+      </w:r>
+      <w:proofErr w:type="gramEnd"/>
+      <w:r>
+        <w:t>.rootChord</w:t>
+      </w:r>
+      <w:proofErr w:type="spellEnd"/>
     </w:p>
     <w:p>
       <w:pPr>
@@ -301,12 +506,21 @@
           <w:numId w:val="5"/>
         </w:numPr>
       </w:pPr>
-      <w:r>
-        <w:t>aircraft.wing.tipChord</w:t>
-      </w:r>
+      <w:proofErr w:type="spellStart"/>
+      <w:proofErr w:type="gramStart"/>
+      <w:r>
+        <w:t>aircraft.wing</w:t>
+      </w:r>
+      <w:proofErr w:type="gramEnd"/>
+      <w:r>
+        <w:t>.tipChord</w:t>
+      </w:r>
+      <w:proofErr w:type="spellEnd"/>
     </w:p>
     <w:p/>
     <w:p>
+      <w:proofErr w:type="spellStart"/>
+      <w:proofErr w:type="gramStart"/>
       <w:r>
         <w:rPr>
           <w:b/>
@@ -315,6 +529,8 @@
         </w:rPr>
         <w:t>aircraft.fuselage</w:t>
       </w:r>
+      <w:proofErr w:type="spellEnd"/>
+      <w:proofErr w:type="gramEnd"/>
       <w:r>
         <w:t xml:space="preserve">                 </w:t>
       </w:r>
@@ -327,9 +543,16 @@
           <w:numId w:val="6"/>
         </w:numPr>
       </w:pPr>
-      <w:r>
-        <w:t>aircraft.fuselage.weight</w:t>
-      </w:r>
+      <w:proofErr w:type="spellStart"/>
+      <w:proofErr w:type="gramStart"/>
+      <w:r>
+        <w:t>aircraft.fuselage</w:t>
+      </w:r>
+      <w:proofErr w:type="gramEnd"/>
+      <w:r>
+        <w:t>.weight</w:t>
+      </w:r>
+      <w:proofErr w:type="spellEnd"/>
     </w:p>
     <w:p>
       <w:pPr>
@@ -339,9 +562,16 @@
           <w:numId w:val="6"/>
         </w:numPr>
       </w:pPr>
-      <w:r>
-        <w:t>aircraft.fuselage.length</w:t>
-      </w:r>
+      <w:proofErr w:type="spellStart"/>
+      <w:proofErr w:type="gramStart"/>
+      <w:r>
+        <w:t>aircraft.fuselage</w:t>
+      </w:r>
+      <w:proofErr w:type="gramEnd"/>
+      <w:r>
+        <w:t>.length</w:t>
+      </w:r>
+      <w:proofErr w:type="spellEnd"/>
     </w:p>
     <w:p/>
     <w:p>
@@ -379,12 +609,16 @@
           <w:numId w:val="7"/>
         </w:numPr>
       </w:pPr>
+      <w:proofErr w:type="spellStart"/>
+      <w:proofErr w:type="gramStart"/>
       <w:r>
         <w:t>aircraft.ht.</w:t>
       </w:r>
       <w:r>
         <w:t>sweep</w:t>
       </w:r>
+      <w:proofErr w:type="spellEnd"/>
+      <w:proofErr w:type="gramEnd"/>
     </w:p>
     <w:p>
       <w:pPr>
@@ -409,9 +643,13 @@
           <w:numId w:val="7"/>
         </w:numPr>
       </w:pPr>
+      <w:proofErr w:type="spellStart"/>
+      <w:proofErr w:type="gramStart"/>
       <w:r>
         <w:t>aircraft.ht.TaperRatio</w:t>
       </w:r>
+      <w:proofErr w:type="spellEnd"/>
+      <w:proofErr w:type="gramEnd"/>
     </w:p>
     <w:p>
       <w:pPr>
@@ -421,9 +659,14 @@
           <w:numId w:val="7"/>
         </w:numPr>
       </w:pPr>
-      <w:r>
+      <w:proofErr w:type="spellStart"/>
+      <w:proofErr w:type="gramStart"/>
+      <w:r>
+        <w:lastRenderedPageBreak/>
         <w:t>aircraft.ht.VolCoeff</w:t>
       </w:r>
+      <w:proofErr w:type="spellEnd"/>
+      <w:proofErr w:type="gramEnd"/>
     </w:p>
     <w:p>
       <w:pPr>
@@ -445,9 +688,13 @@
           <w:numId w:val="7"/>
         </w:numPr>
       </w:pPr>
+      <w:proofErr w:type="spellStart"/>
+      <w:proofErr w:type="gramStart"/>
       <w:r>
         <w:t>aircraft.ht.leverArm</w:t>
       </w:r>
+      <w:proofErr w:type="spellEnd"/>
+      <w:proofErr w:type="gramEnd"/>
     </w:p>
     <w:p>
       <w:pPr>
@@ -457,9 +704,13 @@
           <w:numId w:val="7"/>
         </w:numPr>
       </w:pPr>
+      <w:proofErr w:type="spellStart"/>
+      <w:proofErr w:type="gramStart"/>
       <w:r>
         <w:t>aircraft.ht.Area</w:t>
       </w:r>
+      <w:proofErr w:type="spellEnd"/>
+      <w:proofErr w:type="gramEnd"/>
     </w:p>
     <w:p>
       <w:pPr>
@@ -469,21 +720,28 @@
           <w:numId w:val="7"/>
         </w:numPr>
       </w:pPr>
+      <w:proofErr w:type="spellStart"/>
+      <w:proofErr w:type="gramStart"/>
       <w:r>
         <w:t>aircraft.ht.weight</w:t>
       </w:r>
+      <w:proofErr w:type="spellEnd"/>
+      <w:proofErr w:type="gramEnd"/>
     </w:p>
     <w:p/>
     <w:p>
+      <w:proofErr w:type="spellStart"/>
+      <w:proofErr w:type="gramStart"/>
       <w:r>
         <w:rPr>
           <w:b/>
           <w:bCs/>
           <w:u w:val="single"/>
         </w:rPr>
-        <w:lastRenderedPageBreak/>
         <w:t>aircraft.vt</w:t>
       </w:r>
+      <w:proofErr w:type="spellEnd"/>
+      <w:proofErr w:type="gramEnd"/>
       <w:r>
         <w:t xml:space="preserve">            </w:t>
       </w:r>
@@ -502,9 +760,16 @@
           <w:numId w:val="7"/>
         </w:numPr>
       </w:pPr>
-      <w:r>
-        <w:t>aircraft.vt.QuartChordSweep</w:t>
-      </w:r>
+      <w:proofErr w:type="spellStart"/>
+      <w:r>
+        <w:t>aircraft.</w:t>
+      </w:r>
+      <w:proofErr w:type="gramStart"/>
+      <w:r>
+        <w:t>vt.QuartChordSweep</w:t>
+      </w:r>
+      <w:proofErr w:type="spellEnd"/>
+      <w:proofErr w:type="gramEnd"/>
     </w:p>
     <w:p>
       <w:pPr>
@@ -529,9 +794,16 @@
           <w:numId w:val="7"/>
         </w:numPr>
       </w:pPr>
-      <w:r>
-        <w:t>aircraft.vt.TaperRatio</w:t>
-      </w:r>
+      <w:proofErr w:type="spellStart"/>
+      <w:r>
+        <w:t>aircraft.</w:t>
+      </w:r>
+      <w:proofErr w:type="gramStart"/>
+      <w:r>
+        <w:t>vt.TaperRatio</w:t>
+      </w:r>
+      <w:proofErr w:type="spellEnd"/>
+      <w:proofErr w:type="gramEnd"/>
     </w:p>
     <w:p>
       <w:pPr>
@@ -541,9 +813,16 @@
           <w:numId w:val="7"/>
         </w:numPr>
       </w:pPr>
-      <w:r>
-        <w:t>aircraft.vt.VolCoeff</w:t>
-      </w:r>
+      <w:proofErr w:type="spellStart"/>
+      <w:r>
+        <w:t>aircraft.</w:t>
+      </w:r>
+      <w:proofErr w:type="gramStart"/>
+      <w:r>
+        <w:t>vt.VolCoeff</w:t>
+      </w:r>
+      <w:proofErr w:type="spellEnd"/>
+      <w:proofErr w:type="gramEnd"/>
     </w:p>
     <w:p>
       <w:pPr>
@@ -565,9 +844,16 @@
           <w:numId w:val="7"/>
         </w:numPr>
       </w:pPr>
-      <w:r>
-        <w:t>aircraft.vt.leverArm</w:t>
-      </w:r>
+      <w:proofErr w:type="spellStart"/>
+      <w:r>
+        <w:t>aircraft.</w:t>
+      </w:r>
+      <w:proofErr w:type="gramStart"/>
+      <w:r>
+        <w:t>vt.leverArm</w:t>
+      </w:r>
+      <w:proofErr w:type="spellEnd"/>
+      <w:proofErr w:type="gramEnd"/>
     </w:p>
     <w:p>
       <w:pPr>
@@ -577,9 +863,16 @@
           <w:numId w:val="7"/>
         </w:numPr>
       </w:pPr>
-      <w:r>
-        <w:t>aircraft.vt.Area</w:t>
-      </w:r>
+      <w:proofErr w:type="spellStart"/>
+      <w:r>
+        <w:t>aircraft.</w:t>
+      </w:r>
+      <w:proofErr w:type="gramStart"/>
+      <w:r>
+        <w:t>vt.Area</w:t>
+      </w:r>
+      <w:proofErr w:type="spellEnd"/>
+      <w:proofErr w:type="gramEnd"/>
     </w:p>
     <w:p>
       <w:pPr>
@@ -589,9 +882,16 @@
           <w:numId w:val="7"/>
         </w:numPr>
       </w:pPr>
-      <w:r>
-        <w:t>aircraft.vt.weight</w:t>
-      </w:r>
+      <w:proofErr w:type="spellStart"/>
+      <w:r>
+        <w:t>aircraft.</w:t>
+      </w:r>
+      <w:proofErr w:type="gramStart"/>
+      <w:r>
+        <w:t>vt.weight</w:t>
+      </w:r>
+      <w:proofErr w:type="spellEnd"/>
+      <w:proofErr w:type="gramEnd"/>
     </w:p>
     <w:p/>
     <w:p/>
@@ -603,6 +903,8 @@
           <w:u w:val="single"/>
         </w:rPr>
       </w:pPr>
+      <w:proofErr w:type="spellStart"/>
+      <w:proofErr w:type="gramStart"/>
       <w:r>
         <w:rPr>
           <w:b/>
@@ -611,6 +913,8 @@
         </w:rPr>
         <w:t>aircraft.gear</w:t>
       </w:r>
+      <w:proofErr w:type="spellEnd"/>
+      <w:proofErr w:type="gramEnd"/>
     </w:p>
     <w:p>
       <w:pPr>
@@ -647,8 +951,15 @@
         </w:rPr>
       </w:pPr>
       <w:r>
-        <w:t>.mg.weight</w:t>
-      </w:r>
+        <w:t>.</w:t>
+      </w:r>
+      <w:proofErr w:type="spellStart"/>
+      <w:proofErr w:type="gramStart"/>
+      <w:r>
+        <w:t>mg.weight</w:t>
+      </w:r>
+      <w:proofErr w:type="spellEnd"/>
+      <w:proofErr w:type="gramEnd"/>
     </w:p>
     <w:p>
       <w:pPr>
@@ -685,8 +996,15 @@
         </w:rPr>
       </w:pPr>
       <w:r>
-        <w:t>.ng.weight</w:t>
-      </w:r>
+        <w:t>.</w:t>
+      </w:r>
+      <w:proofErr w:type="spellStart"/>
+      <w:proofErr w:type="gramStart"/>
+      <w:r>
+        <w:t>ng.weight</w:t>
+      </w:r>
+      <w:proofErr w:type="spellEnd"/>
+      <w:proofErr w:type="gramEnd"/>
     </w:p>
     <w:p>
       <w:pPr>
@@ -705,6 +1023,8 @@
           <w:u w:val="single"/>
         </w:rPr>
       </w:pPr>
+      <w:proofErr w:type="spellStart"/>
+      <w:proofErr w:type="gramStart"/>
       <w:r>
         <w:rPr>
           <w:b/>
@@ -713,6 +1033,8 @@
         </w:rPr>
         <w:t>aircraft.cockpit</w:t>
       </w:r>
+      <w:proofErr w:type="spellEnd"/>
+      <w:proofErr w:type="gramEnd"/>
     </w:p>
     <w:p>
       <w:pPr>
@@ -740,6 +1062,8 @@
           <w:u w:val="single"/>
         </w:rPr>
       </w:pPr>
+      <w:proofErr w:type="spellStart"/>
+      <w:proofErr w:type="gramStart"/>
       <w:r>
         <w:rPr>
           <w:b/>
@@ -748,6 +1072,8 @@
         </w:rPr>
         <w:t>aircraft.avionics</w:t>
       </w:r>
+      <w:proofErr w:type="spellEnd"/>
+      <w:proofErr w:type="gramEnd"/>
     </w:p>
     <w:p>
       <w:pPr>
@@ -762,13 +1088,44 @@
           <w:u w:val="single"/>
         </w:rPr>
       </w:pPr>
-      <w:r>
-        <w:t xml:space="preserve">aircraft.avionics.weight </w:t>
+      <w:proofErr w:type="spellStart"/>
+      <w:proofErr w:type="gramStart"/>
+      <w:r>
+        <w:t>aircraft.avionics</w:t>
+      </w:r>
+      <w:proofErr w:type="gramEnd"/>
+      <w:r>
+        <w:t>.</w:t>
+      </w:r>
+      <w:proofErr w:type="gramStart"/>
+      <w:r>
+        <w:t>weight</w:t>
+      </w:r>
+      <w:proofErr w:type="spellEnd"/>
+      <w:r>
+        <w:t xml:space="preserve"> </w:t>
       </w:r>
       <w:r>
         <w:tab/>
-        <w:t>% misc 2500 lbs</w:t>
-      </w:r>
+        <w:t>%</w:t>
+      </w:r>
+      <w:proofErr w:type="gramEnd"/>
+      <w:r>
+        <w:t xml:space="preserve"> </w:t>
+      </w:r>
+      <w:proofErr w:type="spellStart"/>
+      <w:r>
+        <w:t>misc</w:t>
+      </w:r>
+      <w:proofErr w:type="spellEnd"/>
+      <w:r>
+        <w:t xml:space="preserve"> 2500 </w:t>
+      </w:r>
+      <w:proofErr w:type="spellStart"/>
+      <w:r>
+        <w:t>lbs</w:t>
+      </w:r>
+      <w:proofErr w:type="spellEnd"/>
     </w:p>
     <w:p>
       <w:pPr>
@@ -787,6 +1144,8 @@
           <w:u w:val="single"/>
         </w:rPr>
       </w:pPr>
+      <w:proofErr w:type="spellStart"/>
+      <w:proofErr w:type="gramStart"/>
       <w:r>
         <w:rPr>
           <w:b/>
@@ -795,6 +1154,8 @@
         </w:rPr>
         <w:t>aircraft.payload</w:t>
       </w:r>
+      <w:proofErr w:type="spellEnd"/>
+      <w:proofErr w:type="gramEnd"/>
     </w:p>
     <w:p>
       <w:pPr>
@@ -804,14 +1165,25 @@
           <w:numId w:val="2"/>
         </w:numPr>
       </w:pPr>
-      <w:r>
+      <w:proofErr w:type="spellStart"/>
+      <w:proofErr w:type="gramStart"/>
+      <w:r>
+        <w:lastRenderedPageBreak/>
         <w:t>aircraft.</w:t>
       </w:r>
       <w:r>
-        <w:t>payload.</w:t>
-      </w:r>
-      <w:r>
-        <w:t>strike     % strike payloa</w:t>
+        <w:t>payload</w:t>
+      </w:r>
+      <w:proofErr w:type="gramEnd"/>
+      <w:r>
+        <w:t>.</w:t>
+      </w:r>
+      <w:r>
+        <w:t>strike</w:t>
+      </w:r>
+      <w:proofErr w:type="spellEnd"/>
+      <w:r>
+        <w:t xml:space="preserve">     % strike payloa</w:t>
       </w:r>
       <w:r>
         <w:t>d</w:t>
@@ -825,9 +1197,19 @@
           <w:numId w:val="2"/>
         </w:numPr>
       </w:pPr>
-      <w:r>
-        <w:t>.strike.weight</w:t>
-      </w:r>
+      <w:proofErr w:type="gramStart"/>
+      <w:r>
+        <w:t>.</w:t>
+      </w:r>
+      <w:proofErr w:type="spellStart"/>
+      <w:r>
+        <w:t>strike</w:t>
+      </w:r>
+      <w:proofErr w:type="gramEnd"/>
+      <w:r>
+        <w:t>.weight</w:t>
+      </w:r>
+      <w:proofErr w:type="spellEnd"/>
     </w:p>
     <w:p>
       <w:pPr>
@@ -860,9 +1242,11 @@
           <w:numId w:val="2"/>
         </w:numPr>
       </w:pPr>
+      <w:proofErr w:type="gramStart"/>
       <w:r>
         <w:t>.A2A.weight</w:t>
       </w:r>
+      <w:proofErr w:type="gramEnd"/>
     </w:p>
     <w:p/>
     <w:p>
@@ -872,7 +1256,6 @@
           <w:bCs/>
           <w:u w:val="single"/>
         </w:rPr>
-        <w:lastRenderedPageBreak/>
         <w:t>aircraft.aero</w:t>
       </w:r>
       <w:r>
@@ -888,13 +1271,25 @@
           <w:u w:val="single"/>
         </w:rPr>
       </w:pPr>
+      <w:proofErr w:type="spellStart"/>
+      <w:proofErr w:type="gramStart"/>
       <w:r>
         <w:rPr>
           <w:b/>
           <w:bCs/>
           <w:u w:val="single"/>
         </w:rPr>
-        <w:t xml:space="preserve">aircraft.constants          </w:t>
+        <w:t>aircraft.constants</w:t>
+      </w:r>
+      <w:proofErr w:type="spellEnd"/>
+      <w:proofErr w:type="gramEnd"/>
+      <w:r>
+        <w:rPr>
+          <w:b/>
+          <w:bCs/>
+          <w:u w:val="single"/>
+        </w:rPr>
+        <w:t xml:space="preserve">          </w:t>
       </w:r>
     </w:p>
     <w:p>
@@ -908,11 +1303,20 @@
           <w:bCs/>
         </w:rPr>
       </w:pPr>
-      <w:r>
-        <w:rPr>
-          <w:bCs/>
-        </w:rPr>
-        <w:t>aircraft.constants.</w:t>
+      <w:proofErr w:type="spellStart"/>
+      <w:proofErr w:type="gramStart"/>
+      <w:r>
+        <w:rPr>
+          <w:bCs/>
+        </w:rPr>
+        <w:t>aircraft.constants</w:t>
+      </w:r>
+      <w:proofErr w:type="gramEnd"/>
+      <w:r>
+        <w:rPr>
+          <w:bCs/>
+        </w:rPr>
+        <w:t>.</w:t>
       </w:r>
       <w:r>
         <w:rPr>
@@ -920,6 +1324,7 @@
         </w:rPr>
         <w:t>totalWeight</w:t>
       </w:r>
+      <w:proofErr w:type="spellEnd"/>
       <w:r>
         <w:rPr>
           <w:bCs/>
@@ -939,12 +1344,22 @@
           <w:bCs/>
         </w:rPr>
       </w:pPr>
-      <w:r>
-        <w:rPr>
-          <w:bCs/>
-        </w:rPr>
-        <w:t>aircraft.constants.fuelWeight</w:t>
-      </w:r>
+      <w:proofErr w:type="spellStart"/>
+      <w:proofErr w:type="gramStart"/>
+      <w:r>
+        <w:rPr>
+          <w:bCs/>
+        </w:rPr>
+        <w:t>aircraft.constants</w:t>
+      </w:r>
+      <w:proofErr w:type="gramEnd"/>
+      <w:r>
+        <w:rPr>
+          <w:bCs/>
+        </w:rPr>
+        <w:t>.fuelWeight</w:t>
+      </w:r>
+      <w:proofErr w:type="spellEnd"/>
       <w:r>
         <w:rPr>
           <w:bCs/>
@@ -964,12 +1379,29 @@
           <w:bCs/>
         </w:rPr>
       </w:pPr>
-      <w:r>
-        <w:rPr>
-          <w:bCs/>
-        </w:rPr>
-        <w:t>aircraft.constants.cDP</w:t>
-      </w:r>
+      <w:proofErr w:type="spellStart"/>
+      <w:proofErr w:type="gramStart"/>
+      <w:r>
+        <w:rPr>
+          <w:bCs/>
+        </w:rPr>
+        <w:t>aircraft.constants</w:t>
+      </w:r>
+      <w:proofErr w:type="gramEnd"/>
+      <w:r>
+        <w:rPr>
+          <w:bCs/>
+        </w:rPr>
+        <w:t>.</w:t>
+      </w:r>
+      <w:proofErr w:type="gramStart"/>
+      <w:r>
+        <w:rPr>
+          <w:bCs/>
+        </w:rPr>
+        <w:t>cDP</w:t>
+      </w:r>
+      <w:proofErr w:type="spellEnd"/>
       <w:r>
         <w:rPr>
           <w:bCs/>
@@ -986,7 +1418,14 @@
         <w:rPr>
           <w:bCs/>
         </w:rPr>
-        <w:t>% cruise dynamic pressure</w:t>
+        <w:t>%</w:t>
+      </w:r>
+      <w:proofErr w:type="gramEnd"/>
+      <w:r>
+        <w:rPr>
+          <w:bCs/>
+        </w:rPr>
+        <w:t xml:space="preserve"> cruise dynamic pressure</w:t>
       </w:r>
     </w:p>
     <w:p>
@@ -1000,12 +1439,29 @@
           <w:bCs/>
         </w:rPr>
       </w:pPr>
-      <w:r>
-        <w:rPr>
-          <w:bCs/>
-        </w:rPr>
-        <w:t>aircraft.constants.n_ult</w:t>
-      </w:r>
+      <w:proofErr w:type="spellStart"/>
+      <w:proofErr w:type="gramStart"/>
+      <w:r>
+        <w:rPr>
+          <w:bCs/>
+        </w:rPr>
+        <w:t>aircraft.constants</w:t>
+      </w:r>
+      <w:proofErr w:type="gramEnd"/>
+      <w:r>
+        <w:rPr>
+          <w:bCs/>
+        </w:rPr>
+        <w:t>.n_</w:t>
+      </w:r>
+      <w:proofErr w:type="gramStart"/>
+      <w:r>
+        <w:rPr>
+          <w:bCs/>
+        </w:rPr>
+        <w:t>ult</w:t>
+      </w:r>
+      <w:proofErr w:type="spellEnd"/>
       <w:r>
         <w:rPr>
           <w:bCs/>
@@ -1022,7 +1478,14 @@
         <w:rPr>
           <w:bCs/>
         </w:rPr>
-        <w:t>% ultimate load factor</w:t>
+        <w:t>%</w:t>
+      </w:r>
+      <w:proofErr w:type="gramEnd"/>
+      <w:r>
+        <w:rPr>
+          <w:bCs/>
+        </w:rPr>
+        <w:t xml:space="preserve"> ultimate load factor</w:t>
       </w:r>
     </w:p>
     <w:p>
@@ -1036,12 +1499,29 @@
           <w:bCs/>
         </w:rPr>
       </w:pPr>
-      <w:r>
-        <w:rPr>
-          <w:bCs/>
-        </w:rPr>
-        <w:t>aircraft.constants.limitLoad</w:t>
-      </w:r>
+      <w:proofErr w:type="spellStart"/>
+      <w:proofErr w:type="gramStart"/>
+      <w:r>
+        <w:rPr>
+          <w:bCs/>
+        </w:rPr>
+        <w:t>aircraft.constants</w:t>
+      </w:r>
+      <w:proofErr w:type="gramEnd"/>
+      <w:r>
+        <w:rPr>
+          <w:bCs/>
+        </w:rPr>
+        <w:t>.</w:t>
+      </w:r>
+      <w:proofErr w:type="gramStart"/>
+      <w:r>
+        <w:rPr>
+          <w:bCs/>
+        </w:rPr>
+        <w:t>limitLoad</w:t>
+      </w:r>
+      <w:proofErr w:type="spellEnd"/>
       <w:r>
         <w:rPr>
           <w:bCs/>
@@ -1053,7 +1533,14 @@
           <w:bCs/>
         </w:rPr>
         <w:tab/>
-        <w:t>% limit load factor</w:t>
+        <w:t>%</w:t>
+      </w:r>
+      <w:proofErr w:type="gramEnd"/>
+      <w:r>
+        <w:rPr>
+          <w:bCs/>
+        </w:rPr>
+        <w:t xml:space="preserve"> limit load factor</w:t>
       </w:r>
     </w:p>
     <w:p>
@@ -1067,12 +1554,22 @@
           <w:bCs/>
         </w:rPr>
       </w:pPr>
-      <w:r>
-        <w:rPr>
-          <w:bCs/>
-        </w:rPr>
-        <w:t>aircraft.constants.maxMach</w:t>
-      </w:r>
+      <w:proofErr w:type="spellStart"/>
+      <w:proofErr w:type="gramStart"/>
+      <w:r>
+        <w:rPr>
+          <w:bCs/>
+        </w:rPr>
+        <w:t>aircraft.constants</w:t>
+      </w:r>
+      <w:proofErr w:type="gramEnd"/>
+      <w:r>
+        <w:rPr>
+          <w:bCs/>
+        </w:rPr>
+        <w:t>.maxMach</w:t>
+      </w:r>
+      <w:proofErr w:type="spellEnd"/>
       <w:r>
         <w:rPr>
           <w:bCs/>
@@ -1082,6 +1579,8 @@
       </w:r>
     </w:p>
     <w:p>
+      <w:proofErr w:type="spellStart"/>
+      <w:proofErr w:type="gramStart"/>
       <w:r>
         <w:rPr>
           <w:b/>
@@ -1090,6 +1589,8 @@
         </w:rPr>
         <w:t>aircraft.flightcond</w:t>
       </w:r>
+      <w:proofErr w:type="spellEnd"/>
+      <w:proofErr w:type="gramEnd"/>
       <w:r>
         <w:rPr>
           <w:b/>
@@ -1110,6 +1611,8 @@
           <w:bCs/>
         </w:rPr>
       </w:pPr>
+      <w:proofErr w:type="spellStart"/>
+      <w:proofErr w:type="gramStart"/>
       <w:r>
         <w:rPr>
           <w:b/>
@@ -1117,6 +1620,8 @@
         </w:rPr>
         <w:t>aircraft.engine</w:t>
       </w:r>
+      <w:proofErr w:type="spellEnd"/>
+      <w:proofErr w:type="gramEnd"/>
     </w:p>
     <w:p>
       <w:pPr>
@@ -1130,9 +1635,16 @@
           <w:bCs/>
         </w:rPr>
       </w:pPr>
-      <w:r>
-        <w:t>aircraft.engine.weight</w:t>
-      </w:r>
+      <w:proofErr w:type="spellStart"/>
+      <w:proofErr w:type="gramStart"/>
+      <w:r>
+        <w:t>aircraft.engine</w:t>
+      </w:r>
+      <w:proofErr w:type="gramEnd"/>
+      <w:r>
+        <w:t>.weight</w:t>
+      </w:r>
+      <w:proofErr w:type="spellEnd"/>
     </w:p>
     <w:p>
       <w:pPr>
@@ -1146,9 +1658,16 @@
           <w:bCs/>
         </w:rPr>
       </w:pPr>
-      <w:r>
-        <w:t>aircraft.engine.thrust</w:t>
-      </w:r>
+      <w:proofErr w:type="spellStart"/>
+      <w:proofErr w:type="gramStart"/>
+      <w:r>
+        <w:t>aircraft.engine</w:t>
+      </w:r>
+      <w:proofErr w:type="gramEnd"/>
+      <w:r>
+        <w:t>.thrust</w:t>
+      </w:r>
+      <w:proofErr w:type="spellEnd"/>
     </w:p>
     <w:p>
       <w:pPr>
@@ -1186,9 +1705,11 @@
           <w:bCs/>
         </w:rPr>
       </w:pPr>
+      <w:proofErr w:type="spellStart"/>
       <w:r>
         <w:t>aircraft.cg.x</w:t>
       </w:r>
+      <w:proofErr w:type="spellEnd"/>
     </w:p>
     <w:p>
       <w:pPr>
@@ -1202,9 +1723,13 @@
           <w:bCs/>
         </w:rPr>
       </w:pPr>
+      <w:proofErr w:type="spellStart"/>
+      <w:proofErr w:type="gramStart"/>
       <w:r>
         <w:t>aircraft.cg.y</w:t>
       </w:r>
+      <w:proofErr w:type="spellEnd"/>
+      <w:proofErr w:type="gramEnd"/>
     </w:p>
     <w:p>
       <w:pPr>
@@ -1218,9 +1743,13 @@
           <w:bCs/>
         </w:rPr>
       </w:pPr>
+      <w:proofErr w:type="spellStart"/>
+      <w:proofErr w:type="gramStart"/>
       <w:r>
         <w:t>aircraft.cg.z</w:t>
       </w:r>
+      <w:proofErr w:type="spellEnd"/>
+      <w:proofErr w:type="gramEnd"/>
     </w:p>
     <w:p/>
     <w:p/>
@@ -2917,6 +3446,7 @@
   <w:style w:type="paragraph" w:default="1" w:styleId="Normal">
     <w:name w:val="Normal"/>
     <w:qFormat/>
+    <w:rsid w:val="00305414"/>
   </w:style>
   <w:style w:type="paragraph" w:styleId="Heading1">
     <w:name w:val="heading 1"/>

--- a/MATLAB Naming Syntax.docx
+++ b/MATLAB Naming Syntax.docx
@@ -34,8 +34,13 @@
       <w:r>
         <w:t>Figure “</w:t>
       </w:r>
-      <w:r>
-        <w:t>LineWidth” should be 1.75 unless that’s too cluttered, then lower it</w:t>
+      <w:proofErr w:type="spellStart"/>
+      <w:r>
+        <w:t>LineWidth</w:t>
+      </w:r>
+      <w:proofErr w:type="spellEnd"/>
+      <w:r>
+        <w:t>” should be 1.75 unless that’s too cluttered, then lower it</w:t>
       </w:r>
     </w:p>
     <w:p>
@@ -44,6 +49,8 @@
       </w:pPr>
     </w:p>
     <w:p>
+      <w:proofErr w:type="spellStart"/>
+      <w:proofErr w:type="gramStart"/>
       <w:r>
         <w:rPr>
           <w:b/>
@@ -52,6 +59,8 @@
         </w:rPr>
         <w:t>aircraft.wing</w:t>
       </w:r>
+      <w:proofErr w:type="spellEnd"/>
+      <w:proofErr w:type="gramEnd"/>
       <w:r>
         <w:t xml:space="preserve"> </w:t>
       </w:r>
@@ -82,11 +91,18 @@
           <w:numId w:val="5"/>
         </w:numPr>
       </w:pPr>
+      <w:proofErr w:type="spellStart"/>
+      <w:proofErr w:type="gramStart"/>
       <w:r>
         <w:t>aircraft.wing.cg.</w:t>
       </w:r>
       <w:r>
-        <w:t xml:space="preserve">fs     </w:t>
+        <w:t>fs</w:t>
+      </w:r>
+      <w:proofErr w:type="spellEnd"/>
+      <w:proofErr w:type="gramEnd"/>
+      <w:r>
+        <w:t xml:space="preserve">     </w:t>
       </w:r>
       <w:r>
         <w:tab/>
@@ -103,12 +119,19 @@
           <w:numId w:val="5"/>
         </w:numPr>
       </w:pPr>
-      <w:r>
-        <w:t xml:space="preserve">aircraft.wing.cg.bl  </w:t>
+      <w:proofErr w:type="spellStart"/>
+      <w:proofErr w:type="gramStart"/>
+      <w:r>
+        <w:t>aircraft.wing.cg.bl</w:t>
+      </w:r>
+      <w:proofErr w:type="spellEnd"/>
+      <w:r>
+        <w:t xml:space="preserve">  </w:t>
       </w:r>
       <w:r>
         <w:tab/>
       </w:r>
+      <w:proofErr w:type="gramEnd"/>
       <w:r>
         <w:t xml:space="preserve">% butt line </w:t>
       </w:r>
@@ -124,6 +147,8 @@
           <w:numId w:val="5"/>
         </w:numPr>
       </w:pPr>
+      <w:proofErr w:type="spellStart"/>
+      <w:proofErr w:type="gramStart"/>
       <w:r>
         <w:t>aircraft.wing.</w:t>
       </w:r>
@@ -131,11 +156,16 @@
         <w:t>cg.</w:t>
       </w:r>
       <w:r>
-        <w:t xml:space="preserve">wl  </w:t>
+        <w:t>wl</w:t>
+      </w:r>
+      <w:proofErr w:type="spellEnd"/>
+      <w:r>
+        <w:t xml:space="preserve">  </w:t>
       </w:r>
       <w:r>
         <w:tab/>
       </w:r>
+      <w:proofErr w:type="gramEnd"/>
       <w:r>
         <w:t>% water line location of the wing cg</w:t>
       </w:r>
@@ -148,6 +178,7 @@
           <w:numId w:val="5"/>
         </w:numPr>
       </w:pPr>
+      <w:proofErr w:type="gramStart"/>
       <w:r>
         <w:t>aircraft.wing.</w:t>
       </w:r>
@@ -161,7 +192,11 @@
         <w:tab/>
       </w:r>
       <w:r>
-        <w:t>%mean aerodynamic chord length</w:t>
+        <w:t>%</w:t>
+      </w:r>
+      <w:proofErr w:type="gramEnd"/>
+      <w:r>
+        <w:t>mean aerodynamic chord length</w:t>
       </w:r>
     </w:p>
     <w:p>
@@ -172,12 +207,19 @@
           <w:numId w:val="5"/>
         </w:numPr>
       </w:pPr>
-      <w:r>
-        <w:t>aircraft.wing.</w:t>
+      <w:proofErr w:type="spellStart"/>
+      <w:proofErr w:type="gramStart"/>
+      <w:r>
+        <w:t>aircraft.wing</w:t>
+      </w:r>
+      <w:proofErr w:type="gramEnd"/>
+      <w:r>
+        <w:t>.</w:t>
       </w:r>
       <w:r>
         <w:t>span</w:t>
       </w:r>
+      <w:proofErr w:type="spellEnd"/>
     </w:p>
     <w:p>
       <w:pPr>
@@ -187,12 +229,27 @@
           <w:numId w:val="5"/>
         </w:numPr>
       </w:pPr>
-      <w:r>
-        <w:t xml:space="preserve">aircraft.wing.sweep  </w:t>
+      <w:proofErr w:type="spellStart"/>
+      <w:proofErr w:type="gramStart"/>
+      <w:r>
+        <w:t>aircraft.wing</w:t>
+      </w:r>
+      <w:proofErr w:type="gramEnd"/>
+      <w:r>
+        <w:t>.</w:t>
+      </w:r>
+      <w:proofErr w:type="gramStart"/>
+      <w:r>
+        <w:t>sweep</w:t>
+      </w:r>
+      <w:proofErr w:type="spellEnd"/>
+      <w:r>
+        <w:t xml:space="preserve">  </w:t>
       </w:r>
       <w:r>
         <w:tab/>
       </w:r>
+      <w:proofErr w:type="gramEnd"/>
       <w:r>
         <w:tab/>
       </w:r>
@@ -211,15 +268,22 @@
           <w:numId w:val="5"/>
         </w:numPr>
       </w:pPr>
+      <w:proofErr w:type="spellStart"/>
+      <w:proofErr w:type="gramStart"/>
       <w:r>
         <w:t>aircraft</w:t>
       </w:r>
       <w:r>
-        <w:t>.wing.</w:t>
+        <w:t>.wing</w:t>
+      </w:r>
+      <w:proofErr w:type="gramEnd"/>
+      <w:r>
+        <w:t>.</w:t>
       </w:r>
       <w:r>
         <w:t>weight</w:t>
       </w:r>
+      <w:proofErr w:type="spellEnd"/>
     </w:p>
     <w:p>
       <w:pPr>
@@ -229,15 +293,22 @@
           <w:numId w:val="5"/>
         </w:numPr>
       </w:pPr>
+      <w:proofErr w:type="spellStart"/>
+      <w:proofErr w:type="gramStart"/>
       <w:r>
         <w:t>aircraft.</w:t>
       </w:r>
       <w:r>
-        <w:t>wing.</w:t>
+        <w:t>wing</w:t>
+      </w:r>
+      <w:proofErr w:type="gramEnd"/>
+      <w:r>
+        <w:t>.</w:t>
       </w:r>
       <w:r>
         <w:t>taper_ratio</w:t>
       </w:r>
+      <w:proofErr w:type="spellEnd"/>
     </w:p>
     <w:p>
       <w:pPr>
@@ -247,6 +318,7 @@
           <w:numId w:val="5"/>
         </w:numPr>
       </w:pPr>
+      <w:proofErr w:type="gramStart"/>
       <w:r>
         <w:t>aircraft.wing.AR</w:t>
       </w:r>
@@ -257,7 +329,11 @@
         <w:tab/>
       </w:r>
       <w:r>
-        <w:t>% aspect ratio</w:t>
+        <w:t>%</w:t>
+      </w:r>
+      <w:proofErr w:type="gramEnd"/>
+      <w:r>
+        <w:t xml:space="preserve"> aspect ratio</w:t>
       </w:r>
     </w:p>
     <w:p>
@@ -289,9 +365,16 @@
           <w:numId w:val="5"/>
         </w:numPr>
       </w:pPr>
-      <w:r>
-        <w:t>aircraft.wing.rootChord</w:t>
-      </w:r>
+      <w:proofErr w:type="spellStart"/>
+      <w:proofErr w:type="gramStart"/>
+      <w:r>
+        <w:t>aircraft.wing</w:t>
+      </w:r>
+      <w:proofErr w:type="gramEnd"/>
+      <w:r>
+        <w:t>.rootChord</w:t>
+      </w:r>
+      <w:proofErr w:type="spellEnd"/>
     </w:p>
     <w:p>
       <w:pPr>
@@ -301,12 +384,21 @@
           <w:numId w:val="5"/>
         </w:numPr>
       </w:pPr>
-      <w:r>
-        <w:t>aircraft.wing.tipChord</w:t>
-      </w:r>
+      <w:proofErr w:type="spellStart"/>
+      <w:proofErr w:type="gramStart"/>
+      <w:r>
+        <w:t>aircraft.wing</w:t>
+      </w:r>
+      <w:proofErr w:type="gramEnd"/>
+      <w:r>
+        <w:t>.tipChord</w:t>
+      </w:r>
+      <w:proofErr w:type="spellEnd"/>
     </w:p>
     <w:p/>
     <w:p>
+      <w:proofErr w:type="spellStart"/>
+      <w:proofErr w:type="gramStart"/>
       <w:r>
         <w:rPr>
           <w:b/>
@@ -315,6 +407,8 @@
         </w:rPr>
         <w:t>aircraft.fuselage</w:t>
       </w:r>
+      <w:proofErr w:type="spellEnd"/>
+      <w:proofErr w:type="gramEnd"/>
       <w:r>
         <w:t xml:space="preserve">                 </w:t>
       </w:r>
@@ -327,9 +421,16 @@
           <w:numId w:val="6"/>
         </w:numPr>
       </w:pPr>
-      <w:r>
-        <w:t>aircraft.fuselage.weight</w:t>
-      </w:r>
+      <w:proofErr w:type="spellStart"/>
+      <w:proofErr w:type="gramStart"/>
+      <w:r>
+        <w:t>aircraft.fuselage</w:t>
+      </w:r>
+      <w:proofErr w:type="gramEnd"/>
+      <w:r>
+        <w:t>.weight</w:t>
+      </w:r>
+      <w:proofErr w:type="spellEnd"/>
     </w:p>
     <w:p>
       <w:pPr>
@@ -339,9 +440,16 @@
           <w:numId w:val="6"/>
         </w:numPr>
       </w:pPr>
-      <w:r>
-        <w:t>aircraft.fuselage.length</w:t>
-      </w:r>
+      <w:proofErr w:type="spellStart"/>
+      <w:proofErr w:type="gramStart"/>
+      <w:r>
+        <w:t>aircraft.fuselage</w:t>
+      </w:r>
+      <w:proofErr w:type="gramEnd"/>
+      <w:r>
+        <w:t>.length</w:t>
+      </w:r>
+      <w:proofErr w:type="spellEnd"/>
     </w:p>
     <w:p/>
     <w:p>
@@ -379,12 +487,16 @@
           <w:numId w:val="7"/>
         </w:numPr>
       </w:pPr>
+      <w:proofErr w:type="spellStart"/>
+      <w:proofErr w:type="gramStart"/>
       <w:r>
         <w:t>aircraft.ht.</w:t>
       </w:r>
       <w:r>
         <w:t>sweep</w:t>
       </w:r>
+      <w:proofErr w:type="spellEnd"/>
+      <w:proofErr w:type="gramEnd"/>
     </w:p>
     <w:p>
       <w:pPr>
@@ -409,9 +521,13 @@
           <w:numId w:val="7"/>
         </w:numPr>
       </w:pPr>
+      <w:proofErr w:type="spellStart"/>
+      <w:proofErr w:type="gramStart"/>
       <w:r>
         <w:t>aircraft.ht.TaperRatio</w:t>
       </w:r>
+      <w:proofErr w:type="spellEnd"/>
+      <w:proofErr w:type="gramEnd"/>
     </w:p>
     <w:p>
       <w:pPr>
@@ -421,9 +537,13 @@
           <w:numId w:val="7"/>
         </w:numPr>
       </w:pPr>
+      <w:proofErr w:type="spellStart"/>
+      <w:proofErr w:type="gramStart"/>
       <w:r>
         <w:t>aircraft.ht.VolCoeff</w:t>
       </w:r>
+      <w:proofErr w:type="spellEnd"/>
+      <w:proofErr w:type="gramEnd"/>
     </w:p>
     <w:p>
       <w:pPr>
@@ -445,9 +565,13 @@
           <w:numId w:val="7"/>
         </w:numPr>
       </w:pPr>
+      <w:proofErr w:type="spellStart"/>
+      <w:proofErr w:type="gramStart"/>
       <w:r>
         <w:t>aircraft.ht.leverArm</w:t>
       </w:r>
+      <w:proofErr w:type="spellEnd"/>
+      <w:proofErr w:type="gramEnd"/>
     </w:p>
     <w:p>
       <w:pPr>
@@ -457,9 +581,13 @@
           <w:numId w:val="7"/>
         </w:numPr>
       </w:pPr>
+      <w:proofErr w:type="spellStart"/>
+      <w:proofErr w:type="gramStart"/>
       <w:r>
         <w:t>aircraft.ht.Area</w:t>
       </w:r>
+      <w:proofErr w:type="spellEnd"/>
+      <w:proofErr w:type="gramEnd"/>
     </w:p>
     <w:p>
       <w:pPr>
@@ -469,12 +597,18 @@
           <w:numId w:val="7"/>
         </w:numPr>
       </w:pPr>
+      <w:proofErr w:type="spellStart"/>
+      <w:proofErr w:type="gramStart"/>
       <w:r>
         <w:t>aircraft.ht.weight</w:t>
       </w:r>
+      <w:proofErr w:type="spellEnd"/>
+      <w:proofErr w:type="gramEnd"/>
     </w:p>
     <w:p/>
     <w:p>
+      <w:proofErr w:type="spellStart"/>
+      <w:proofErr w:type="gramStart"/>
       <w:r>
         <w:rPr>
           <w:b/>
@@ -484,6 +618,8 @@
         <w:lastRenderedPageBreak/>
         <w:t>aircraft.vt</w:t>
       </w:r>
+      <w:proofErr w:type="spellEnd"/>
+      <w:proofErr w:type="gramEnd"/>
       <w:r>
         <w:t xml:space="preserve">            </w:t>
       </w:r>
@@ -502,9 +638,16 @@
           <w:numId w:val="7"/>
         </w:numPr>
       </w:pPr>
-      <w:r>
-        <w:t>aircraft.vt.QuartChordSweep</w:t>
-      </w:r>
+      <w:proofErr w:type="spellStart"/>
+      <w:r>
+        <w:t>aircraft.</w:t>
+      </w:r>
+      <w:proofErr w:type="gramStart"/>
+      <w:r>
+        <w:t>vt.QuartChordSweep</w:t>
+      </w:r>
+      <w:proofErr w:type="spellEnd"/>
+      <w:proofErr w:type="gramEnd"/>
     </w:p>
     <w:p>
       <w:pPr>
@@ -529,9 +672,16 @@
           <w:numId w:val="7"/>
         </w:numPr>
       </w:pPr>
-      <w:r>
-        <w:t>aircraft.vt.TaperRatio</w:t>
-      </w:r>
+      <w:proofErr w:type="spellStart"/>
+      <w:r>
+        <w:t>aircraft.</w:t>
+      </w:r>
+      <w:proofErr w:type="gramStart"/>
+      <w:r>
+        <w:t>vt.TaperRatio</w:t>
+      </w:r>
+      <w:proofErr w:type="spellEnd"/>
+      <w:proofErr w:type="gramEnd"/>
     </w:p>
     <w:p>
       <w:pPr>
@@ -541,9 +691,16 @@
           <w:numId w:val="7"/>
         </w:numPr>
       </w:pPr>
-      <w:r>
-        <w:t>aircraft.vt.VolCoeff</w:t>
-      </w:r>
+      <w:proofErr w:type="spellStart"/>
+      <w:r>
+        <w:t>aircraft.</w:t>
+      </w:r>
+      <w:proofErr w:type="gramStart"/>
+      <w:r>
+        <w:t>vt.VolCoeff</w:t>
+      </w:r>
+      <w:proofErr w:type="spellEnd"/>
+      <w:proofErr w:type="gramEnd"/>
     </w:p>
     <w:p>
       <w:pPr>
@@ -565,9 +722,16 @@
           <w:numId w:val="7"/>
         </w:numPr>
       </w:pPr>
-      <w:r>
-        <w:t>aircraft.vt.leverArm</w:t>
-      </w:r>
+      <w:proofErr w:type="spellStart"/>
+      <w:r>
+        <w:t>aircraft.</w:t>
+      </w:r>
+      <w:proofErr w:type="gramStart"/>
+      <w:r>
+        <w:t>vt.leverArm</w:t>
+      </w:r>
+      <w:proofErr w:type="spellEnd"/>
+      <w:proofErr w:type="gramEnd"/>
     </w:p>
     <w:p>
       <w:pPr>
@@ -577,9 +741,16 @@
           <w:numId w:val="7"/>
         </w:numPr>
       </w:pPr>
-      <w:r>
-        <w:t>aircraft.vt.Area</w:t>
-      </w:r>
+      <w:proofErr w:type="spellStart"/>
+      <w:r>
+        <w:t>aircraft.</w:t>
+      </w:r>
+      <w:proofErr w:type="gramStart"/>
+      <w:r>
+        <w:t>vt.Area</w:t>
+      </w:r>
+      <w:proofErr w:type="spellEnd"/>
+      <w:proofErr w:type="gramEnd"/>
     </w:p>
     <w:p>
       <w:pPr>
@@ -589,9 +760,16 @@
           <w:numId w:val="7"/>
         </w:numPr>
       </w:pPr>
-      <w:r>
-        <w:t>aircraft.vt.weight</w:t>
-      </w:r>
+      <w:proofErr w:type="spellStart"/>
+      <w:r>
+        <w:t>aircraft.</w:t>
+      </w:r>
+      <w:proofErr w:type="gramStart"/>
+      <w:r>
+        <w:t>vt.weight</w:t>
+      </w:r>
+      <w:proofErr w:type="spellEnd"/>
+      <w:proofErr w:type="gramEnd"/>
     </w:p>
     <w:p/>
     <w:p/>
@@ -603,6 +781,8 @@
           <w:u w:val="single"/>
         </w:rPr>
       </w:pPr>
+      <w:proofErr w:type="spellStart"/>
+      <w:proofErr w:type="gramStart"/>
       <w:r>
         <w:rPr>
           <w:b/>
@@ -611,6 +791,8 @@
         </w:rPr>
         <w:t>aircraft.gear</w:t>
       </w:r>
+      <w:proofErr w:type="spellEnd"/>
+      <w:proofErr w:type="gramEnd"/>
     </w:p>
     <w:p>
       <w:pPr>
@@ -647,8 +829,15 @@
         </w:rPr>
       </w:pPr>
       <w:r>
-        <w:t>.mg.weight</w:t>
-      </w:r>
+        <w:t>.</w:t>
+      </w:r>
+      <w:proofErr w:type="spellStart"/>
+      <w:proofErr w:type="gramStart"/>
+      <w:r>
+        <w:t>mg.weight</w:t>
+      </w:r>
+      <w:proofErr w:type="spellEnd"/>
+      <w:proofErr w:type="gramEnd"/>
     </w:p>
     <w:p>
       <w:pPr>
@@ -685,8 +874,15 @@
         </w:rPr>
       </w:pPr>
       <w:r>
-        <w:t>.ng.weight</w:t>
-      </w:r>
+        <w:t>.</w:t>
+      </w:r>
+      <w:proofErr w:type="spellStart"/>
+      <w:proofErr w:type="gramStart"/>
+      <w:r>
+        <w:t>ng.weight</w:t>
+      </w:r>
+      <w:proofErr w:type="spellEnd"/>
+      <w:proofErr w:type="gramEnd"/>
     </w:p>
     <w:p>
       <w:pPr>
@@ -705,6 +901,8 @@
           <w:u w:val="single"/>
         </w:rPr>
       </w:pPr>
+      <w:proofErr w:type="spellStart"/>
+      <w:proofErr w:type="gramStart"/>
       <w:r>
         <w:rPr>
           <w:b/>
@@ -713,6 +911,8 @@
         </w:rPr>
         <w:t>aircraft.cockpit</w:t>
       </w:r>
+      <w:proofErr w:type="spellEnd"/>
+      <w:proofErr w:type="gramEnd"/>
     </w:p>
     <w:p>
       <w:pPr>
@@ -740,6 +940,8 @@
           <w:u w:val="single"/>
         </w:rPr>
       </w:pPr>
+      <w:proofErr w:type="spellStart"/>
+      <w:proofErr w:type="gramStart"/>
       <w:r>
         <w:rPr>
           <w:b/>
@@ -748,6 +950,8 @@
         </w:rPr>
         <w:t>aircraft.avionics</w:t>
       </w:r>
+      <w:proofErr w:type="spellEnd"/>
+      <w:proofErr w:type="gramEnd"/>
     </w:p>
     <w:p>
       <w:pPr>
@@ -762,13 +966,44 @@
           <w:u w:val="single"/>
         </w:rPr>
       </w:pPr>
-      <w:r>
-        <w:t xml:space="preserve">aircraft.avionics.weight </w:t>
+      <w:proofErr w:type="spellStart"/>
+      <w:proofErr w:type="gramStart"/>
+      <w:r>
+        <w:t>aircraft.avionics</w:t>
+      </w:r>
+      <w:proofErr w:type="gramEnd"/>
+      <w:r>
+        <w:t>.</w:t>
+      </w:r>
+      <w:proofErr w:type="gramStart"/>
+      <w:r>
+        <w:t>weight</w:t>
+      </w:r>
+      <w:proofErr w:type="spellEnd"/>
+      <w:r>
+        <w:t xml:space="preserve"> </w:t>
       </w:r>
       <w:r>
         <w:tab/>
-        <w:t>% misc 2500 lbs</w:t>
-      </w:r>
+        <w:t>%</w:t>
+      </w:r>
+      <w:proofErr w:type="gramEnd"/>
+      <w:r>
+        <w:t xml:space="preserve"> </w:t>
+      </w:r>
+      <w:proofErr w:type="spellStart"/>
+      <w:r>
+        <w:t>misc</w:t>
+      </w:r>
+      <w:proofErr w:type="spellEnd"/>
+      <w:r>
+        <w:t xml:space="preserve"> 2500 </w:t>
+      </w:r>
+      <w:proofErr w:type="spellStart"/>
+      <w:r>
+        <w:t>lbs</w:t>
+      </w:r>
+      <w:proofErr w:type="spellEnd"/>
     </w:p>
     <w:p>
       <w:pPr>
@@ -787,6 +1022,8 @@
           <w:u w:val="single"/>
         </w:rPr>
       </w:pPr>
+      <w:proofErr w:type="spellStart"/>
+      <w:proofErr w:type="gramStart"/>
       <w:r>
         <w:rPr>
           <w:b/>
@@ -795,6 +1032,8 @@
         </w:rPr>
         <w:t>aircraft.payload</w:t>
       </w:r>
+      <w:proofErr w:type="spellEnd"/>
+      <w:proofErr w:type="gramEnd"/>
     </w:p>
     <w:p>
       <w:pPr>
@@ -804,14 +1043,24 @@
           <w:numId w:val="2"/>
         </w:numPr>
       </w:pPr>
+      <w:proofErr w:type="spellStart"/>
+      <w:proofErr w:type="gramStart"/>
       <w:r>
         <w:t>aircraft.</w:t>
       </w:r>
       <w:r>
-        <w:t>payload.</w:t>
-      </w:r>
-      <w:r>
-        <w:t>strike     % strike payloa</w:t>
+        <w:t>payload</w:t>
+      </w:r>
+      <w:proofErr w:type="gramEnd"/>
+      <w:r>
+        <w:t>.</w:t>
+      </w:r>
+      <w:r>
+        <w:t>strike</w:t>
+      </w:r>
+      <w:proofErr w:type="spellEnd"/>
+      <w:r>
+        <w:t xml:space="preserve">     % strike payloa</w:t>
       </w:r>
       <w:r>
         <w:t>d</w:t>
@@ -825,9 +1074,19 @@
           <w:numId w:val="2"/>
         </w:numPr>
       </w:pPr>
-      <w:r>
-        <w:t>.strike.weight</w:t>
-      </w:r>
+      <w:proofErr w:type="gramStart"/>
+      <w:r>
+        <w:t>.</w:t>
+      </w:r>
+      <w:proofErr w:type="spellStart"/>
+      <w:r>
+        <w:t>strike</w:t>
+      </w:r>
+      <w:proofErr w:type="gramEnd"/>
+      <w:r>
+        <w:t>.weight</w:t>
+      </w:r>
+      <w:proofErr w:type="spellEnd"/>
     </w:p>
     <w:p>
       <w:pPr>
@@ -860,9 +1119,11 @@
           <w:numId w:val="2"/>
         </w:numPr>
       </w:pPr>
+      <w:proofErr w:type="gramStart"/>
       <w:r>
         <w:t>.A2A.weight</w:t>
       </w:r>
+      <w:proofErr w:type="gramEnd"/>
     </w:p>
     <w:p/>
     <w:p>
@@ -888,13 +1149,25 @@
           <w:u w:val="single"/>
         </w:rPr>
       </w:pPr>
+      <w:proofErr w:type="spellStart"/>
+      <w:proofErr w:type="gramStart"/>
       <w:r>
         <w:rPr>
           <w:b/>
           <w:bCs/>
           <w:u w:val="single"/>
         </w:rPr>
-        <w:t xml:space="preserve">aircraft.constants          </w:t>
+        <w:t>aircraft.constants</w:t>
+      </w:r>
+      <w:proofErr w:type="spellEnd"/>
+      <w:proofErr w:type="gramEnd"/>
+      <w:r>
+        <w:rPr>
+          <w:b/>
+          <w:bCs/>
+          <w:u w:val="single"/>
+        </w:rPr>
+        <w:t xml:space="preserve">          </w:t>
       </w:r>
     </w:p>
     <w:p>
@@ -908,11 +1181,20 @@
           <w:bCs/>
         </w:rPr>
       </w:pPr>
-      <w:r>
-        <w:rPr>
-          <w:bCs/>
-        </w:rPr>
-        <w:t>aircraft.constants.</w:t>
+      <w:proofErr w:type="spellStart"/>
+      <w:proofErr w:type="gramStart"/>
+      <w:r>
+        <w:rPr>
+          <w:bCs/>
+        </w:rPr>
+        <w:t>aircraft.constants</w:t>
+      </w:r>
+      <w:proofErr w:type="gramEnd"/>
+      <w:r>
+        <w:rPr>
+          <w:bCs/>
+        </w:rPr>
+        <w:t>.</w:t>
       </w:r>
       <w:r>
         <w:rPr>
@@ -920,6 +1202,7 @@
         </w:rPr>
         <w:t>totalWeight</w:t>
       </w:r>
+      <w:proofErr w:type="spellEnd"/>
       <w:r>
         <w:rPr>
           <w:bCs/>
@@ -939,12 +1222,22 @@
           <w:bCs/>
         </w:rPr>
       </w:pPr>
-      <w:r>
-        <w:rPr>
-          <w:bCs/>
-        </w:rPr>
-        <w:t>aircraft.constants.fuelWeight</w:t>
-      </w:r>
+      <w:proofErr w:type="spellStart"/>
+      <w:proofErr w:type="gramStart"/>
+      <w:r>
+        <w:rPr>
+          <w:bCs/>
+        </w:rPr>
+        <w:t>aircraft.constants</w:t>
+      </w:r>
+      <w:proofErr w:type="gramEnd"/>
+      <w:r>
+        <w:rPr>
+          <w:bCs/>
+        </w:rPr>
+        <w:t>.fuelWeight</w:t>
+      </w:r>
+      <w:proofErr w:type="spellEnd"/>
       <w:r>
         <w:rPr>
           <w:bCs/>
@@ -964,12 +1257,29 @@
           <w:bCs/>
         </w:rPr>
       </w:pPr>
-      <w:r>
-        <w:rPr>
-          <w:bCs/>
-        </w:rPr>
-        <w:t>aircraft.constants.cDP</w:t>
-      </w:r>
+      <w:proofErr w:type="spellStart"/>
+      <w:proofErr w:type="gramStart"/>
+      <w:r>
+        <w:rPr>
+          <w:bCs/>
+        </w:rPr>
+        <w:t>aircraft.constants</w:t>
+      </w:r>
+      <w:proofErr w:type="gramEnd"/>
+      <w:r>
+        <w:rPr>
+          <w:bCs/>
+        </w:rPr>
+        <w:t>.</w:t>
+      </w:r>
+      <w:proofErr w:type="gramStart"/>
+      <w:r>
+        <w:rPr>
+          <w:bCs/>
+        </w:rPr>
+        <w:t>cDP</w:t>
+      </w:r>
+      <w:proofErr w:type="spellEnd"/>
       <w:r>
         <w:rPr>
           <w:bCs/>
@@ -986,7 +1296,14 @@
         <w:rPr>
           <w:bCs/>
         </w:rPr>
-        <w:t>% cruise dynamic pressure</w:t>
+        <w:t>%</w:t>
+      </w:r>
+      <w:proofErr w:type="gramEnd"/>
+      <w:r>
+        <w:rPr>
+          <w:bCs/>
+        </w:rPr>
+        <w:t xml:space="preserve"> cruise dynamic pressure</w:t>
       </w:r>
     </w:p>
     <w:p>
@@ -1000,12 +1317,29 @@
           <w:bCs/>
         </w:rPr>
       </w:pPr>
-      <w:r>
-        <w:rPr>
-          <w:bCs/>
-        </w:rPr>
-        <w:t>aircraft.constants.n_ult</w:t>
-      </w:r>
+      <w:proofErr w:type="spellStart"/>
+      <w:proofErr w:type="gramStart"/>
+      <w:r>
+        <w:rPr>
+          <w:bCs/>
+        </w:rPr>
+        <w:t>aircraft.constants</w:t>
+      </w:r>
+      <w:proofErr w:type="gramEnd"/>
+      <w:r>
+        <w:rPr>
+          <w:bCs/>
+        </w:rPr>
+        <w:t>.n_</w:t>
+      </w:r>
+      <w:proofErr w:type="gramStart"/>
+      <w:r>
+        <w:rPr>
+          <w:bCs/>
+        </w:rPr>
+        <w:t>ult</w:t>
+      </w:r>
+      <w:proofErr w:type="spellEnd"/>
       <w:r>
         <w:rPr>
           <w:bCs/>
@@ -1022,7 +1356,14 @@
         <w:rPr>
           <w:bCs/>
         </w:rPr>
-        <w:t>% ultimate load factor</w:t>
+        <w:t>%</w:t>
+      </w:r>
+      <w:proofErr w:type="gramEnd"/>
+      <w:r>
+        <w:rPr>
+          <w:bCs/>
+        </w:rPr>
+        <w:t xml:space="preserve"> ultimate load factor</w:t>
       </w:r>
     </w:p>
     <w:p>
@@ -1036,12 +1377,29 @@
           <w:bCs/>
         </w:rPr>
       </w:pPr>
-      <w:r>
-        <w:rPr>
-          <w:bCs/>
-        </w:rPr>
-        <w:t>aircraft.constants.limitLoad</w:t>
-      </w:r>
+      <w:proofErr w:type="spellStart"/>
+      <w:proofErr w:type="gramStart"/>
+      <w:r>
+        <w:rPr>
+          <w:bCs/>
+        </w:rPr>
+        <w:t>aircraft.constants</w:t>
+      </w:r>
+      <w:proofErr w:type="gramEnd"/>
+      <w:r>
+        <w:rPr>
+          <w:bCs/>
+        </w:rPr>
+        <w:t>.</w:t>
+      </w:r>
+      <w:proofErr w:type="gramStart"/>
+      <w:r>
+        <w:rPr>
+          <w:bCs/>
+        </w:rPr>
+        <w:t>limitLoad</w:t>
+      </w:r>
+      <w:proofErr w:type="spellEnd"/>
       <w:r>
         <w:rPr>
           <w:bCs/>
@@ -1053,7 +1411,14 @@
           <w:bCs/>
         </w:rPr>
         <w:tab/>
-        <w:t>% limit load factor</w:t>
+        <w:t>%</w:t>
+      </w:r>
+      <w:proofErr w:type="gramEnd"/>
+      <w:r>
+        <w:rPr>
+          <w:bCs/>
+        </w:rPr>
+        <w:t xml:space="preserve"> limit load factor</w:t>
       </w:r>
     </w:p>
     <w:p>
@@ -1067,12 +1432,22 @@
           <w:bCs/>
         </w:rPr>
       </w:pPr>
-      <w:r>
-        <w:rPr>
-          <w:bCs/>
-        </w:rPr>
-        <w:t>aircraft.constants.maxMach</w:t>
-      </w:r>
+      <w:proofErr w:type="spellStart"/>
+      <w:proofErr w:type="gramStart"/>
+      <w:r>
+        <w:rPr>
+          <w:bCs/>
+        </w:rPr>
+        <w:t>aircraft.constants</w:t>
+      </w:r>
+      <w:proofErr w:type="gramEnd"/>
+      <w:r>
+        <w:rPr>
+          <w:bCs/>
+        </w:rPr>
+        <w:t>.maxMach</w:t>
+      </w:r>
+      <w:proofErr w:type="spellEnd"/>
       <w:r>
         <w:rPr>
           <w:bCs/>
@@ -1082,6 +1457,8 @@
       </w:r>
     </w:p>
     <w:p>
+      <w:proofErr w:type="spellStart"/>
+      <w:proofErr w:type="gramStart"/>
       <w:r>
         <w:rPr>
           <w:b/>
@@ -1090,6 +1467,8 @@
         </w:rPr>
         <w:t>aircraft.flightcond</w:t>
       </w:r>
+      <w:proofErr w:type="spellEnd"/>
+      <w:proofErr w:type="gramEnd"/>
       <w:r>
         <w:rPr>
           <w:b/>
@@ -1110,6 +1489,8 @@
           <w:bCs/>
         </w:rPr>
       </w:pPr>
+      <w:proofErr w:type="spellStart"/>
+      <w:proofErr w:type="gramStart"/>
       <w:r>
         <w:rPr>
           <w:b/>
@@ -1117,6 +1498,8 @@
         </w:rPr>
         <w:t>aircraft.engine</w:t>
       </w:r>
+      <w:proofErr w:type="spellEnd"/>
+      <w:proofErr w:type="gramEnd"/>
     </w:p>
     <w:p>
       <w:pPr>
@@ -1130,9 +1513,16 @@
           <w:bCs/>
         </w:rPr>
       </w:pPr>
-      <w:r>
-        <w:t>aircraft.engine.weight</w:t>
-      </w:r>
+      <w:proofErr w:type="spellStart"/>
+      <w:proofErr w:type="gramStart"/>
+      <w:r>
+        <w:t>aircraft.engine</w:t>
+      </w:r>
+      <w:proofErr w:type="gramEnd"/>
+      <w:r>
+        <w:t>.weight</w:t>
+      </w:r>
+      <w:proofErr w:type="spellEnd"/>
     </w:p>
     <w:p>
       <w:pPr>
@@ -1146,9 +1536,16 @@
           <w:bCs/>
         </w:rPr>
       </w:pPr>
-      <w:r>
-        <w:t>aircraft.engine.thrust</w:t>
-      </w:r>
+      <w:proofErr w:type="spellStart"/>
+      <w:proofErr w:type="gramStart"/>
+      <w:r>
+        <w:t>aircraft.engine</w:t>
+      </w:r>
+      <w:proofErr w:type="gramEnd"/>
+      <w:r>
+        <w:t>.thrust</w:t>
+      </w:r>
+      <w:proofErr w:type="spellEnd"/>
     </w:p>
     <w:p>
       <w:pPr>
@@ -1186,9 +1583,11 @@
           <w:bCs/>
         </w:rPr>
       </w:pPr>
+      <w:proofErr w:type="spellStart"/>
       <w:r>
         <w:t>aircraft.cg.x</w:t>
       </w:r>
+      <w:proofErr w:type="spellEnd"/>
     </w:p>
     <w:p>
       <w:pPr>
@@ -1202,9 +1601,13 @@
           <w:bCs/>
         </w:rPr>
       </w:pPr>
+      <w:proofErr w:type="spellStart"/>
+      <w:proofErr w:type="gramStart"/>
       <w:r>
         <w:t>aircraft.cg.y</w:t>
       </w:r>
+      <w:proofErr w:type="spellEnd"/>
+      <w:proofErr w:type="gramEnd"/>
     </w:p>
     <w:p>
       <w:pPr>
@@ -1218,9 +1621,13 @@
           <w:bCs/>
         </w:rPr>
       </w:pPr>
+      <w:proofErr w:type="spellStart"/>
+      <w:proofErr w:type="gramStart"/>
       <w:r>
         <w:t>aircraft.cg.z</w:t>
       </w:r>
+      <w:proofErr w:type="spellEnd"/>
+      <w:proofErr w:type="gramEnd"/>
     </w:p>
     <w:p/>
     <w:p/>

--- a/MATLAB Naming Syntax.docx
+++ b/MATLAB Naming Syntax.docx
@@ -34,13 +34,8 @@
       <w:r>
         <w:t>Figure “</w:t>
       </w:r>
-      <w:proofErr w:type="spellStart"/>
-      <w:r>
-        <w:t>LineWidth</w:t>
-      </w:r>
-      <w:proofErr w:type="spellEnd"/>
-      <w:r>
-        <w:t>” should be 1.75 unless that’s too cluttered, then lower it</w:t>
+      <w:r>
+        <w:t>LineWidth” should be 1.75 unless that’s too cluttered, then lower it</w:t>
       </w:r>
     </w:p>
     <w:p>
@@ -49,8 +44,6 @@
       </w:pPr>
     </w:p>
     <w:p>
-      <w:proofErr w:type="spellStart"/>
-      <w:proofErr w:type="gramStart"/>
       <w:r>
         <w:rPr>
           <w:b/>
@@ -59,8 +52,6 @@
         </w:rPr>
         <w:t>aircraft.wing</w:t>
       </w:r>
-      <w:proofErr w:type="spellEnd"/>
-      <w:proofErr w:type="gramEnd"/>
       <w:r>
         <w:t xml:space="preserve"> </w:t>
       </w:r>
@@ -91,18 +82,11 @@
           <w:numId w:val="5"/>
         </w:numPr>
       </w:pPr>
-      <w:proofErr w:type="spellStart"/>
-      <w:proofErr w:type="gramStart"/>
       <w:r>
         <w:t>aircraft.wing.cg.</w:t>
       </w:r>
       <w:r>
-        <w:t>fs</w:t>
-      </w:r>
-      <w:proofErr w:type="spellEnd"/>
-      <w:proofErr w:type="gramEnd"/>
-      <w:r>
-        <w:t xml:space="preserve">     </w:t>
+        <w:t xml:space="preserve">fs     </w:t>
       </w:r>
       <w:r>
         <w:tab/>
@@ -119,19 +103,12 @@
           <w:numId w:val="5"/>
         </w:numPr>
       </w:pPr>
-      <w:proofErr w:type="spellStart"/>
-      <w:proofErr w:type="gramStart"/>
-      <w:r>
-        <w:t>aircraft.wing.cg.bl</w:t>
-      </w:r>
-      <w:proofErr w:type="spellEnd"/>
-      <w:r>
-        <w:t xml:space="preserve">  </w:t>
+      <w:r>
+        <w:t xml:space="preserve">aircraft.wing.cg.bl  </w:t>
       </w:r>
       <w:r>
         <w:tab/>
       </w:r>
-      <w:proofErr w:type="gramEnd"/>
       <w:r>
         <w:t xml:space="preserve">% butt line </w:t>
       </w:r>
@@ -147,8 +124,6 @@
           <w:numId w:val="5"/>
         </w:numPr>
       </w:pPr>
-      <w:proofErr w:type="spellStart"/>
-      <w:proofErr w:type="gramStart"/>
       <w:r>
         <w:t>aircraft.wing.</w:t>
       </w:r>
@@ -156,16 +131,11 @@
         <w:t>cg.</w:t>
       </w:r>
       <w:r>
-        <w:t>wl</w:t>
-      </w:r>
-      <w:proofErr w:type="spellEnd"/>
-      <w:r>
-        <w:t xml:space="preserve">  </w:t>
+        <w:t xml:space="preserve">wl  </w:t>
       </w:r>
       <w:r>
         <w:tab/>
       </w:r>
-      <w:proofErr w:type="gramEnd"/>
       <w:r>
         <w:t>% water line location of the wing cg</w:t>
       </w:r>
@@ -178,7 +148,6 @@
           <w:numId w:val="5"/>
         </w:numPr>
       </w:pPr>
-      <w:proofErr w:type="gramStart"/>
       <w:r>
         <w:t>aircraft.wing.</w:t>
       </w:r>
@@ -192,11 +161,7 @@
         <w:tab/>
       </w:r>
       <w:r>
-        <w:t>%</w:t>
-      </w:r>
-      <w:proofErr w:type="gramEnd"/>
-      <w:r>
-        <w:t>mean aerodynamic chord length</w:t>
+        <w:t>%mean aerodynamic chord length</w:t>
       </w:r>
     </w:p>
     <w:p>
@@ -207,19 +172,12 @@
           <w:numId w:val="5"/>
         </w:numPr>
       </w:pPr>
-      <w:proofErr w:type="spellStart"/>
-      <w:proofErr w:type="gramStart"/>
-      <w:r>
-        <w:t>aircraft.wing</w:t>
-      </w:r>
-      <w:proofErr w:type="gramEnd"/>
-      <w:r>
-        <w:t>.</w:t>
+      <w:r>
+        <w:t>aircraft.wing.</w:t>
       </w:r>
       <w:r>
         <w:t>span</w:t>
       </w:r>
-      <w:proofErr w:type="spellEnd"/>
     </w:p>
     <w:p>
       <w:pPr>
@@ -229,386 +187,294 @@
           <w:numId w:val="5"/>
         </w:numPr>
       </w:pPr>
-      <w:proofErr w:type="spellStart"/>
-      <w:proofErr w:type="gramStart"/>
-      <w:r>
-        <w:t>aircraft.wing</w:t>
-      </w:r>
-      <w:proofErr w:type="gramEnd"/>
-      <w:r>
-        <w:t>.</w:t>
-      </w:r>
-      <w:proofErr w:type="gramStart"/>
+      <w:r>
+        <w:t xml:space="preserve">aircraft.wing.sweep  </w:t>
+      </w:r>
+      <w:r>
+        <w:tab/>
+      </w:r>
+      <w:r>
+        <w:tab/>
+      </w:r>
+      <w:r>
+        <w:t xml:space="preserve">% </w:t>
+      </w:r>
+      <w:r>
+        <w:t>wing sweep angle</w:t>
+      </w:r>
+    </w:p>
+    <w:p>
+      <w:pPr>
+        <w:pStyle w:val="ListParagraph"/>
+        <w:numPr>
+          <w:ilvl w:val="0"/>
+          <w:numId w:val="5"/>
+        </w:numPr>
+      </w:pPr>
+      <w:r>
+        <w:t>aircraft</w:t>
+      </w:r>
+      <w:r>
+        <w:t>.wing.</w:t>
+      </w:r>
+      <w:r>
+        <w:t>weight</w:t>
+      </w:r>
+    </w:p>
+    <w:p>
+      <w:pPr>
+        <w:pStyle w:val="ListParagraph"/>
+        <w:numPr>
+          <w:ilvl w:val="0"/>
+          <w:numId w:val="5"/>
+        </w:numPr>
+      </w:pPr>
+      <w:r>
+        <w:t>aircraft.</w:t>
+      </w:r>
+      <w:r>
+        <w:t>wing.</w:t>
+      </w:r>
+      <w:r>
+        <w:t>taper_ratio</w:t>
+      </w:r>
+    </w:p>
+    <w:p>
+      <w:pPr>
+        <w:pStyle w:val="ListParagraph"/>
+        <w:numPr>
+          <w:ilvl w:val="0"/>
+          <w:numId w:val="5"/>
+        </w:numPr>
+      </w:pPr>
+      <w:r>
+        <w:t>aircraft.wing.AR</w:t>
+      </w:r>
+      <w:r>
+        <w:tab/>
+      </w:r>
+      <w:r>
+        <w:tab/>
+      </w:r>
+      <w:r>
+        <w:t>% aspect ratio</w:t>
+      </w:r>
+    </w:p>
+    <w:p>
+      <w:pPr>
+        <w:pStyle w:val="ListParagraph"/>
+        <w:numPr>
+          <w:ilvl w:val="0"/>
+          <w:numId w:val="5"/>
+        </w:numPr>
+      </w:pPr>
+      <w:r>
+        <w:t xml:space="preserve">aircraft.wing.T2C </w:t>
+      </w:r>
+      <w:r>
+        <w:tab/>
+      </w:r>
+      <w:r>
+        <w:tab/>
+      </w:r>
+      <w:r>
+        <w:t>% thickness to chord ratio</w:t>
+      </w:r>
+    </w:p>
+    <w:p>
+      <w:pPr>
+        <w:pStyle w:val="ListParagraph"/>
+        <w:numPr>
+          <w:ilvl w:val="0"/>
+          <w:numId w:val="5"/>
+        </w:numPr>
+      </w:pPr>
+      <w:r>
+        <w:t>aircraft.wing.rootChord</w:t>
+      </w:r>
+    </w:p>
+    <w:p>
+      <w:pPr>
+        <w:pStyle w:val="ListParagraph"/>
+        <w:numPr>
+          <w:ilvl w:val="0"/>
+          <w:numId w:val="5"/>
+        </w:numPr>
+      </w:pPr>
+      <w:r>
+        <w:t>aircraft.wing.tipChord</w:t>
+      </w:r>
+    </w:p>
+    <w:p/>
+    <w:p>
+      <w:r>
+        <w:rPr>
+          <w:b/>
+          <w:bCs/>
+          <w:u w:val="single"/>
+        </w:rPr>
+        <w:t>aircraft.fuselage</w:t>
+      </w:r>
+      <w:r>
+        <w:t xml:space="preserve">                 </w:t>
+      </w:r>
+    </w:p>
+    <w:p>
+      <w:pPr>
+        <w:pStyle w:val="ListParagraph"/>
+        <w:numPr>
+          <w:ilvl w:val="0"/>
+          <w:numId w:val="6"/>
+        </w:numPr>
+      </w:pPr>
+      <w:r>
+        <w:t>aircraft.fuselage.weight</w:t>
+      </w:r>
+    </w:p>
+    <w:p>
+      <w:pPr>
+        <w:pStyle w:val="ListParagraph"/>
+        <w:numPr>
+          <w:ilvl w:val="0"/>
+          <w:numId w:val="6"/>
+        </w:numPr>
+      </w:pPr>
+      <w:r>
+        <w:t>aircraft.fuselage.length</w:t>
+      </w:r>
+    </w:p>
+    <w:p/>
+    <w:p>
+      <w:r>
+        <w:rPr>
+          <w:b/>
+          <w:bCs/>
+          <w:u w:val="single"/>
+        </w:rPr>
+        <w:t>aircraft.</w:t>
+      </w:r>
+      <w:r>
+        <w:rPr>
+          <w:b/>
+          <w:bCs/>
+          <w:u w:val="single"/>
+        </w:rPr>
+        <w:t>ht</w:t>
+      </w:r>
+      <w:r>
+        <w:t xml:space="preserve">           </w:t>
+      </w:r>
+      <w:r>
+        <w:t>% horizontal</w:t>
+      </w:r>
+      <w:r>
+        <w:t xml:space="preserve"> tail</w:t>
+      </w:r>
+    </w:p>
+    <w:p>
+      <w:pPr>
+        <w:pStyle w:val="ListParagraph"/>
+        <w:numPr>
+          <w:ilvl w:val="0"/>
+          <w:numId w:val="7"/>
+        </w:numPr>
+      </w:pPr>
+      <w:r>
+        <w:t>aircraft.ht.</w:t>
+      </w:r>
       <w:r>
         <w:t>sweep</w:t>
       </w:r>
-      <w:proofErr w:type="spellEnd"/>
-      <w:r>
-        <w:t xml:space="preserve">  </w:t>
-      </w:r>
-      <w:r>
-        <w:tab/>
-      </w:r>
-      <w:proofErr w:type="gramEnd"/>
-      <w:r>
-        <w:tab/>
-      </w:r>
-      <w:r>
-        <w:t xml:space="preserve">% </w:t>
-      </w:r>
-      <w:r>
-        <w:t>wing sweep angle</w:t>
-      </w:r>
-    </w:p>
-    <w:p>
-      <w:pPr>
-        <w:pStyle w:val="ListParagraph"/>
-        <w:numPr>
-          <w:ilvl w:val="0"/>
-          <w:numId w:val="5"/>
-        </w:numPr>
-      </w:pPr>
-      <w:proofErr w:type="spellStart"/>
-      <w:proofErr w:type="gramStart"/>
-      <w:r>
-        <w:t>aircraft</w:t>
-      </w:r>
-      <w:r>
-        <w:t>.wing</w:t>
-      </w:r>
-      <w:proofErr w:type="gramEnd"/>
-      <w:r>
-        <w:t>.</w:t>
-      </w:r>
-      <w:r>
-        <w:t>weight</w:t>
-      </w:r>
-      <w:proofErr w:type="spellEnd"/>
-    </w:p>
-    <w:p>
-      <w:pPr>
-        <w:pStyle w:val="ListParagraph"/>
-        <w:numPr>
-          <w:ilvl w:val="0"/>
-          <w:numId w:val="5"/>
-        </w:numPr>
-      </w:pPr>
-      <w:proofErr w:type="spellStart"/>
-      <w:proofErr w:type="gramStart"/>
-      <w:r>
-        <w:t>aircraft.</w:t>
-      </w:r>
-      <w:r>
-        <w:t>wing</w:t>
-      </w:r>
-      <w:proofErr w:type="gramEnd"/>
-      <w:r>
-        <w:t>.</w:t>
-      </w:r>
-      <w:r>
-        <w:t>taper_ratio</w:t>
-      </w:r>
-      <w:proofErr w:type="spellEnd"/>
-    </w:p>
-    <w:p>
-      <w:pPr>
-        <w:pStyle w:val="ListParagraph"/>
-        <w:numPr>
-          <w:ilvl w:val="0"/>
-          <w:numId w:val="5"/>
-        </w:numPr>
-      </w:pPr>
-      <w:proofErr w:type="gramStart"/>
-      <w:r>
-        <w:t>aircraft.wing.AR</w:t>
-      </w:r>
-      <w:r>
-        <w:tab/>
-      </w:r>
-      <w:r>
-        <w:tab/>
-      </w:r>
-      <w:r>
-        <w:t>%</w:t>
-      </w:r>
-      <w:proofErr w:type="gramEnd"/>
-      <w:r>
-        <w:t xml:space="preserve"> aspect ratio</w:t>
-      </w:r>
-    </w:p>
-    <w:p>
-      <w:pPr>
-        <w:pStyle w:val="ListParagraph"/>
-        <w:numPr>
-          <w:ilvl w:val="0"/>
-          <w:numId w:val="5"/>
-        </w:numPr>
-      </w:pPr>
-      <w:r>
-        <w:t xml:space="preserve">aircraft.wing.T2C </w:t>
-      </w:r>
-      <w:r>
-        <w:tab/>
-      </w:r>
-      <w:r>
-        <w:tab/>
-      </w:r>
-      <w:r>
-        <w:t>% thickness to chord ratio</w:t>
-      </w:r>
-    </w:p>
-    <w:p>
-      <w:pPr>
-        <w:pStyle w:val="ListParagraph"/>
-        <w:numPr>
-          <w:ilvl w:val="0"/>
-          <w:numId w:val="5"/>
-        </w:numPr>
-      </w:pPr>
-      <w:proofErr w:type="spellStart"/>
-      <w:proofErr w:type="gramStart"/>
-      <w:r>
-        <w:t>aircraft.wing</w:t>
-      </w:r>
-      <w:proofErr w:type="gramEnd"/>
-      <w:r>
-        <w:t>.rootChord</w:t>
-      </w:r>
-      <w:proofErr w:type="spellEnd"/>
-    </w:p>
-    <w:p>
-      <w:pPr>
-        <w:pStyle w:val="ListParagraph"/>
-        <w:numPr>
-          <w:ilvl w:val="0"/>
-          <w:numId w:val="5"/>
-        </w:numPr>
-      </w:pPr>
-      <w:proofErr w:type="spellStart"/>
-      <w:proofErr w:type="gramStart"/>
-      <w:r>
-        <w:t>aircraft.wing</w:t>
-      </w:r>
-      <w:proofErr w:type="gramEnd"/>
-      <w:r>
-        <w:t>.tipChord</w:t>
-      </w:r>
-      <w:proofErr w:type="spellEnd"/>
+    </w:p>
+    <w:p>
+      <w:pPr>
+        <w:pStyle w:val="ListParagraph"/>
+        <w:numPr>
+          <w:ilvl w:val="0"/>
+          <w:numId w:val="7"/>
+        </w:numPr>
+      </w:pPr>
+      <w:r>
+        <w:t>aircraft.ht.</w:t>
+      </w:r>
+      <w:r>
+        <w:t>AR</w:t>
+      </w:r>
+    </w:p>
+    <w:p>
+      <w:pPr>
+        <w:pStyle w:val="ListParagraph"/>
+        <w:numPr>
+          <w:ilvl w:val="0"/>
+          <w:numId w:val="7"/>
+        </w:numPr>
+      </w:pPr>
+      <w:r>
+        <w:t>aircraft.ht.TaperRatio</w:t>
+      </w:r>
+    </w:p>
+    <w:p>
+      <w:pPr>
+        <w:pStyle w:val="ListParagraph"/>
+        <w:numPr>
+          <w:ilvl w:val="0"/>
+          <w:numId w:val="7"/>
+        </w:numPr>
+      </w:pPr>
+      <w:r>
+        <w:t>aircraft.ht.VolCoeff</w:t>
+      </w:r>
+    </w:p>
+    <w:p>
+      <w:pPr>
+        <w:pStyle w:val="ListParagraph"/>
+        <w:numPr>
+          <w:ilvl w:val="0"/>
+          <w:numId w:val="7"/>
+        </w:numPr>
+      </w:pPr>
+      <w:r>
+        <w:t>aircraft.ht.cg</w:t>
+      </w:r>
+    </w:p>
+    <w:p>
+      <w:pPr>
+        <w:pStyle w:val="ListParagraph"/>
+        <w:numPr>
+          <w:ilvl w:val="0"/>
+          <w:numId w:val="7"/>
+        </w:numPr>
+      </w:pPr>
+      <w:r>
+        <w:t>aircraft.ht.leverArm</w:t>
+      </w:r>
+    </w:p>
+    <w:p>
+      <w:pPr>
+        <w:pStyle w:val="ListParagraph"/>
+        <w:numPr>
+          <w:ilvl w:val="0"/>
+          <w:numId w:val="7"/>
+        </w:numPr>
+      </w:pPr>
+      <w:r>
+        <w:t>aircraft.ht.Area</w:t>
+      </w:r>
+    </w:p>
+    <w:p>
+      <w:pPr>
+        <w:pStyle w:val="ListParagraph"/>
+        <w:numPr>
+          <w:ilvl w:val="0"/>
+          <w:numId w:val="7"/>
+        </w:numPr>
+      </w:pPr>
+      <w:r>
+        <w:t>aircraft.ht.weight</w:t>
+      </w:r>
     </w:p>
     <w:p/>
     <w:p>
-      <w:proofErr w:type="spellStart"/>
-      <w:proofErr w:type="gramStart"/>
-      <w:r>
-        <w:rPr>
-          <w:b/>
-          <w:bCs/>
-          <w:u w:val="single"/>
-        </w:rPr>
-        <w:t>aircraft.fuselage</w:t>
-      </w:r>
-      <w:proofErr w:type="spellEnd"/>
-      <w:proofErr w:type="gramEnd"/>
-      <w:r>
-        <w:t xml:space="preserve">                 </w:t>
-      </w:r>
-    </w:p>
-    <w:p>
-      <w:pPr>
-        <w:pStyle w:val="ListParagraph"/>
-        <w:numPr>
-          <w:ilvl w:val="0"/>
-          <w:numId w:val="6"/>
-        </w:numPr>
-      </w:pPr>
-      <w:proofErr w:type="spellStart"/>
-      <w:proofErr w:type="gramStart"/>
-      <w:r>
-        <w:t>aircraft.fuselage</w:t>
-      </w:r>
-      <w:proofErr w:type="gramEnd"/>
-      <w:r>
-        <w:t>.weight</w:t>
-      </w:r>
-      <w:proofErr w:type="spellEnd"/>
-    </w:p>
-    <w:p>
-      <w:pPr>
-        <w:pStyle w:val="ListParagraph"/>
-        <w:numPr>
-          <w:ilvl w:val="0"/>
-          <w:numId w:val="6"/>
-        </w:numPr>
-      </w:pPr>
-      <w:proofErr w:type="spellStart"/>
-      <w:proofErr w:type="gramStart"/>
-      <w:r>
-        <w:t>aircraft.fuselage</w:t>
-      </w:r>
-      <w:proofErr w:type="gramEnd"/>
-      <w:r>
-        <w:t>.length</w:t>
-      </w:r>
-      <w:proofErr w:type="spellEnd"/>
-    </w:p>
-    <w:p/>
-    <w:p>
-      <w:r>
-        <w:rPr>
-          <w:b/>
-          <w:bCs/>
-          <w:u w:val="single"/>
-        </w:rPr>
-        <w:t>aircraft.</w:t>
-      </w:r>
-      <w:r>
-        <w:rPr>
-          <w:b/>
-          <w:bCs/>
-          <w:u w:val="single"/>
-        </w:rPr>
-        <w:t>ht</w:t>
-      </w:r>
-      <w:r>
-        <w:t xml:space="preserve">           </w:t>
-      </w:r>
-      <w:r>
-        <w:t>% horizontal</w:t>
-      </w:r>
-      <w:r>
-        <w:t xml:space="preserve"> tail</w:t>
-      </w:r>
-    </w:p>
-    <w:p>
-      <w:pPr>
-        <w:pStyle w:val="ListParagraph"/>
-        <w:numPr>
-          <w:ilvl w:val="0"/>
-          <w:numId w:val="7"/>
-        </w:numPr>
-      </w:pPr>
-      <w:proofErr w:type="spellStart"/>
-      <w:proofErr w:type="gramStart"/>
-      <w:r>
-        <w:t>aircraft.ht.</w:t>
-      </w:r>
-      <w:r>
-        <w:t>sweep</w:t>
-      </w:r>
-      <w:proofErr w:type="spellEnd"/>
-      <w:proofErr w:type="gramEnd"/>
-    </w:p>
-    <w:p>
-      <w:pPr>
-        <w:pStyle w:val="ListParagraph"/>
-        <w:numPr>
-          <w:ilvl w:val="0"/>
-          <w:numId w:val="7"/>
-        </w:numPr>
-      </w:pPr>
-      <w:r>
-        <w:t>aircraft.ht.</w:t>
-      </w:r>
-      <w:r>
-        <w:t>AR</w:t>
-      </w:r>
-    </w:p>
-    <w:p>
-      <w:pPr>
-        <w:pStyle w:val="ListParagraph"/>
-        <w:numPr>
-          <w:ilvl w:val="0"/>
-          <w:numId w:val="7"/>
-        </w:numPr>
-      </w:pPr>
-      <w:proofErr w:type="spellStart"/>
-      <w:proofErr w:type="gramStart"/>
-      <w:r>
-        <w:t>aircraft.ht.TaperRatio</w:t>
-      </w:r>
-      <w:proofErr w:type="spellEnd"/>
-      <w:proofErr w:type="gramEnd"/>
-    </w:p>
-    <w:p>
-      <w:pPr>
-        <w:pStyle w:val="ListParagraph"/>
-        <w:numPr>
-          <w:ilvl w:val="0"/>
-          <w:numId w:val="7"/>
-        </w:numPr>
-      </w:pPr>
-      <w:proofErr w:type="spellStart"/>
-      <w:proofErr w:type="gramStart"/>
-      <w:r>
-        <w:t>aircraft.ht.VolCoeff</w:t>
-      </w:r>
-      <w:proofErr w:type="spellEnd"/>
-      <w:proofErr w:type="gramEnd"/>
-    </w:p>
-    <w:p>
-      <w:pPr>
-        <w:pStyle w:val="ListParagraph"/>
-        <w:numPr>
-          <w:ilvl w:val="0"/>
-          <w:numId w:val="7"/>
-        </w:numPr>
-      </w:pPr>
-      <w:r>
-        <w:t>aircraft.ht.cg</w:t>
-      </w:r>
-    </w:p>
-    <w:p>
-      <w:pPr>
-        <w:pStyle w:val="ListParagraph"/>
-        <w:numPr>
-          <w:ilvl w:val="0"/>
-          <w:numId w:val="7"/>
-        </w:numPr>
-      </w:pPr>
-      <w:proofErr w:type="spellStart"/>
-      <w:proofErr w:type="gramStart"/>
-      <w:r>
-        <w:t>aircraft.ht.leverArm</w:t>
-      </w:r>
-      <w:proofErr w:type="spellEnd"/>
-      <w:proofErr w:type="gramEnd"/>
-    </w:p>
-    <w:p>
-      <w:pPr>
-        <w:pStyle w:val="ListParagraph"/>
-        <w:numPr>
-          <w:ilvl w:val="0"/>
-          <w:numId w:val="7"/>
-        </w:numPr>
-      </w:pPr>
-      <w:proofErr w:type="spellStart"/>
-      <w:proofErr w:type="gramStart"/>
-      <w:r>
-        <w:t>aircraft.ht.Area</w:t>
-      </w:r>
-      <w:proofErr w:type="spellEnd"/>
-      <w:proofErr w:type="gramEnd"/>
-    </w:p>
-    <w:p>
-      <w:pPr>
-        <w:pStyle w:val="ListParagraph"/>
-        <w:numPr>
-          <w:ilvl w:val="0"/>
-          <w:numId w:val="7"/>
-        </w:numPr>
-      </w:pPr>
-      <w:proofErr w:type="spellStart"/>
-      <w:proofErr w:type="gramStart"/>
-      <w:r>
-        <w:t>aircraft.ht.weight</w:t>
-      </w:r>
-      <w:proofErr w:type="spellEnd"/>
-      <w:proofErr w:type="gramEnd"/>
-    </w:p>
-    <w:p/>
-    <w:p>
-      <w:proofErr w:type="spellStart"/>
-      <w:proofErr w:type="gramStart"/>
       <w:r>
         <w:rPr>
           <w:b/>
@@ -618,8 +484,6 @@
         <w:lastRenderedPageBreak/>
         <w:t>aircraft.vt</w:t>
       </w:r>
-      <w:proofErr w:type="spellEnd"/>
-      <w:proofErr w:type="gramEnd"/>
       <w:r>
         <w:t xml:space="preserve">            </w:t>
       </w:r>
@@ -638,16 +502,9 @@
           <w:numId w:val="7"/>
         </w:numPr>
       </w:pPr>
-      <w:proofErr w:type="spellStart"/>
-      <w:r>
-        <w:t>aircraft.</w:t>
-      </w:r>
-      <w:proofErr w:type="gramStart"/>
-      <w:r>
-        <w:t>vt.QuartChordSweep</w:t>
-      </w:r>
-      <w:proofErr w:type="spellEnd"/>
-      <w:proofErr w:type="gramEnd"/>
+      <w:r>
+        <w:t>aircraft.vt.QuartChordSweep</w:t>
+      </w:r>
     </w:p>
     <w:p>
       <w:pPr>
@@ -672,16 +529,9 @@
           <w:numId w:val="7"/>
         </w:numPr>
       </w:pPr>
-      <w:proofErr w:type="spellStart"/>
-      <w:r>
-        <w:t>aircraft.</w:t>
-      </w:r>
-      <w:proofErr w:type="gramStart"/>
-      <w:r>
-        <w:t>vt.TaperRatio</w:t>
-      </w:r>
-      <w:proofErr w:type="spellEnd"/>
-      <w:proofErr w:type="gramEnd"/>
+      <w:r>
+        <w:t>aircraft.vt.TaperRatio</w:t>
+      </w:r>
     </w:p>
     <w:p>
       <w:pPr>
@@ -691,16 +541,9 @@
           <w:numId w:val="7"/>
         </w:numPr>
       </w:pPr>
-      <w:proofErr w:type="spellStart"/>
-      <w:r>
-        <w:t>aircraft.</w:t>
-      </w:r>
-      <w:proofErr w:type="gramStart"/>
-      <w:r>
-        <w:t>vt.VolCoeff</w:t>
-      </w:r>
-      <w:proofErr w:type="spellEnd"/>
-      <w:proofErr w:type="gramEnd"/>
+      <w:r>
+        <w:t>aircraft.vt.VolCoeff</w:t>
+      </w:r>
     </w:p>
     <w:p>
       <w:pPr>
@@ -722,16 +565,9 @@
           <w:numId w:val="7"/>
         </w:numPr>
       </w:pPr>
-      <w:proofErr w:type="spellStart"/>
-      <w:r>
-        <w:t>aircraft.</w:t>
-      </w:r>
-      <w:proofErr w:type="gramStart"/>
-      <w:r>
-        <w:t>vt.leverArm</w:t>
-      </w:r>
-      <w:proofErr w:type="spellEnd"/>
-      <w:proofErr w:type="gramEnd"/>
+      <w:r>
+        <w:t>aircraft.vt.leverArm</w:t>
+      </w:r>
     </w:p>
     <w:p>
       <w:pPr>
@@ -741,16 +577,9 @@
           <w:numId w:val="7"/>
         </w:numPr>
       </w:pPr>
-      <w:proofErr w:type="spellStart"/>
-      <w:r>
-        <w:t>aircraft.</w:t>
-      </w:r>
-      <w:proofErr w:type="gramStart"/>
-      <w:r>
-        <w:t>vt.Area</w:t>
-      </w:r>
-      <w:proofErr w:type="spellEnd"/>
-      <w:proofErr w:type="gramEnd"/>
+      <w:r>
+        <w:t>aircraft.vt.Area</w:t>
+      </w:r>
     </w:p>
     <w:p>
       <w:pPr>
@@ -760,16 +589,9 @@
           <w:numId w:val="7"/>
         </w:numPr>
       </w:pPr>
-      <w:proofErr w:type="spellStart"/>
-      <w:r>
-        <w:t>aircraft.</w:t>
-      </w:r>
-      <w:proofErr w:type="gramStart"/>
-      <w:r>
-        <w:t>vt.weight</w:t>
-      </w:r>
-      <w:proofErr w:type="spellEnd"/>
-      <w:proofErr w:type="gramEnd"/>
+      <w:r>
+        <w:t>aircraft.vt.weight</w:t>
+      </w:r>
     </w:p>
     <w:p/>
     <w:p/>
@@ -781,8 +603,6 @@
           <w:u w:val="single"/>
         </w:rPr>
       </w:pPr>
-      <w:proofErr w:type="spellStart"/>
-      <w:proofErr w:type="gramStart"/>
       <w:r>
         <w:rPr>
           <w:b/>
@@ -791,8 +611,6 @@
         </w:rPr>
         <w:t>aircraft.gear</w:t>
       </w:r>
-      <w:proofErr w:type="spellEnd"/>
-      <w:proofErr w:type="gramEnd"/>
     </w:p>
     <w:p>
       <w:pPr>
@@ -829,15 +647,8 @@
         </w:rPr>
       </w:pPr>
       <w:r>
-        <w:t>.</w:t>
-      </w:r>
-      <w:proofErr w:type="spellStart"/>
-      <w:proofErr w:type="gramStart"/>
-      <w:r>
-        <w:t>mg.weight</w:t>
-      </w:r>
-      <w:proofErr w:type="spellEnd"/>
-      <w:proofErr w:type="gramEnd"/>
+        <w:t>.mg.weight</w:t>
+      </w:r>
     </w:p>
     <w:p>
       <w:pPr>
@@ -874,15 +685,8 @@
         </w:rPr>
       </w:pPr>
       <w:r>
-        <w:t>.</w:t>
-      </w:r>
-      <w:proofErr w:type="spellStart"/>
-      <w:proofErr w:type="gramStart"/>
-      <w:r>
-        <w:t>ng.weight</w:t>
-      </w:r>
-      <w:proofErr w:type="spellEnd"/>
-      <w:proofErr w:type="gramEnd"/>
+        <w:t>.ng.weight</w:t>
+      </w:r>
     </w:p>
     <w:p>
       <w:pPr>
@@ -901,8 +705,6 @@
           <w:u w:val="single"/>
         </w:rPr>
       </w:pPr>
-      <w:proofErr w:type="spellStart"/>
-      <w:proofErr w:type="gramStart"/>
       <w:r>
         <w:rPr>
           <w:b/>
@@ -911,8 +713,6 @@
         </w:rPr>
         <w:t>aircraft.cockpit</w:t>
       </w:r>
-      <w:proofErr w:type="spellEnd"/>
-      <w:proofErr w:type="gramEnd"/>
     </w:p>
     <w:p>
       <w:pPr>
@@ -940,8 +740,6 @@
           <w:u w:val="single"/>
         </w:rPr>
       </w:pPr>
-      <w:proofErr w:type="spellStart"/>
-      <w:proofErr w:type="gramStart"/>
       <w:r>
         <w:rPr>
           <w:b/>
@@ -950,8 +748,6 @@
         </w:rPr>
         <w:t>aircraft.avionics</w:t>
       </w:r>
-      <w:proofErr w:type="spellEnd"/>
-      <w:proofErr w:type="gramEnd"/>
     </w:p>
     <w:p>
       <w:pPr>
@@ -966,44 +762,13 @@
           <w:u w:val="single"/>
         </w:rPr>
       </w:pPr>
-      <w:proofErr w:type="spellStart"/>
-      <w:proofErr w:type="gramStart"/>
-      <w:r>
-        <w:t>aircraft.avionics</w:t>
-      </w:r>
-      <w:proofErr w:type="gramEnd"/>
-      <w:r>
-        <w:t>.</w:t>
-      </w:r>
-      <w:proofErr w:type="gramStart"/>
-      <w:r>
-        <w:t>weight</w:t>
-      </w:r>
-      <w:proofErr w:type="spellEnd"/>
-      <w:r>
-        <w:t xml:space="preserve"> </w:t>
+      <w:r>
+        <w:t xml:space="preserve">aircraft.avionics.weight </w:t>
       </w:r>
       <w:r>
         <w:tab/>
-        <w:t>%</w:t>
-      </w:r>
-      <w:proofErr w:type="gramEnd"/>
-      <w:r>
-        <w:t xml:space="preserve"> </w:t>
-      </w:r>
-      <w:proofErr w:type="spellStart"/>
-      <w:r>
-        <w:t>misc</w:t>
-      </w:r>
-      <w:proofErr w:type="spellEnd"/>
-      <w:r>
-        <w:t xml:space="preserve"> 2500 </w:t>
-      </w:r>
-      <w:proofErr w:type="spellStart"/>
-      <w:r>
-        <w:t>lbs</w:t>
-      </w:r>
-      <w:proofErr w:type="spellEnd"/>
+        <w:t>% misc 2500 lbs</w:t>
+      </w:r>
     </w:p>
     <w:p>
       <w:pPr>
@@ -1022,8 +787,6 @@
           <w:u w:val="single"/>
         </w:rPr>
       </w:pPr>
-      <w:proofErr w:type="spellStart"/>
-      <w:proofErr w:type="gramStart"/>
       <w:r>
         <w:rPr>
           <w:b/>
@@ -1032,8 +795,6 @@
         </w:rPr>
         <w:t>aircraft.payload</w:t>
       </w:r>
-      <w:proofErr w:type="spellEnd"/>
-      <w:proofErr w:type="gramEnd"/>
     </w:p>
     <w:p>
       <w:pPr>
@@ -1043,24 +804,14 @@
           <w:numId w:val="2"/>
         </w:numPr>
       </w:pPr>
-      <w:proofErr w:type="spellStart"/>
-      <w:proofErr w:type="gramStart"/>
       <w:r>
         <w:t>aircraft.</w:t>
       </w:r>
       <w:r>
-        <w:t>payload</w:t>
-      </w:r>
-      <w:proofErr w:type="gramEnd"/>
-      <w:r>
-        <w:t>.</w:t>
-      </w:r>
-      <w:r>
-        <w:t>strike</w:t>
-      </w:r>
-      <w:proofErr w:type="spellEnd"/>
-      <w:r>
-        <w:t xml:space="preserve">     % strike payloa</w:t>
+        <w:t>payload.</w:t>
+      </w:r>
+      <w:r>
+        <w:t>strike     % strike payloa</w:t>
       </w:r>
       <w:r>
         <w:t>d</w:t>
@@ -1074,19 +825,9 @@
           <w:numId w:val="2"/>
         </w:numPr>
       </w:pPr>
-      <w:proofErr w:type="gramStart"/>
-      <w:r>
-        <w:t>.</w:t>
-      </w:r>
-      <w:proofErr w:type="spellStart"/>
-      <w:r>
-        <w:t>strike</w:t>
-      </w:r>
-      <w:proofErr w:type="gramEnd"/>
-      <w:r>
-        <w:t>.weight</w:t>
-      </w:r>
-      <w:proofErr w:type="spellEnd"/>
+      <w:r>
+        <w:t>.strike.weight</w:t>
+      </w:r>
     </w:p>
     <w:p>
       <w:pPr>
@@ -1119,11 +860,9 @@
           <w:numId w:val="2"/>
         </w:numPr>
       </w:pPr>
-      <w:proofErr w:type="gramStart"/>
       <w:r>
         <w:t>.A2A.weight</w:t>
       </w:r>
-      <w:proofErr w:type="gramEnd"/>
     </w:p>
     <w:p/>
     <w:p>
@@ -1149,25 +888,13 @@
           <w:u w:val="single"/>
         </w:rPr>
       </w:pPr>
-      <w:proofErr w:type="spellStart"/>
-      <w:proofErr w:type="gramStart"/>
       <w:r>
         <w:rPr>
           <w:b/>
           <w:bCs/>
           <w:u w:val="single"/>
         </w:rPr>
-        <w:t>aircraft.constants</w:t>
-      </w:r>
-      <w:proofErr w:type="spellEnd"/>
-      <w:proofErr w:type="gramEnd"/>
-      <w:r>
-        <w:rPr>
-          <w:b/>
-          <w:bCs/>
-          <w:u w:val="single"/>
-        </w:rPr>
-        <w:t xml:space="preserve">          </w:t>
+        <w:t xml:space="preserve">aircraft.constants          </w:t>
       </w:r>
     </w:p>
     <w:p>
@@ -1181,20 +908,11 @@
           <w:bCs/>
         </w:rPr>
       </w:pPr>
-      <w:proofErr w:type="spellStart"/>
-      <w:proofErr w:type="gramStart"/>
-      <w:r>
-        <w:rPr>
-          <w:bCs/>
-        </w:rPr>
-        <w:t>aircraft.constants</w:t>
-      </w:r>
-      <w:proofErr w:type="gramEnd"/>
-      <w:r>
-        <w:rPr>
-          <w:bCs/>
-        </w:rPr>
-        <w:t>.</w:t>
+      <w:r>
+        <w:rPr>
+          <w:bCs/>
+        </w:rPr>
+        <w:t>aircraft.constants.</w:t>
       </w:r>
       <w:r>
         <w:rPr>
@@ -1202,7 +920,6 @@
         </w:rPr>
         <w:t>totalWeight</w:t>
       </w:r>
-      <w:proofErr w:type="spellEnd"/>
       <w:r>
         <w:rPr>
           <w:bCs/>
@@ -1222,22 +939,12 @@
           <w:bCs/>
         </w:rPr>
       </w:pPr>
-      <w:proofErr w:type="spellStart"/>
-      <w:proofErr w:type="gramStart"/>
-      <w:r>
-        <w:rPr>
-          <w:bCs/>
-        </w:rPr>
-        <w:t>aircraft.constants</w:t>
-      </w:r>
-      <w:proofErr w:type="gramEnd"/>
-      <w:r>
-        <w:rPr>
-          <w:bCs/>
-        </w:rPr>
-        <w:t>.fuelWeight</w:t>
-      </w:r>
-      <w:proofErr w:type="spellEnd"/>
+      <w:r>
+        <w:rPr>
+          <w:bCs/>
+        </w:rPr>
+        <w:t>aircraft.constants.fuelWeight</w:t>
+      </w:r>
       <w:r>
         <w:rPr>
           <w:bCs/>
@@ -1257,34 +964,36 @@
           <w:bCs/>
         </w:rPr>
       </w:pPr>
-      <w:proofErr w:type="spellStart"/>
-      <w:proofErr w:type="gramStart"/>
-      <w:r>
-        <w:rPr>
-          <w:bCs/>
-        </w:rPr>
-        <w:t>aircraft.constants</w:t>
-      </w:r>
-      <w:proofErr w:type="gramEnd"/>
-      <w:r>
-        <w:rPr>
-          <w:bCs/>
-        </w:rPr>
-        <w:t>.</w:t>
-      </w:r>
-      <w:proofErr w:type="gramStart"/>
-      <w:r>
-        <w:rPr>
-          <w:bCs/>
-        </w:rPr>
-        <w:t>cDP</w:t>
-      </w:r>
-      <w:proofErr w:type="spellEnd"/>
+      <w:r>
+        <w:rPr>
+          <w:bCs/>
+        </w:rPr>
+        <w:t>aircraft.constants.emptyWeight</w:t>
+      </w:r>
       <w:r>
         <w:rPr>
           <w:bCs/>
         </w:rPr>
         <w:tab/>
+        <w:t>% empty weight</w:t>
+      </w:r>
+    </w:p>
+    <w:p>
+      <w:pPr>
+        <w:pStyle w:val="ListParagraph"/>
+        <w:numPr>
+          <w:ilvl w:val="0"/>
+          <w:numId w:val="8"/>
+        </w:numPr>
+        <w:rPr>
+          <w:bCs/>
+        </w:rPr>
+      </w:pPr>
+      <w:r>
+        <w:rPr>
+          <w:bCs/>
+        </w:rPr>
+        <w:t>aircraft.constants.cDP</w:t>
       </w:r>
       <w:r>
         <w:rPr>
@@ -1296,14 +1005,13 @@
         <w:rPr>
           <w:bCs/>
         </w:rPr>
-        <w:t>%</w:t>
-      </w:r>
-      <w:proofErr w:type="gramEnd"/>
-      <w:r>
-        <w:rPr>
-          <w:bCs/>
-        </w:rPr>
-        <w:t xml:space="preserve"> cruise dynamic pressure</w:t>
+        <w:tab/>
+      </w:r>
+      <w:r>
+        <w:rPr>
+          <w:bCs/>
+        </w:rPr>
+        <w:t>% cruise dynamic pressure</w:t>
       </w:r>
     </w:p>
     <w:p>
@@ -1317,29 +1025,12 @@
           <w:bCs/>
         </w:rPr>
       </w:pPr>
-      <w:proofErr w:type="spellStart"/>
-      <w:proofErr w:type="gramStart"/>
-      <w:r>
-        <w:rPr>
-          <w:bCs/>
-        </w:rPr>
-        <w:t>aircraft.constants</w:t>
-      </w:r>
-      <w:proofErr w:type="gramEnd"/>
-      <w:r>
-        <w:rPr>
-          <w:bCs/>
-        </w:rPr>
-        <w:t>.n_</w:t>
-      </w:r>
-      <w:proofErr w:type="gramStart"/>
-      <w:r>
-        <w:rPr>
-          <w:bCs/>
-        </w:rPr>
-        <w:t>ult</w:t>
-      </w:r>
-      <w:proofErr w:type="spellEnd"/>
+      <w:r>
+        <w:rPr>
+          <w:bCs/>
+        </w:rPr>
+        <w:t>aircraft.constants.n_ult</w:t>
+      </w:r>
       <w:r>
         <w:rPr>
           <w:bCs/>
@@ -1356,14 +1047,7 @@
         <w:rPr>
           <w:bCs/>
         </w:rPr>
-        <w:t>%</w:t>
-      </w:r>
-      <w:proofErr w:type="gramEnd"/>
-      <w:r>
-        <w:rPr>
-          <w:bCs/>
-        </w:rPr>
-        <w:t xml:space="preserve"> ultimate load factor</w:t>
+        <w:t>% ultimate load factor</w:t>
       </w:r>
     </w:p>
     <w:p>
@@ -1377,29 +1061,12 @@
           <w:bCs/>
         </w:rPr>
       </w:pPr>
-      <w:proofErr w:type="spellStart"/>
-      <w:proofErr w:type="gramStart"/>
-      <w:r>
-        <w:rPr>
-          <w:bCs/>
-        </w:rPr>
-        <w:t>aircraft.constants</w:t>
-      </w:r>
-      <w:proofErr w:type="gramEnd"/>
-      <w:r>
-        <w:rPr>
-          <w:bCs/>
-        </w:rPr>
-        <w:t>.</w:t>
-      </w:r>
-      <w:proofErr w:type="gramStart"/>
-      <w:r>
-        <w:rPr>
-          <w:bCs/>
-        </w:rPr>
-        <w:t>limitLoad</w:t>
-      </w:r>
-      <w:proofErr w:type="spellEnd"/>
+      <w:r>
+        <w:rPr>
+          <w:bCs/>
+        </w:rPr>
+        <w:t>aircraft.constants.limitLoad</w:t>
+      </w:r>
       <w:r>
         <w:rPr>
           <w:bCs/>
@@ -1411,14 +1078,7 @@
           <w:bCs/>
         </w:rPr>
         <w:tab/>
-        <w:t>%</w:t>
-      </w:r>
-      <w:proofErr w:type="gramEnd"/>
-      <w:r>
-        <w:rPr>
-          <w:bCs/>
-        </w:rPr>
-        <w:t xml:space="preserve"> limit load factor</w:t>
+        <w:t>% limit load factor</w:t>
       </w:r>
     </w:p>
     <w:p>
@@ -1432,22 +1092,12 @@
           <w:bCs/>
         </w:rPr>
       </w:pPr>
-      <w:proofErr w:type="spellStart"/>
-      <w:proofErr w:type="gramStart"/>
-      <w:r>
-        <w:rPr>
-          <w:bCs/>
-        </w:rPr>
-        <w:t>aircraft.constants</w:t>
-      </w:r>
-      <w:proofErr w:type="gramEnd"/>
-      <w:r>
-        <w:rPr>
-          <w:bCs/>
-        </w:rPr>
-        <w:t>.maxMach</w:t>
-      </w:r>
-      <w:proofErr w:type="spellEnd"/>
+      <w:r>
+        <w:rPr>
+          <w:bCs/>
+        </w:rPr>
+        <w:t>aircraft.constants.maxMach</w:t>
+      </w:r>
       <w:r>
         <w:rPr>
           <w:bCs/>
@@ -1457,8 +1107,6 @@
       </w:r>
     </w:p>
     <w:p>
-      <w:proofErr w:type="spellStart"/>
-      <w:proofErr w:type="gramStart"/>
       <w:r>
         <w:rPr>
           <w:b/>
@@ -1467,8 +1115,6 @@
         </w:rPr>
         <w:t>aircraft.flightcond</w:t>
       </w:r>
-      <w:proofErr w:type="spellEnd"/>
-      <w:proofErr w:type="gramEnd"/>
       <w:r>
         <w:rPr>
           <w:b/>
@@ -1489,8 +1135,6 @@
           <w:bCs/>
         </w:rPr>
       </w:pPr>
-      <w:proofErr w:type="spellStart"/>
-      <w:proofErr w:type="gramStart"/>
       <w:r>
         <w:rPr>
           <w:b/>
@@ -1498,8 +1142,6 @@
         </w:rPr>
         <w:t>aircraft.engine</w:t>
       </w:r>
-      <w:proofErr w:type="spellEnd"/>
-      <w:proofErr w:type="gramEnd"/>
     </w:p>
     <w:p>
       <w:pPr>
@@ -1513,16 +1155,9 @@
           <w:bCs/>
         </w:rPr>
       </w:pPr>
-      <w:proofErr w:type="spellStart"/>
-      <w:proofErr w:type="gramStart"/>
-      <w:r>
-        <w:t>aircraft.engine</w:t>
-      </w:r>
-      <w:proofErr w:type="gramEnd"/>
-      <w:r>
-        <w:t>.weight</w:t>
-      </w:r>
-      <w:proofErr w:type="spellEnd"/>
+      <w:r>
+        <w:t>aircraft.engine.weight</w:t>
+      </w:r>
     </w:p>
     <w:p>
       <w:pPr>
@@ -1536,16 +1171,9 @@
           <w:bCs/>
         </w:rPr>
       </w:pPr>
-      <w:proofErr w:type="spellStart"/>
-      <w:proofErr w:type="gramStart"/>
-      <w:r>
-        <w:t>aircraft.engine</w:t>
-      </w:r>
-      <w:proofErr w:type="gramEnd"/>
-      <w:r>
-        <w:t>.thrust</w:t>
-      </w:r>
-      <w:proofErr w:type="spellEnd"/>
+      <w:r>
+        <w:t>aircraft.engine.thrust</w:t>
+      </w:r>
     </w:p>
     <w:p>
       <w:pPr>
@@ -1583,11 +1211,9 @@
           <w:bCs/>
         </w:rPr>
       </w:pPr>
-      <w:proofErr w:type="spellStart"/>
       <w:r>
         <w:t>aircraft.cg.x</w:t>
       </w:r>
-      <w:proofErr w:type="spellEnd"/>
     </w:p>
     <w:p>
       <w:pPr>
@@ -1601,13 +1227,9 @@
           <w:bCs/>
         </w:rPr>
       </w:pPr>
-      <w:proofErr w:type="spellStart"/>
-      <w:proofErr w:type="gramStart"/>
       <w:r>
         <w:t>aircraft.cg.y</w:t>
       </w:r>
-      <w:proofErr w:type="spellEnd"/>
-      <w:proofErr w:type="gramEnd"/>
     </w:p>
     <w:p>
       <w:pPr>
@@ -1621,13 +1243,9 @@
           <w:bCs/>
         </w:rPr>
       </w:pPr>
-      <w:proofErr w:type="spellStart"/>
-      <w:proofErr w:type="gramStart"/>
       <w:r>
         <w:t>aircraft.cg.z</w:t>
       </w:r>
-      <w:proofErr w:type="spellEnd"/>
-      <w:proofErr w:type="gramEnd"/>
     </w:p>
     <w:p/>
     <w:p/>

--- a/MATLAB Naming Syntax.docx
+++ b/MATLAB Naming Syntax.docx
@@ -4,6 +4,7 @@
   <w:body>
     <w:p>
       <w:pPr>
+        <w:ind w:firstLine="720"/>
         <w:rPr>
           <w:b/>
           <w:bCs/>
@@ -34,8 +35,13 @@
       <w:r>
         <w:t>Figure “</w:t>
       </w:r>
-      <w:r>
-        <w:t>LineWidth” should be 1.75 unless that’s too cluttered, then lower it</w:t>
+      <w:proofErr w:type="spellStart"/>
+      <w:r>
+        <w:t>LineWidth</w:t>
+      </w:r>
+      <w:proofErr w:type="spellEnd"/>
+      <w:r>
+        <w:t>” should be 1.75 unless that’s too cluttered, then lower it</w:t>
       </w:r>
     </w:p>
     <w:p>
@@ -44,6 +50,7 @@
       </w:pPr>
     </w:p>
     <w:p>
+      <w:proofErr w:type="spellStart"/>
       <w:r>
         <w:rPr>
           <w:b/>
@@ -52,6 +59,7 @@
         </w:rPr>
         <w:t>aircraft.wing</w:t>
       </w:r>
+      <w:proofErr w:type="spellEnd"/>
       <w:r>
         <w:t xml:space="preserve"> </w:t>
       </w:r>
@@ -82,11 +90,16 @@
           <w:numId w:val="5"/>
         </w:numPr>
       </w:pPr>
+      <w:proofErr w:type="spellStart"/>
       <w:r>
         <w:t>aircraft.wing.cg.</w:t>
       </w:r>
       <w:r>
-        <w:t xml:space="preserve">fs     </w:t>
+        <w:t>fs</w:t>
+      </w:r>
+      <w:proofErr w:type="spellEnd"/>
+      <w:r>
+        <w:t xml:space="preserve">     </w:t>
       </w:r>
       <w:r>
         <w:tab/>
@@ -103,8 +116,13 @@
           <w:numId w:val="5"/>
         </w:numPr>
       </w:pPr>
-      <w:r>
-        <w:t xml:space="preserve">aircraft.wing.cg.bl  </w:t>
+      <w:proofErr w:type="spellStart"/>
+      <w:r>
+        <w:t>aircraft.wing.cg.bl</w:t>
+      </w:r>
+      <w:proofErr w:type="spellEnd"/>
+      <w:r>
+        <w:t xml:space="preserve">  </w:t>
       </w:r>
       <w:r>
         <w:tab/>
@@ -124,6 +142,7 @@
           <w:numId w:val="5"/>
         </w:numPr>
       </w:pPr>
+      <w:proofErr w:type="spellStart"/>
       <w:r>
         <w:t>aircraft.wing.</w:t>
       </w:r>
@@ -131,7 +150,11 @@
         <w:t>cg.</w:t>
       </w:r>
       <w:r>
-        <w:t xml:space="preserve">wl  </w:t>
+        <w:t>wl</w:t>
+      </w:r>
+      <w:proofErr w:type="spellEnd"/>
+      <w:r>
+        <w:t xml:space="preserve">  </w:t>
       </w:r>
       <w:r>
         <w:tab/>
@@ -172,12 +195,14 @@
           <w:numId w:val="5"/>
         </w:numPr>
       </w:pPr>
+      <w:proofErr w:type="spellStart"/>
       <w:r>
         <w:t>aircraft.wing.</w:t>
       </w:r>
       <w:r>
         <w:t>span</w:t>
       </w:r>
+      <w:proofErr w:type="spellEnd"/>
     </w:p>
     <w:p>
       <w:pPr>
@@ -187,8 +212,13 @@
           <w:numId w:val="5"/>
         </w:numPr>
       </w:pPr>
-      <w:r>
-        <w:t xml:space="preserve">aircraft.wing.sweep  </w:t>
+      <w:proofErr w:type="spellStart"/>
+      <w:r>
+        <w:t>aircraft.wing.sweep</w:t>
+      </w:r>
+      <w:proofErr w:type="spellEnd"/>
+      <w:r>
+        <w:t xml:space="preserve">  </w:t>
       </w:r>
       <w:r>
         <w:tab/>
@@ -211,6 +241,7 @@
           <w:numId w:val="5"/>
         </w:numPr>
       </w:pPr>
+      <w:proofErr w:type="spellStart"/>
       <w:r>
         <w:t>aircraft</w:t>
       </w:r>
@@ -220,6 +251,7 @@
       <w:r>
         <w:t>weight</w:t>
       </w:r>
+      <w:proofErr w:type="spellEnd"/>
     </w:p>
     <w:p>
       <w:pPr>
@@ -229,6 +261,7 @@
           <w:numId w:val="5"/>
         </w:numPr>
       </w:pPr>
+      <w:proofErr w:type="spellStart"/>
       <w:r>
         <w:t>aircraft.</w:t>
       </w:r>
@@ -238,6 +271,7 @@
       <w:r>
         <w:t>taper_ratio</w:t>
       </w:r>
+      <w:proofErr w:type="spellEnd"/>
     </w:p>
     <w:p>
       <w:pPr>
@@ -289,9 +323,11 @@
           <w:numId w:val="5"/>
         </w:numPr>
       </w:pPr>
+      <w:proofErr w:type="spellStart"/>
       <w:r>
         <w:t>aircraft.wing.rootChord</w:t>
       </w:r>
+      <w:proofErr w:type="spellEnd"/>
     </w:p>
     <w:p>
       <w:pPr>
@@ -301,12 +337,15 @@
           <w:numId w:val="5"/>
         </w:numPr>
       </w:pPr>
+      <w:proofErr w:type="spellStart"/>
       <w:r>
         <w:t>aircraft.wing.tipChord</w:t>
       </w:r>
+      <w:proofErr w:type="spellEnd"/>
     </w:p>
     <w:p/>
     <w:p>
+      <w:proofErr w:type="spellStart"/>
       <w:r>
         <w:rPr>
           <w:b/>
@@ -315,6 +354,7 @@
         </w:rPr>
         <w:t>aircraft.fuselage</w:t>
       </w:r>
+      <w:proofErr w:type="spellEnd"/>
       <w:r>
         <w:t xml:space="preserve">                 </w:t>
       </w:r>
@@ -327,9 +367,11 @@
           <w:numId w:val="6"/>
         </w:numPr>
       </w:pPr>
+      <w:proofErr w:type="spellStart"/>
       <w:r>
         <w:t>aircraft.fuselage.weight</w:t>
       </w:r>
+      <w:proofErr w:type="spellEnd"/>
     </w:p>
     <w:p>
       <w:pPr>
@@ -339,9 +381,11 @@
           <w:numId w:val="6"/>
         </w:numPr>
       </w:pPr>
+      <w:proofErr w:type="spellStart"/>
       <w:r>
         <w:t>aircraft.fuselage.length</w:t>
       </w:r>
+      <w:proofErr w:type="spellEnd"/>
     </w:p>
     <w:p/>
     <w:p>
@@ -379,12 +423,14 @@
           <w:numId w:val="7"/>
         </w:numPr>
       </w:pPr>
+      <w:proofErr w:type="spellStart"/>
       <w:r>
         <w:t>aircraft.ht.</w:t>
       </w:r>
       <w:r>
         <w:t>sweep</w:t>
       </w:r>
+      <w:proofErr w:type="spellEnd"/>
     </w:p>
     <w:p>
       <w:pPr>
@@ -409,9 +455,11 @@
           <w:numId w:val="7"/>
         </w:numPr>
       </w:pPr>
+      <w:proofErr w:type="spellStart"/>
       <w:r>
         <w:t>aircraft.ht.TaperRatio</w:t>
       </w:r>
+      <w:proofErr w:type="spellEnd"/>
     </w:p>
     <w:p>
       <w:pPr>
@@ -421,9 +469,11 @@
           <w:numId w:val="7"/>
         </w:numPr>
       </w:pPr>
+      <w:proofErr w:type="spellStart"/>
       <w:r>
         <w:t>aircraft.ht.VolCoeff</w:t>
       </w:r>
+      <w:proofErr w:type="spellEnd"/>
     </w:p>
     <w:p>
       <w:pPr>
@@ -445,9 +495,11 @@
           <w:numId w:val="7"/>
         </w:numPr>
       </w:pPr>
+      <w:proofErr w:type="spellStart"/>
       <w:r>
         <w:t>aircraft.ht.leverArm</w:t>
       </w:r>
+      <w:proofErr w:type="spellEnd"/>
     </w:p>
     <w:p>
       <w:pPr>
@@ -457,9 +509,11 @@
           <w:numId w:val="7"/>
         </w:numPr>
       </w:pPr>
+      <w:proofErr w:type="spellStart"/>
       <w:r>
         <w:t>aircraft.ht.Area</w:t>
       </w:r>
+      <w:proofErr w:type="spellEnd"/>
     </w:p>
     <w:p>
       <w:pPr>
@@ -469,12 +523,15 @@
           <w:numId w:val="7"/>
         </w:numPr>
       </w:pPr>
+      <w:proofErr w:type="spellStart"/>
       <w:r>
         <w:t>aircraft.ht.weight</w:t>
       </w:r>
+      <w:proofErr w:type="spellEnd"/>
     </w:p>
     <w:p/>
     <w:p>
+      <w:proofErr w:type="spellStart"/>
       <w:r>
         <w:rPr>
           <w:b/>
@@ -484,6 +541,7 @@
         <w:lastRenderedPageBreak/>
         <w:t>aircraft.vt</w:t>
       </w:r>
+      <w:proofErr w:type="spellEnd"/>
       <w:r>
         <w:t xml:space="preserve">            </w:t>
       </w:r>
@@ -502,9 +560,11 @@
           <w:numId w:val="7"/>
         </w:numPr>
       </w:pPr>
+      <w:proofErr w:type="spellStart"/>
       <w:r>
         <w:t>aircraft.vt.QuartChordSweep</w:t>
       </w:r>
+      <w:proofErr w:type="spellEnd"/>
     </w:p>
     <w:p>
       <w:pPr>
@@ -529,9 +589,11 @@
           <w:numId w:val="7"/>
         </w:numPr>
       </w:pPr>
+      <w:proofErr w:type="spellStart"/>
       <w:r>
         <w:t>aircraft.vt.TaperRatio</w:t>
       </w:r>
+      <w:proofErr w:type="spellEnd"/>
     </w:p>
     <w:p>
       <w:pPr>
@@ -541,9 +603,11 @@
           <w:numId w:val="7"/>
         </w:numPr>
       </w:pPr>
+      <w:proofErr w:type="spellStart"/>
       <w:r>
         <w:t>aircraft.vt.VolCoeff</w:t>
       </w:r>
+      <w:proofErr w:type="spellEnd"/>
     </w:p>
     <w:p>
       <w:pPr>
@@ -565,9 +629,11 @@
           <w:numId w:val="7"/>
         </w:numPr>
       </w:pPr>
+      <w:proofErr w:type="spellStart"/>
       <w:r>
         <w:t>aircraft.vt.leverArm</w:t>
       </w:r>
+      <w:proofErr w:type="spellEnd"/>
     </w:p>
     <w:p>
       <w:pPr>
@@ -577,9 +643,11 @@
           <w:numId w:val="7"/>
         </w:numPr>
       </w:pPr>
+      <w:proofErr w:type="spellStart"/>
       <w:r>
         <w:t>aircraft.vt.Area</w:t>
       </w:r>
+      <w:proofErr w:type="spellEnd"/>
     </w:p>
     <w:p>
       <w:pPr>
@@ -589,9 +657,11 @@
           <w:numId w:val="7"/>
         </w:numPr>
       </w:pPr>
+      <w:proofErr w:type="spellStart"/>
       <w:r>
         <w:t>aircraft.vt.weight</w:t>
       </w:r>
+      <w:proofErr w:type="spellEnd"/>
     </w:p>
     <w:p/>
     <w:p/>
@@ -603,6 +673,7 @@
           <w:u w:val="single"/>
         </w:rPr>
       </w:pPr>
+      <w:proofErr w:type="spellStart"/>
       <w:r>
         <w:rPr>
           <w:b/>
@@ -611,6 +682,7 @@
         </w:rPr>
         <w:t>aircraft.gear</w:t>
       </w:r>
+      <w:proofErr w:type="spellEnd"/>
     </w:p>
     <w:p>
       <w:pPr>
@@ -647,8 +719,13 @@
         </w:rPr>
       </w:pPr>
       <w:r>
-        <w:t>.mg.weight</w:t>
-      </w:r>
+        <w:t>.</w:t>
+      </w:r>
+      <w:proofErr w:type="spellStart"/>
+      <w:r>
+        <w:t>mg.weight</w:t>
+      </w:r>
+      <w:proofErr w:type="spellEnd"/>
     </w:p>
     <w:p>
       <w:pPr>
@@ -685,8 +762,13 @@
         </w:rPr>
       </w:pPr>
       <w:r>
-        <w:t>.ng.weight</w:t>
-      </w:r>
+        <w:t>.</w:t>
+      </w:r>
+      <w:proofErr w:type="spellStart"/>
+      <w:r>
+        <w:t>ng.weight</w:t>
+      </w:r>
+      <w:proofErr w:type="spellEnd"/>
     </w:p>
     <w:p>
       <w:pPr>
@@ -705,6 +787,7 @@
           <w:u w:val="single"/>
         </w:rPr>
       </w:pPr>
+      <w:proofErr w:type="spellStart"/>
       <w:r>
         <w:rPr>
           <w:b/>
@@ -713,6 +796,7 @@
         </w:rPr>
         <w:t>aircraft.cockpit</w:t>
       </w:r>
+      <w:proofErr w:type="spellEnd"/>
     </w:p>
     <w:p>
       <w:pPr>
@@ -740,6 +824,7 @@
           <w:u w:val="single"/>
         </w:rPr>
       </w:pPr>
+      <w:proofErr w:type="spellStart"/>
       <w:r>
         <w:rPr>
           <w:b/>
@@ -748,6 +833,7 @@
         </w:rPr>
         <w:t>aircraft.avionics</w:t>
       </w:r>
+      <w:proofErr w:type="spellEnd"/>
     </w:p>
     <w:p>
       <w:pPr>
@@ -762,12 +848,25 @@
           <w:u w:val="single"/>
         </w:rPr>
       </w:pPr>
-      <w:r>
-        <w:t xml:space="preserve">aircraft.avionics.weight </w:t>
+      <w:proofErr w:type="spellStart"/>
+      <w:r>
+        <w:t>aircraft.avionics.weight</w:t>
+      </w:r>
+      <w:proofErr w:type="spellEnd"/>
+      <w:r>
+        <w:t xml:space="preserve"> </w:t>
       </w:r>
       <w:r>
         <w:tab/>
-        <w:t>% misc 2500 lbs</w:t>
+        <w:t xml:space="preserve">% </w:t>
+      </w:r>
+      <w:proofErr w:type="spellStart"/>
+      <w:r>
+        <w:t>misc</w:t>
+      </w:r>
+      <w:proofErr w:type="spellEnd"/>
+      <w:r>
+        <w:t xml:space="preserve"> 2500 lbs</w:t>
       </w:r>
     </w:p>
     <w:p>
@@ -787,6 +886,7 @@
           <w:u w:val="single"/>
         </w:rPr>
       </w:pPr>
+      <w:proofErr w:type="spellStart"/>
       <w:r>
         <w:rPr>
           <w:b/>
@@ -795,6 +895,7 @@
         </w:rPr>
         <w:t>aircraft.payload</w:t>
       </w:r>
+      <w:proofErr w:type="spellEnd"/>
     </w:p>
     <w:p>
       <w:pPr>
@@ -804,6 +905,7 @@
           <w:numId w:val="2"/>
         </w:numPr>
       </w:pPr>
+      <w:proofErr w:type="spellStart"/>
       <w:r>
         <w:t>aircraft.</w:t>
       </w:r>
@@ -811,7 +913,11 @@
         <w:t>payload.</w:t>
       </w:r>
       <w:r>
-        <w:t>strike     % strike payloa</w:t>
+        <w:t>strike</w:t>
+      </w:r>
+      <w:proofErr w:type="spellEnd"/>
+      <w:r>
+        <w:t xml:space="preserve">     % strike payloa</w:t>
       </w:r>
       <w:r>
         <w:t>d</w:t>
@@ -826,8 +932,13 @@
         </w:numPr>
       </w:pPr>
       <w:r>
-        <w:t>.strike.weight</w:t>
-      </w:r>
+        <w:t>.</w:t>
+      </w:r>
+      <w:proofErr w:type="spellStart"/>
+      <w:r>
+        <w:t>strike.weight</w:t>
+      </w:r>
+      <w:proofErr w:type="spellEnd"/>
     </w:p>
     <w:p>
       <w:pPr>
@@ -888,13 +999,23 @@
           <w:u w:val="single"/>
         </w:rPr>
       </w:pPr>
+      <w:proofErr w:type="spellStart"/>
       <w:r>
         <w:rPr>
           <w:b/>
           <w:bCs/>
           <w:u w:val="single"/>
         </w:rPr>
-        <w:t xml:space="preserve">aircraft.constants          </w:t>
+        <w:t>aircraft.constants</w:t>
+      </w:r>
+      <w:proofErr w:type="spellEnd"/>
+      <w:r>
+        <w:rPr>
+          <w:b/>
+          <w:bCs/>
+          <w:u w:val="single"/>
+        </w:rPr>
+        <w:t xml:space="preserve">          </w:t>
       </w:r>
     </w:p>
     <w:p>
@@ -908,6 +1029,7 @@
           <w:bCs/>
         </w:rPr>
       </w:pPr>
+      <w:proofErr w:type="spellStart"/>
       <w:r>
         <w:rPr>
           <w:bCs/>
@@ -920,6 +1042,7 @@
         </w:rPr>
         <w:t>totalWeight</w:t>
       </w:r>
+      <w:proofErr w:type="spellEnd"/>
       <w:r>
         <w:rPr>
           <w:bCs/>
@@ -939,12 +1062,14 @@
           <w:bCs/>
         </w:rPr>
       </w:pPr>
+      <w:proofErr w:type="spellStart"/>
       <w:r>
         <w:rPr>
           <w:bCs/>
         </w:rPr>
         <w:t>aircraft.constants.fuelWeight</w:t>
       </w:r>
+      <w:proofErr w:type="spellEnd"/>
       <w:r>
         <w:rPr>
           <w:bCs/>
@@ -964,12 +1089,14 @@
           <w:bCs/>
         </w:rPr>
       </w:pPr>
+      <w:proofErr w:type="spellStart"/>
       <w:r>
         <w:rPr>
           <w:bCs/>
         </w:rPr>
         <w:t>aircraft.constants.emptyWeight</w:t>
       </w:r>
+      <w:proofErr w:type="spellEnd"/>
       <w:r>
         <w:rPr>
           <w:bCs/>
@@ -989,12 +1116,14 @@
           <w:bCs/>
         </w:rPr>
       </w:pPr>
+      <w:proofErr w:type="spellStart"/>
       <w:r>
         <w:rPr>
           <w:bCs/>
         </w:rPr>
         <w:t>aircraft.constants.cDP</w:t>
       </w:r>
+      <w:proofErr w:type="spellEnd"/>
       <w:r>
         <w:rPr>
           <w:bCs/>
@@ -1025,12 +1154,14 @@
           <w:bCs/>
         </w:rPr>
       </w:pPr>
+      <w:proofErr w:type="spellStart"/>
       <w:r>
         <w:rPr>
           <w:bCs/>
         </w:rPr>
         <w:t>aircraft.constants.n_ult</w:t>
       </w:r>
+      <w:proofErr w:type="spellEnd"/>
       <w:r>
         <w:rPr>
           <w:bCs/>
@@ -1061,12 +1192,14 @@
           <w:bCs/>
         </w:rPr>
       </w:pPr>
+      <w:proofErr w:type="spellStart"/>
       <w:r>
         <w:rPr>
           <w:bCs/>
         </w:rPr>
         <w:t>aircraft.constants.limitLoad</w:t>
       </w:r>
+      <w:proofErr w:type="spellEnd"/>
       <w:r>
         <w:rPr>
           <w:bCs/>
@@ -1092,12 +1225,14 @@
           <w:bCs/>
         </w:rPr>
       </w:pPr>
+      <w:proofErr w:type="spellStart"/>
       <w:r>
         <w:rPr>
           <w:bCs/>
         </w:rPr>
         <w:t>aircraft.constants.maxMach</w:t>
       </w:r>
+      <w:proofErr w:type="spellEnd"/>
       <w:r>
         <w:rPr>
           <w:bCs/>
@@ -1107,6 +1242,7 @@
       </w:r>
     </w:p>
     <w:p>
+      <w:proofErr w:type="spellStart"/>
       <w:r>
         <w:rPr>
           <w:b/>
@@ -1115,6 +1251,7 @@
         </w:rPr>
         <w:t>aircraft.flightcond</w:t>
       </w:r>
+      <w:proofErr w:type="spellEnd"/>
       <w:r>
         <w:rPr>
           <w:b/>
@@ -1135,6 +1272,7 @@
           <w:bCs/>
         </w:rPr>
       </w:pPr>
+      <w:proofErr w:type="spellStart"/>
       <w:r>
         <w:rPr>
           <w:b/>
@@ -1142,6 +1280,7 @@
         </w:rPr>
         <w:t>aircraft.engine</w:t>
       </w:r>
+      <w:proofErr w:type="spellEnd"/>
     </w:p>
     <w:p>
       <w:pPr>
@@ -1155,9 +1294,11 @@
           <w:bCs/>
         </w:rPr>
       </w:pPr>
+      <w:proofErr w:type="spellStart"/>
       <w:r>
         <w:t>aircraft.engine.weight</w:t>
       </w:r>
+      <w:proofErr w:type="spellEnd"/>
     </w:p>
     <w:p>
       <w:pPr>
@@ -1171,9 +1312,21 @@
           <w:bCs/>
         </w:rPr>
       </w:pPr>
+      <w:proofErr w:type="spellStart"/>
       <w:r>
         <w:t>aircraft.engine.thrust</w:t>
       </w:r>
+      <w:proofErr w:type="spellEnd"/>
+      <w:r>
+        <w:tab/>
+      </w:r>
+      <w:r>
+        <w:tab/>
+      </w:r>
+      <w:r>
+        <w:tab/>
+        <w:t>% thrust per engine</w:t>
+      </w:r>
     </w:p>
     <w:p>
       <w:pPr>
@@ -1211,9 +1364,11 @@
           <w:bCs/>
         </w:rPr>
       </w:pPr>
+      <w:proofErr w:type="spellStart"/>
       <w:r>
         <w:t>aircraft.cg.x</w:t>
       </w:r>
+      <w:proofErr w:type="spellEnd"/>
     </w:p>
     <w:p>
       <w:pPr>
@@ -1227,9 +1382,11 @@
           <w:bCs/>
         </w:rPr>
       </w:pPr>
+      <w:proofErr w:type="spellStart"/>
       <w:r>
         <w:t>aircraft.cg.y</w:t>
       </w:r>
+      <w:proofErr w:type="spellEnd"/>
     </w:p>
     <w:p>
       <w:pPr>
@@ -1243,9 +1400,11 @@
           <w:bCs/>
         </w:rPr>
       </w:pPr>
+      <w:proofErr w:type="spellStart"/>
       <w:r>
         <w:t>aircraft.cg.z</w:t>
       </w:r>
+      <w:proofErr w:type="spellEnd"/>
     </w:p>
     <w:p/>
     <w:p/>

--- a/MATLAB Naming Syntax.docx
+++ b/MATLAB Naming Syntax.docx
@@ -35,13 +35,8 @@
       <w:r>
         <w:t>Figure “</w:t>
       </w:r>
-      <w:proofErr w:type="spellStart"/>
-      <w:r>
-        <w:t>LineWidth</w:t>
-      </w:r>
-      <w:proofErr w:type="spellEnd"/>
-      <w:r>
-        <w:t>” should be 1.75 unless that’s too cluttered, then lower it</w:t>
+      <w:r>
+        <w:t>LineWidth” should be 1.75 unless that’s too cluttered, then lower it</w:t>
       </w:r>
     </w:p>
     <w:p>
@@ -50,7 +45,6 @@
       </w:pPr>
     </w:p>
     <w:p>
-      <w:proofErr w:type="spellStart"/>
       <w:r>
         <w:rPr>
           <w:b/>
@@ -59,7 +53,6 @@
         </w:rPr>
         <w:t>aircraft.wing</w:t>
       </w:r>
-      <w:proofErr w:type="spellEnd"/>
       <w:r>
         <w:t xml:space="preserve"> </w:t>
       </w:r>
@@ -90,16 +83,11 @@
           <w:numId w:val="5"/>
         </w:numPr>
       </w:pPr>
-      <w:proofErr w:type="spellStart"/>
       <w:r>
         <w:t>aircraft.wing.cg.</w:t>
       </w:r>
       <w:r>
-        <w:t>fs</w:t>
-      </w:r>
-      <w:proofErr w:type="spellEnd"/>
-      <w:r>
-        <w:t xml:space="preserve">     </w:t>
+        <w:t xml:space="preserve">fs     </w:t>
       </w:r>
       <w:r>
         <w:tab/>
@@ -116,13 +104,8 @@
           <w:numId w:val="5"/>
         </w:numPr>
       </w:pPr>
-      <w:proofErr w:type="spellStart"/>
-      <w:r>
-        <w:t>aircraft.wing.cg.bl</w:t>
-      </w:r>
-      <w:proofErr w:type="spellEnd"/>
-      <w:r>
-        <w:t xml:space="preserve">  </w:t>
+      <w:r>
+        <w:t xml:space="preserve">aircraft.wing.cg.bl  </w:t>
       </w:r>
       <w:r>
         <w:tab/>
@@ -142,7 +125,6 @@
           <w:numId w:val="5"/>
         </w:numPr>
       </w:pPr>
-      <w:proofErr w:type="spellStart"/>
       <w:r>
         <w:t>aircraft.wing.</w:t>
       </w:r>
@@ -150,11 +132,7 @@
         <w:t>cg.</w:t>
       </w:r>
       <w:r>
-        <w:t>wl</w:t>
-      </w:r>
-      <w:proofErr w:type="spellEnd"/>
-      <w:r>
-        <w:t xml:space="preserve">  </w:t>
+        <w:t xml:space="preserve">wl  </w:t>
       </w:r>
       <w:r>
         <w:tab/>
@@ -195,14 +173,12 @@
           <w:numId w:val="5"/>
         </w:numPr>
       </w:pPr>
-      <w:proofErr w:type="spellStart"/>
       <w:r>
         <w:t>aircraft.wing.</w:t>
       </w:r>
       <w:r>
         <w:t>span</w:t>
       </w:r>
-      <w:proofErr w:type="spellEnd"/>
     </w:p>
     <w:p>
       <w:pPr>
@@ -212,13 +188,8 @@
           <w:numId w:val="5"/>
         </w:numPr>
       </w:pPr>
-      <w:proofErr w:type="spellStart"/>
-      <w:r>
-        <w:t>aircraft.wing.sweep</w:t>
-      </w:r>
-      <w:proofErr w:type="spellEnd"/>
-      <w:r>
-        <w:t xml:space="preserve">  </w:t>
+      <w:r>
+        <w:t xml:space="preserve">aircraft.wing.sweep  </w:t>
       </w:r>
       <w:r>
         <w:tab/>
@@ -241,7 +212,6 @@
           <w:numId w:val="5"/>
         </w:numPr>
       </w:pPr>
-      <w:proofErr w:type="spellStart"/>
       <w:r>
         <w:t>aircraft</w:t>
       </w:r>
@@ -251,7 +221,6 @@
       <w:r>
         <w:t>weight</w:t>
       </w:r>
-      <w:proofErr w:type="spellEnd"/>
     </w:p>
     <w:p>
       <w:pPr>
@@ -261,7 +230,6 @@
           <w:numId w:val="5"/>
         </w:numPr>
       </w:pPr>
-      <w:proofErr w:type="spellStart"/>
       <w:r>
         <w:t>aircraft.</w:t>
       </w:r>
@@ -271,7 +239,6 @@
       <w:r>
         <w:t>taper_ratio</w:t>
       </w:r>
-      <w:proofErr w:type="spellEnd"/>
     </w:p>
     <w:p>
       <w:pPr>
@@ -323,11 +290,9 @@
           <w:numId w:val="5"/>
         </w:numPr>
       </w:pPr>
-      <w:proofErr w:type="spellStart"/>
       <w:r>
         <w:t>aircraft.wing.rootChord</w:t>
       </w:r>
-      <w:proofErr w:type="spellEnd"/>
     </w:p>
     <w:p>
       <w:pPr>
@@ -337,15 +302,12 @@
           <w:numId w:val="5"/>
         </w:numPr>
       </w:pPr>
-      <w:proofErr w:type="spellStart"/>
       <w:r>
         <w:t>aircraft.wing.tipChord</w:t>
       </w:r>
-      <w:proofErr w:type="spellEnd"/>
     </w:p>
     <w:p/>
     <w:p>
-      <w:proofErr w:type="spellStart"/>
       <w:r>
         <w:rPr>
           <w:b/>
@@ -354,7 +316,6 @@
         </w:rPr>
         <w:t>aircraft.fuselage</w:t>
       </w:r>
-      <w:proofErr w:type="spellEnd"/>
       <w:r>
         <w:t xml:space="preserve">                 </w:t>
       </w:r>
@@ -367,11 +328,9 @@
           <w:numId w:val="6"/>
         </w:numPr>
       </w:pPr>
-      <w:proofErr w:type="spellStart"/>
       <w:r>
         <w:t>aircraft.fuselage.weight</w:t>
       </w:r>
-      <w:proofErr w:type="spellEnd"/>
     </w:p>
     <w:p>
       <w:pPr>
@@ -381,11 +340,9 @@
           <w:numId w:val="6"/>
         </w:numPr>
       </w:pPr>
-      <w:proofErr w:type="spellStart"/>
       <w:r>
         <w:t>aircraft.fuselage.length</w:t>
       </w:r>
-      <w:proofErr w:type="spellEnd"/>
     </w:p>
     <w:p/>
     <w:p>
@@ -423,14 +380,12 @@
           <w:numId w:val="7"/>
         </w:numPr>
       </w:pPr>
-      <w:proofErr w:type="spellStart"/>
       <w:r>
         <w:t>aircraft.ht.</w:t>
       </w:r>
       <w:r>
         <w:t>sweep</w:t>
       </w:r>
-      <w:proofErr w:type="spellEnd"/>
     </w:p>
     <w:p>
       <w:pPr>
@@ -455,11 +410,9 @@
           <w:numId w:val="7"/>
         </w:numPr>
       </w:pPr>
-      <w:proofErr w:type="spellStart"/>
       <w:r>
         <w:t>aircraft.ht.TaperRatio</w:t>
       </w:r>
-      <w:proofErr w:type="spellEnd"/>
     </w:p>
     <w:p>
       <w:pPr>
@@ -469,11 +422,9 @@
           <w:numId w:val="7"/>
         </w:numPr>
       </w:pPr>
-      <w:proofErr w:type="spellStart"/>
       <w:r>
         <w:t>aircraft.ht.VolCoeff</w:t>
       </w:r>
-      <w:proofErr w:type="spellEnd"/>
     </w:p>
     <w:p>
       <w:pPr>
@@ -495,11 +446,9 @@
           <w:numId w:val="7"/>
         </w:numPr>
       </w:pPr>
-      <w:proofErr w:type="spellStart"/>
       <w:r>
         <w:t>aircraft.ht.leverArm</w:t>
       </w:r>
-      <w:proofErr w:type="spellEnd"/>
     </w:p>
     <w:p>
       <w:pPr>
@@ -509,11 +458,9 @@
           <w:numId w:val="7"/>
         </w:numPr>
       </w:pPr>
-      <w:proofErr w:type="spellStart"/>
       <w:r>
         <w:t>aircraft.ht.Area</w:t>
       </w:r>
-      <w:proofErr w:type="spellEnd"/>
     </w:p>
     <w:p>
       <w:pPr>
@@ -523,15 +470,12 @@
           <w:numId w:val="7"/>
         </w:numPr>
       </w:pPr>
-      <w:proofErr w:type="spellStart"/>
       <w:r>
         <w:t>aircraft.ht.weight</w:t>
       </w:r>
-      <w:proofErr w:type="spellEnd"/>
     </w:p>
     <w:p/>
     <w:p>
-      <w:proofErr w:type="spellStart"/>
       <w:r>
         <w:rPr>
           <w:b/>
@@ -541,7 +485,6 @@
         <w:lastRenderedPageBreak/>
         <w:t>aircraft.vt</w:t>
       </w:r>
-      <w:proofErr w:type="spellEnd"/>
       <w:r>
         <w:t xml:space="preserve">            </w:t>
       </w:r>
@@ -560,11 +503,9 @@
           <w:numId w:val="7"/>
         </w:numPr>
       </w:pPr>
-      <w:proofErr w:type="spellStart"/>
       <w:r>
         <w:t>aircraft.vt.QuartChordSweep</w:t>
       </w:r>
-      <w:proofErr w:type="spellEnd"/>
     </w:p>
     <w:p>
       <w:pPr>
@@ -589,11 +530,9 @@
           <w:numId w:val="7"/>
         </w:numPr>
       </w:pPr>
-      <w:proofErr w:type="spellStart"/>
       <w:r>
         <w:t>aircraft.vt.TaperRatio</w:t>
       </w:r>
-      <w:proofErr w:type="spellEnd"/>
     </w:p>
     <w:p>
       <w:pPr>
@@ -603,11 +542,9 @@
           <w:numId w:val="7"/>
         </w:numPr>
       </w:pPr>
-      <w:proofErr w:type="spellStart"/>
       <w:r>
         <w:t>aircraft.vt.VolCoeff</w:t>
       </w:r>
-      <w:proofErr w:type="spellEnd"/>
     </w:p>
     <w:p>
       <w:pPr>
@@ -629,11 +566,9 @@
           <w:numId w:val="7"/>
         </w:numPr>
       </w:pPr>
-      <w:proofErr w:type="spellStart"/>
       <w:r>
         <w:t>aircraft.vt.leverArm</w:t>
       </w:r>
-      <w:proofErr w:type="spellEnd"/>
     </w:p>
     <w:p>
       <w:pPr>
@@ -643,11 +578,9 @@
           <w:numId w:val="7"/>
         </w:numPr>
       </w:pPr>
-      <w:proofErr w:type="spellStart"/>
       <w:r>
         <w:t>aircraft.vt.Area</w:t>
       </w:r>
-      <w:proofErr w:type="spellEnd"/>
     </w:p>
     <w:p>
       <w:pPr>
@@ -657,11 +590,9 @@
           <w:numId w:val="7"/>
         </w:numPr>
       </w:pPr>
-      <w:proofErr w:type="spellStart"/>
       <w:r>
         <w:t>aircraft.vt.weight</w:t>
       </w:r>
-      <w:proofErr w:type="spellEnd"/>
     </w:p>
     <w:p/>
     <w:p/>
@@ -673,7 +604,6 @@
           <w:u w:val="single"/>
         </w:rPr>
       </w:pPr>
-      <w:proofErr w:type="spellStart"/>
       <w:r>
         <w:rPr>
           <w:b/>
@@ -682,7 +612,6 @@
         </w:rPr>
         <w:t>aircraft.gear</w:t>
       </w:r>
-      <w:proofErr w:type="spellEnd"/>
     </w:p>
     <w:p>
       <w:pPr>
@@ -719,13 +648,8 @@
         </w:rPr>
       </w:pPr>
       <w:r>
-        <w:t>.</w:t>
-      </w:r>
-      <w:proofErr w:type="spellStart"/>
-      <w:r>
-        <w:t>mg.weight</w:t>
-      </w:r>
-      <w:proofErr w:type="spellEnd"/>
+        <w:t>.mg.weight</w:t>
+      </w:r>
     </w:p>
     <w:p>
       <w:pPr>
@@ -762,13 +686,8 @@
         </w:rPr>
       </w:pPr>
       <w:r>
-        <w:t>.</w:t>
-      </w:r>
-      <w:proofErr w:type="spellStart"/>
-      <w:r>
-        <w:t>ng.weight</w:t>
-      </w:r>
-      <w:proofErr w:type="spellEnd"/>
+        <w:t>.ng.weight</w:t>
+      </w:r>
     </w:p>
     <w:p>
       <w:pPr>
@@ -787,7 +706,6 @@
           <w:u w:val="single"/>
         </w:rPr>
       </w:pPr>
-      <w:proofErr w:type="spellStart"/>
       <w:r>
         <w:rPr>
           <w:b/>
@@ -796,7 +714,6 @@
         </w:rPr>
         <w:t>aircraft.cockpit</w:t>
       </w:r>
-      <w:proofErr w:type="spellEnd"/>
     </w:p>
     <w:p>
       <w:pPr>
@@ -824,7 +741,6 @@
           <w:u w:val="single"/>
         </w:rPr>
       </w:pPr>
-      <w:proofErr w:type="spellStart"/>
       <w:r>
         <w:rPr>
           <w:b/>
@@ -833,7 +749,6 @@
         </w:rPr>
         <w:t>aircraft.avionics</w:t>
       </w:r>
-      <w:proofErr w:type="spellEnd"/>
     </w:p>
     <w:p>
       <w:pPr>
@@ -848,25 +763,12 @@
           <w:u w:val="single"/>
         </w:rPr>
       </w:pPr>
-      <w:proofErr w:type="spellStart"/>
-      <w:r>
-        <w:t>aircraft.avionics.weight</w:t>
-      </w:r>
-      <w:proofErr w:type="spellEnd"/>
-      <w:r>
-        <w:t xml:space="preserve"> </w:t>
+      <w:r>
+        <w:t xml:space="preserve">aircraft.avionics.weight </w:t>
       </w:r>
       <w:r>
         <w:tab/>
-        <w:t xml:space="preserve">% </w:t>
-      </w:r>
-      <w:proofErr w:type="spellStart"/>
-      <w:r>
-        <w:t>misc</w:t>
-      </w:r>
-      <w:proofErr w:type="spellEnd"/>
-      <w:r>
-        <w:t xml:space="preserve"> 2500 lbs</w:t>
+        <w:t>% misc 2500 lbs</w:t>
       </w:r>
     </w:p>
     <w:p>
@@ -886,7 +788,6 @@
           <w:u w:val="single"/>
         </w:rPr>
       </w:pPr>
-      <w:proofErr w:type="spellStart"/>
       <w:r>
         <w:rPr>
           <w:b/>
@@ -895,7 +796,6 @@
         </w:rPr>
         <w:t>aircraft.payload</w:t>
       </w:r>
-      <w:proofErr w:type="spellEnd"/>
     </w:p>
     <w:p>
       <w:pPr>
@@ -905,7 +805,6 @@
           <w:numId w:val="2"/>
         </w:numPr>
       </w:pPr>
-      <w:proofErr w:type="spellStart"/>
       <w:r>
         <w:t>aircraft.</w:t>
       </w:r>
@@ -913,11 +812,7 @@
         <w:t>payload.</w:t>
       </w:r>
       <w:r>
-        <w:t>strike</w:t>
-      </w:r>
-      <w:proofErr w:type="spellEnd"/>
-      <w:r>
-        <w:t xml:space="preserve">     % strike payloa</w:t>
+        <w:t>strike     % strike payloa</w:t>
       </w:r>
       <w:r>
         <w:t>d</w:t>
@@ -932,13 +827,8 @@
         </w:numPr>
       </w:pPr>
       <w:r>
-        <w:t>.</w:t>
-      </w:r>
-      <w:proofErr w:type="spellStart"/>
-      <w:r>
-        <w:t>strike.weight</w:t>
-      </w:r>
-      <w:proofErr w:type="spellEnd"/>
+        <w:t>.strike.weight</w:t>
+      </w:r>
     </w:p>
     <w:p>
       <w:pPr>
@@ -999,23 +889,13 @@
           <w:u w:val="single"/>
         </w:rPr>
       </w:pPr>
-      <w:proofErr w:type="spellStart"/>
       <w:r>
         <w:rPr>
           <w:b/>
           <w:bCs/>
           <w:u w:val="single"/>
         </w:rPr>
-        <w:t>aircraft.constants</w:t>
-      </w:r>
-      <w:proofErr w:type="spellEnd"/>
-      <w:r>
-        <w:rPr>
-          <w:b/>
-          <w:bCs/>
-          <w:u w:val="single"/>
-        </w:rPr>
-        <w:t xml:space="preserve">          </w:t>
+        <w:t xml:space="preserve">aircraft.constants          </w:t>
       </w:r>
     </w:p>
     <w:p>
@@ -1029,7 +909,6 @@
           <w:bCs/>
         </w:rPr>
       </w:pPr>
-      <w:proofErr w:type="spellStart"/>
       <w:r>
         <w:rPr>
           <w:bCs/>
@@ -1042,7 +921,6 @@
         </w:rPr>
         <w:t>totalWeight</w:t>
       </w:r>
-      <w:proofErr w:type="spellEnd"/>
       <w:r>
         <w:rPr>
           <w:bCs/>
@@ -1062,14 +940,12 @@
           <w:bCs/>
         </w:rPr>
       </w:pPr>
-      <w:proofErr w:type="spellStart"/>
       <w:r>
         <w:rPr>
           <w:bCs/>
         </w:rPr>
         <w:t>aircraft.constants.fuelWeight</w:t>
       </w:r>
-      <w:proofErr w:type="spellEnd"/>
       <w:r>
         <w:rPr>
           <w:bCs/>
@@ -1089,14 +965,12 @@
           <w:bCs/>
         </w:rPr>
       </w:pPr>
-      <w:proofErr w:type="spellStart"/>
       <w:r>
         <w:rPr>
           <w:bCs/>
         </w:rPr>
         <w:t>aircraft.constants.emptyWeight</w:t>
       </w:r>
-      <w:proofErr w:type="spellEnd"/>
       <w:r>
         <w:rPr>
           <w:bCs/>
@@ -1116,14 +990,12 @@
           <w:bCs/>
         </w:rPr>
       </w:pPr>
-      <w:proofErr w:type="spellStart"/>
       <w:r>
         <w:rPr>
           <w:bCs/>
         </w:rPr>
         <w:t>aircraft.constants.cDP</w:t>
       </w:r>
-      <w:proofErr w:type="spellEnd"/>
       <w:r>
         <w:rPr>
           <w:bCs/>
@@ -1154,14 +1026,12 @@
           <w:bCs/>
         </w:rPr>
       </w:pPr>
-      <w:proofErr w:type="spellStart"/>
       <w:r>
         <w:rPr>
           <w:bCs/>
         </w:rPr>
         <w:t>aircraft.constants.n_ult</w:t>
       </w:r>
-      <w:proofErr w:type="spellEnd"/>
       <w:r>
         <w:rPr>
           <w:bCs/>
@@ -1192,14 +1062,12 @@
           <w:bCs/>
         </w:rPr>
       </w:pPr>
-      <w:proofErr w:type="spellStart"/>
       <w:r>
         <w:rPr>
           <w:bCs/>
         </w:rPr>
         <w:t>aircraft.constants.limitLoad</w:t>
       </w:r>
-      <w:proofErr w:type="spellEnd"/>
       <w:r>
         <w:rPr>
           <w:bCs/>
@@ -1225,14 +1093,12 @@
           <w:bCs/>
         </w:rPr>
       </w:pPr>
-      <w:proofErr w:type="spellStart"/>
       <w:r>
         <w:rPr>
           <w:bCs/>
         </w:rPr>
         <w:t>aircraft.constants.maxMach</w:t>
       </w:r>
-      <w:proofErr w:type="spellEnd"/>
       <w:r>
         <w:rPr>
           <w:bCs/>
@@ -1242,7 +1108,6 @@
       </w:r>
     </w:p>
     <w:p>
-      <w:proofErr w:type="spellStart"/>
       <w:r>
         <w:rPr>
           <w:b/>
@@ -1251,7 +1116,6 @@
         </w:rPr>
         <w:t>aircraft.flightcond</w:t>
       </w:r>
-      <w:proofErr w:type="spellEnd"/>
       <w:r>
         <w:rPr>
           <w:b/>
@@ -1272,7 +1136,6 @@
           <w:bCs/>
         </w:rPr>
       </w:pPr>
-      <w:proofErr w:type="spellStart"/>
       <w:r>
         <w:rPr>
           <w:b/>
@@ -1280,7 +1143,6 @@
         </w:rPr>
         <w:t>aircraft.engine</w:t>
       </w:r>
-      <w:proofErr w:type="spellEnd"/>
     </w:p>
     <w:p>
       <w:pPr>
@@ -1294,11 +1156,9 @@
           <w:bCs/>
         </w:rPr>
       </w:pPr>
-      <w:proofErr w:type="spellStart"/>
       <w:r>
         <w:t>aircraft.engine.weight</w:t>
       </w:r>
-      <w:proofErr w:type="spellEnd"/>
     </w:p>
     <w:p>
       <w:pPr>
@@ -1312,11 +1172,9 @@
           <w:bCs/>
         </w:rPr>
       </w:pPr>
-      <w:proofErr w:type="spellStart"/>
       <w:r>
         <w:t>aircraft.engine.thrust</w:t>
       </w:r>
-      <w:proofErr w:type="spellEnd"/>
       <w:r>
         <w:tab/>
       </w:r>
@@ -1331,6 +1189,22 @@
     <w:p>
       <w:pPr>
         <w:pStyle w:val="ListParagraph"/>
+        <w:numPr>
+          <w:ilvl w:val="0"/>
+          <w:numId w:val="11"/>
+        </w:numPr>
+        <w:rPr>
+          <w:b/>
+          <w:bCs/>
+        </w:rPr>
+      </w:pPr>
+      <w:r>
+        <w:t>aircraft.engine.TSFC</w:t>
+      </w:r>
+    </w:p>
+    <w:p>
+      <w:pPr>
+        <w:pStyle w:val="ListParagraph"/>
         <w:rPr>
           <w:b/>
           <w:bCs/>
@@ -1364,11 +1238,9 @@
           <w:bCs/>
         </w:rPr>
       </w:pPr>
-      <w:proofErr w:type="spellStart"/>
       <w:r>
         <w:t>aircraft.cg.x</w:t>
       </w:r>
-      <w:proofErr w:type="spellEnd"/>
     </w:p>
     <w:p>
       <w:pPr>
@@ -1382,11 +1254,9 @@
           <w:bCs/>
         </w:rPr>
       </w:pPr>
-      <w:proofErr w:type="spellStart"/>
       <w:r>
         <w:t>aircraft.cg.y</w:t>
       </w:r>
-      <w:proofErr w:type="spellEnd"/>
     </w:p>
     <w:p>
       <w:pPr>
@@ -1400,13 +1270,98 @@
           <w:bCs/>
         </w:rPr>
       </w:pPr>
-      <w:proofErr w:type="spellStart"/>
       <w:r>
         <w:t>aircraft.cg.z</w:t>
       </w:r>
-      <w:proofErr w:type="spellEnd"/>
     </w:p>
     <w:p/>
+    <w:p>
+      <w:pPr>
+        <w:rPr>
+          <w:b/>
+          <w:bCs/>
+        </w:rPr>
+      </w:pPr>
+      <w:r>
+        <w:rPr>
+          <w:b/>
+          <w:bCs/>
+        </w:rPr>
+        <w:t>aircraft.fuelSys</w:t>
+      </w:r>
+    </w:p>
+    <w:p>
+      <w:pPr>
+        <w:pStyle w:val="ListParagraph"/>
+        <w:numPr>
+          <w:ilvl w:val="0"/>
+          <w:numId w:val="12"/>
+        </w:numPr>
+      </w:pPr>
+      <w:r>
+        <w:t>aircraft.fuelSys.VP</w:t>
+      </w:r>
+      <w:r>
+        <w:tab/>
+      </w:r>
+      <w:r>
+        <w:tab/>
+      </w:r>
+      <w:r>
+        <w:tab/>
+        <w:t>% volume of protected tanks (self-sealing)</w:t>
+      </w:r>
+    </w:p>
+    <w:p>
+      <w:pPr>
+        <w:pStyle w:val="ListParagraph"/>
+        <w:numPr>
+          <w:ilvl w:val="0"/>
+          <w:numId w:val="12"/>
+        </w:numPr>
+      </w:pPr>
+      <w:r>
+        <w:t>aircraft.fuelSys.V</w:t>
+      </w:r>
+      <w:r>
+        <w:t>I</w:t>
+      </w:r>
+      <w:r>
+        <w:tab/>
+      </w:r>
+      <w:r>
+        <w:tab/>
+      </w:r>
+      <w:r>
+        <w:tab/>
+        <w:t>% volume of integral tanks (cavities in airframe)</w:t>
+      </w:r>
+    </w:p>
+    <w:p>
+      <w:pPr>
+        <w:pStyle w:val="ListParagraph"/>
+        <w:numPr>
+          <w:ilvl w:val="0"/>
+          <w:numId w:val="12"/>
+        </w:numPr>
+      </w:pPr>
+      <w:r>
+        <w:t>aircraft.fuelSys.</w:t>
+      </w:r>
+      <w:r>
+        <w:t>Nt</w:t>
+      </w:r>
+      <w:r>
+        <w:tab/>
+      </w:r>
+      <w:r>
+        <w:tab/>
+      </w:r>
+      <w:r>
+        <w:tab/>
+        <w:t>% number of fuel tanks</w:t>
+      </w:r>
+    </w:p>
     <w:p/>
     <w:p/>
     <w:p/>
@@ -1875,6 +1830,119 @@
     </w:lvl>
   </w:abstractNum>
   <w:abstractNum w:abstractNumId="4" w15:restartNumberingAfterBreak="0">
+    <w:nsid w:val="35E37FFB"/>
+    <w:multiLevelType w:val="hybridMultilevel"/>
+    <w:tmpl w:val="4EC8E80A"/>
+    <w:lvl w:ilvl="0" w:tplc="04090001">
+      <w:start w:val="1"/>
+      <w:numFmt w:val="bullet"/>
+      <w:lvlText w:val=""/>
+      <w:lvlJc w:val="left"/>
+      <w:pPr>
+        <w:ind w:left="720" w:hanging="360"/>
+      </w:pPr>
+      <w:rPr>
+        <w:rFonts w:ascii="Symbol" w:hAnsi="Symbol" w:hint="default"/>
+      </w:rPr>
+    </w:lvl>
+    <w:lvl w:ilvl="1" w:tplc="04090003" w:tentative="1">
+      <w:start w:val="1"/>
+      <w:numFmt w:val="bullet"/>
+      <w:lvlText w:val="o"/>
+      <w:lvlJc w:val="left"/>
+      <w:pPr>
+        <w:ind w:left="1440" w:hanging="360"/>
+      </w:pPr>
+      <w:rPr>
+        <w:rFonts w:ascii="Courier New" w:hAnsi="Courier New" w:cs="Courier New" w:hint="default"/>
+      </w:rPr>
+    </w:lvl>
+    <w:lvl w:ilvl="2" w:tplc="04090005" w:tentative="1">
+      <w:start w:val="1"/>
+      <w:numFmt w:val="bullet"/>
+      <w:lvlText w:val=""/>
+      <w:lvlJc w:val="left"/>
+      <w:pPr>
+        <w:ind w:left="2160" w:hanging="360"/>
+      </w:pPr>
+      <w:rPr>
+        <w:rFonts w:ascii="Wingdings" w:hAnsi="Wingdings" w:hint="default"/>
+      </w:rPr>
+    </w:lvl>
+    <w:lvl w:ilvl="3" w:tplc="04090001" w:tentative="1">
+      <w:start w:val="1"/>
+      <w:numFmt w:val="bullet"/>
+      <w:lvlText w:val=""/>
+      <w:lvlJc w:val="left"/>
+      <w:pPr>
+        <w:ind w:left="2880" w:hanging="360"/>
+      </w:pPr>
+      <w:rPr>
+        <w:rFonts w:ascii="Symbol" w:hAnsi="Symbol" w:hint="default"/>
+      </w:rPr>
+    </w:lvl>
+    <w:lvl w:ilvl="4" w:tplc="04090003" w:tentative="1">
+      <w:start w:val="1"/>
+      <w:numFmt w:val="bullet"/>
+      <w:lvlText w:val="o"/>
+      <w:lvlJc w:val="left"/>
+      <w:pPr>
+        <w:ind w:left="3600" w:hanging="360"/>
+      </w:pPr>
+      <w:rPr>
+        <w:rFonts w:ascii="Courier New" w:hAnsi="Courier New" w:cs="Courier New" w:hint="default"/>
+      </w:rPr>
+    </w:lvl>
+    <w:lvl w:ilvl="5" w:tplc="04090005" w:tentative="1">
+      <w:start w:val="1"/>
+      <w:numFmt w:val="bullet"/>
+      <w:lvlText w:val=""/>
+      <w:lvlJc w:val="left"/>
+      <w:pPr>
+        <w:ind w:left="4320" w:hanging="360"/>
+      </w:pPr>
+      <w:rPr>
+        <w:rFonts w:ascii="Wingdings" w:hAnsi="Wingdings" w:hint="default"/>
+      </w:rPr>
+    </w:lvl>
+    <w:lvl w:ilvl="6" w:tplc="04090001" w:tentative="1">
+      <w:start w:val="1"/>
+      <w:numFmt w:val="bullet"/>
+      <w:lvlText w:val=""/>
+      <w:lvlJc w:val="left"/>
+      <w:pPr>
+        <w:ind w:left="5040" w:hanging="360"/>
+      </w:pPr>
+      <w:rPr>
+        <w:rFonts w:ascii="Symbol" w:hAnsi="Symbol" w:hint="default"/>
+      </w:rPr>
+    </w:lvl>
+    <w:lvl w:ilvl="7" w:tplc="04090003" w:tentative="1">
+      <w:start w:val="1"/>
+      <w:numFmt w:val="bullet"/>
+      <w:lvlText w:val="o"/>
+      <w:lvlJc w:val="left"/>
+      <w:pPr>
+        <w:ind w:left="5760" w:hanging="360"/>
+      </w:pPr>
+      <w:rPr>
+        <w:rFonts w:ascii="Courier New" w:hAnsi="Courier New" w:cs="Courier New" w:hint="default"/>
+      </w:rPr>
+    </w:lvl>
+    <w:lvl w:ilvl="8" w:tplc="04090005" w:tentative="1">
+      <w:start w:val="1"/>
+      <w:numFmt w:val="bullet"/>
+      <w:lvlText w:val=""/>
+      <w:lvlJc w:val="left"/>
+      <w:pPr>
+        <w:ind w:left="6480" w:hanging="360"/>
+      </w:pPr>
+      <w:rPr>
+        <w:rFonts w:ascii="Wingdings" w:hAnsi="Wingdings" w:hint="default"/>
+      </w:rPr>
+    </w:lvl>
+  </w:abstractNum>
+  <w:abstractNum w:abstractNumId="5" w15:restartNumberingAfterBreak="0">
     <w:nsid w:val="3E87061E"/>
     <w:multiLevelType w:val="hybridMultilevel"/>
     <w:tmpl w:val="9CB2CD76"/>
@@ -1987,7 +2055,7 @@
       </w:rPr>
     </w:lvl>
   </w:abstractNum>
-  <w:abstractNum w:abstractNumId="5" w15:restartNumberingAfterBreak="0">
+  <w:abstractNum w:abstractNumId="6" w15:restartNumberingAfterBreak="0">
     <w:nsid w:val="51F32C0F"/>
     <w:multiLevelType w:val="hybridMultilevel"/>
     <w:tmpl w:val="0AC208CC"/>
@@ -2100,7 +2168,7 @@
       </w:rPr>
     </w:lvl>
   </w:abstractNum>
-  <w:abstractNum w:abstractNumId="6" w15:restartNumberingAfterBreak="0">
+  <w:abstractNum w:abstractNumId="7" w15:restartNumberingAfterBreak="0">
     <w:nsid w:val="6D565BCE"/>
     <w:multiLevelType w:val="hybridMultilevel"/>
     <w:tmpl w:val="8CF03CF0"/>
@@ -2213,7 +2281,7 @@
       </w:rPr>
     </w:lvl>
   </w:abstractNum>
-  <w:abstractNum w:abstractNumId="7" w15:restartNumberingAfterBreak="0">
+  <w:abstractNum w:abstractNumId="8" w15:restartNumberingAfterBreak="0">
     <w:nsid w:val="6DB17FB8"/>
     <w:multiLevelType w:val="hybridMultilevel"/>
     <w:tmpl w:val="12E4354A"/>
@@ -2326,7 +2394,7 @@
       </w:rPr>
     </w:lvl>
   </w:abstractNum>
-  <w:abstractNum w:abstractNumId="8" w15:restartNumberingAfterBreak="0">
+  <w:abstractNum w:abstractNumId="9" w15:restartNumberingAfterBreak="0">
     <w:nsid w:val="74942510"/>
     <w:multiLevelType w:val="hybridMultilevel"/>
     <w:tmpl w:val="18640CBC"/>
@@ -2439,7 +2507,7 @@
       </w:rPr>
     </w:lvl>
   </w:abstractNum>
-  <w:abstractNum w:abstractNumId="9" w15:restartNumberingAfterBreak="0">
+  <w:abstractNum w:abstractNumId="10" w15:restartNumberingAfterBreak="0">
     <w:nsid w:val="76196D61"/>
     <w:multiLevelType w:val="hybridMultilevel"/>
     <w:tmpl w:val="FBA8086E"/>
@@ -2552,7 +2620,7 @@
       </w:rPr>
     </w:lvl>
   </w:abstractNum>
-  <w:abstractNum w:abstractNumId="10" w15:restartNumberingAfterBreak="0">
+  <w:abstractNum w:abstractNumId="11" w15:restartNumberingAfterBreak="0">
     <w:nsid w:val="7D903EFB"/>
     <w:multiLevelType w:val="hybridMultilevel"/>
     <w:tmpl w:val="A376629E"/>
@@ -2666,10 +2734,10 @@
     </w:lvl>
   </w:abstractNum>
   <w:num w:numId="1" w16cid:durableId="1354958503">
-    <w:abstractNumId w:val="5"/>
+    <w:abstractNumId w:val="6"/>
   </w:num>
   <w:num w:numId="2" w16cid:durableId="441536458">
-    <w:abstractNumId w:val="4"/>
+    <w:abstractNumId w:val="5"/>
   </w:num>
   <w:num w:numId="3" w16cid:durableId="20783843">
     <w:abstractNumId w:val="1"/>
@@ -2678,16 +2746,16 @@
     <w:abstractNumId w:val="0"/>
   </w:num>
   <w:num w:numId="5" w16cid:durableId="817454268">
-    <w:abstractNumId w:val="8"/>
+    <w:abstractNumId w:val="9"/>
   </w:num>
   <w:num w:numId="6" w16cid:durableId="734670056">
-    <w:abstractNumId w:val="6"/>
+    <w:abstractNumId w:val="7"/>
   </w:num>
   <w:num w:numId="7" w16cid:durableId="365250854">
-    <w:abstractNumId w:val="9"/>
+    <w:abstractNumId w:val="10"/>
   </w:num>
   <w:num w:numId="8" w16cid:durableId="302396792">
-    <w:abstractNumId w:val="7"/>
+    <w:abstractNumId w:val="8"/>
   </w:num>
   <w:num w:numId="9" w16cid:durableId="2065329463">
     <w:abstractNumId w:val="2"/>
@@ -2696,7 +2764,10 @@
     <w:abstractNumId w:val="3"/>
   </w:num>
   <w:num w:numId="11" w16cid:durableId="1869949453">
-    <w:abstractNumId w:val="10"/>
+    <w:abstractNumId w:val="11"/>
+  </w:num>
+  <w:num w:numId="12" w16cid:durableId="1200313600">
+    <w:abstractNumId w:val="4"/>
   </w:num>
 </w:numbering>
 </file>

--- a/MATLAB Naming Syntax.docx
+++ b/MATLAB Naming Syntax.docx
@@ -35,8 +35,13 @@
       <w:r>
         <w:t>Figure “</w:t>
       </w:r>
-      <w:r>
-        <w:t>LineWidth” should be 1.75 unless that’s too cluttered, then lower it</w:t>
+      <w:proofErr w:type="spellStart"/>
+      <w:r>
+        <w:t>LineWidth</w:t>
+      </w:r>
+      <w:proofErr w:type="spellEnd"/>
+      <w:r>
+        <w:t>” should be 1.75 unless that’s too cluttered, then lower it</w:t>
       </w:r>
     </w:p>
     <w:p>
@@ -45,6 +50,7 @@
       </w:pPr>
     </w:p>
     <w:p>
+      <w:proofErr w:type="spellStart"/>
       <w:r>
         <w:rPr>
           <w:b/>
@@ -53,6 +59,7 @@
         </w:rPr>
         <w:t>aircraft.wing</w:t>
       </w:r>
+      <w:proofErr w:type="spellEnd"/>
       <w:r>
         <w:t xml:space="preserve"> </w:t>
       </w:r>
@@ -83,11 +90,16 @@
           <w:numId w:val="5"/>
         </w:numPr>
       </w:pPr>
+      <w:proofErr w:type="spellStart"/>
       <w:r>
         <w:t>aircraft.wing.cg.</w:t>
       </w:r>
       <w:r>
-        <w:t xml:space="preserve">fs     </w:t>
+        <w:t>fs</w:t>
+      </w:r>
+      <w:proofErr w:type="spellEnd"/>
+      <w:r>
+        <w:t xml:space="preserve">     </w:t>
       </w:r>
       <w:r>
         <w:tab/>
@@ -104,8 +116,13 @@
           <w:numId w:val="5"/>
         </w:numPr>
       </w:pPr>
-      <w:r>
-        <w:t xml:space="preserve">aircraft.wing.cg.bl  </w:t>
+      <w:proofErr w:type="spellStart"/>
+      <w:r>
+        <w:t>aircraft.wing.cg.bl</w:t>
+      </w:r>
+      <w:proofErr w:type="spellEnd"/>
+      <w:r>
+        <w:t xml:space="preserve">  </w:t>
       </w:r>
       <w:r>
         <w:tab/>
@@ -125,6 +142,7 @@
           <w:numId w:val="5"/>
         </w:numPr>
       </w:pPr>
+      <w:proofErr w:type="spellStart"/>
       <w:r>
         <w:t>aircraft.wing.</w:t>
       </w:r>
@@ -132,7 +150,11 @@
         <w:t>cg.</w:t>
       </w:r>
       <w:r>
-        <w:t xml:space="preserve">wl  </w:t>
+        <w:t>wl</w:t>
+      </w:r>
+      <w:proofErr w:type="spellEnd"/>
+      <w:r>
+        <w:t xml:space="preserve">  </w:t>
       </w:r>
       <w:r>
         <w:tab/>
@@ -173,12 +195,14 @@
           <w:numId w:val="5"/>
         </w:numPr>
       </w:pPr>
+      <w:proofErr w:type="spellStart"/>
       <w:r>
         <w:t>aircraft.wing.</w:t>
       </w:r>
       <w:r>
         <w:t>span</w:t>
       </w:r>
+      <w:proofErr w:type="spellEnd"/>
     </w:p>
     <w:p>
       <w:pPr>
@@ -188,8 +212,13 @@
           <w:numId w:val="5"/>
         </w:numPr>
       </w:pPr>
-      <w:r>
-        <w:t xml:space="preserve">aircraft.wing.sweep  </w:t>
+      <w:proofErr w:type="spellStart"/>
+      <w:r>
+        <w:t>aircraft.wing.sweep</w:t>
+      </w:r>
+      <w:proofErr w:type="spellEnd"/>
+      <w:r>
+        <w:t xml:space="preserve">  </w:t>
       </w:r>
       <w:r>
         <w:tab/>
@@ -212,6 +241,7 @@
           <w:numId w:val="5"/>
         </w:numPr>
       </w:pPr>
+      <w:proofErr w:type="spellStart"/>
       <w:r>
         <w:t>aircraft</w:t>
       </w:r>
@@ -221,6 +251,7 @@
       <w:r>
         <w:t>weight</w:t>
       </w:r>
+      <w:proofErr w:type="spellEnd"/>
     </w:p>
     <w:p>
       <w:pPr>
@@ -230,6 +261,7 @@
           <w:numId w:val="5"/>
         </w:numPr>
       </w:pPr>
+      <w:proofErr w:type="spellStart"/>
       <w:r>
         <w:t>aircraft.</w:t>
       </w:r>
@@ -239,6 +271,7 @@
       <w:r>
         <w:t>taper_ratio</w:t>
       </w:r>
+      <w:proofErr w:type="spellEnd"/>
     </w:p>
     <w:p>
       <w:pPr>
@@ -290,9 +323,11 @@
           <w:numId w:val="5"/>
         </w:numPr>
       </w:pPr>
+      <w:proofErr w:type="spellStart"/>
       <w:r>
         <w:t>aircraft.wing.rootChord</w:t>
       </w:r>
+      <w:proofErr w:type="spellEnd"/>
     </w:p>
     <w:p>
       <w:pPr>
@@ -302,12 +337,63 @@
           <w:numId w:val="5"/>
         </w:numPr>
       </w:pPr>
+      <w:proofErr w:type="spellStart"/>
       <w:r>
         <w:t>aircraft.wing.tipChord</w:t>
       </w:r>
+      <w:proofErr w:type="spellEnd"/>
+    </w:p>
+    <w:p>
+      <w:pPr>
+        <w:pStyle w:val="ListParagraph"/>
+        <w:numPr>
+          <w:ilvl w:val="0"/>
+          <w:numId w:val="5"/>
+        </w:numPr>
+      </w:pPr>
+      <w:proofErr w:type="spellStart"/>
+      <w:r>
+        <w:t>aircraft.wing.flapArea</w:t>
+      </w:r>
+      <w:proofErr w:type="spellEnd"/>
+    </w:p>
+    <w:p>
+      <w:pPr>
+        <w:pStyle w:val="ListParagraph"/>
+        <w:numPr>
+          <w:ilvl w:val="0"/>
+          <w:numId w:val="5"/>
+        </w:numPr>
+      </w:pPr>
+      <w:proofErr w:type="spellStart"/>
+      <w:r>
+        <w:t>aircraft.wing</w:t>
+      </w:r>
+      <w:r>
+        <w:t>.aileronArea</w:t>
+      </w:r>
+      <w:proofErr w:type="spellEnd"/>
+    </w:p>
+    <w:p>
+      <w:pPr>
+        <w:pStyle w:val="ListParagraph"/>
+        <w:numPr>
+          <w:ilvl w:val="0"/>
+          <w:numId w:val="5"/>
+        </w:numPr>
+      </w:pPr>
+      <w:proofErr w:type="spellStart"/>
+      <w:r>
+        <w:t>aircraft.wing.</w:t>
+      </w:r>
+      <w:r>
+        <w:t>controlSurfaceArea</w:t>
+      </w:r>
+      <w:proofErr w:type="spellEnd"/>
     </w:p>
     <w:p/>
     <w:p>
+      <w:proofErr w:type="spellStart"/>
       <w:r>
         <w:rPr>
           <w:b/>
@@ -316,6 +402,7 @@
         </w:rPr>
         <w:t>aircraft.fuselage</w:t>
       </w:r>
+      <w:proofErr w:type="spellEnd"/>
       <w:r>
         <w:t xml:space="preserve">                 </w:t>
       </w:r>
@@ -328,9 +415,11 @@
           <w:numId w:val="6"/>
         </w:numPr>
       </w:pPr>
+      <w:proofErr w:type="spellStart"/>
       <w:r>
         <w:t>aircraft.fuselage.weight</w:t>
       </w:r>
+      <w:proofErr w:type="spellEnd"/>
     </w:p>
     <w:p>
       <w:pPr>
@@ -340,9 +429,11 @@
           <w:numId w:val="6"/>
         </w:numPr>
       </w:pPr>
+      <w:proofErr w:type="spellStart"/>
       <w:r>
         <w:t>aircraft.fuselage.length</w:t>
       </w:r>
+      <w:proofErr w:type="spellEnd"/>
     </w:p>
     <w:p/>
     <w:p>
@@ -380,12 +471,14 @@
           <w:numId w:val="7"/>
         </w:numPr>
       </w:pPr>
+      <w:proofErr w:type="spellStart"/>
       <w:r>
         <w:t>aircraft.ht.</w:t>
       </w:r>
       <w:r>
         <w:t>sweep</w:t>
       </w:r>
+      <w:proofErr w:type="spellEnd"/>
     </w:p>
     <w:p>
       <w:pPr>
@@ -410,9 +503,11 @@
           <w:numId w:val="7"/>
         </w:numPr>
       </w:pPr>
+      <w:proofErr w:type="spellStart"/>
       <w:r>
         <w:t>aircraft.ht.TaperRatio</w:t>
       </w:r>
+      <w:proofErr w:type="spellEnd"/>
     </w:p>
     <w:p>
       <w:pPr>
@@ -422,9 +517,11 @@
           <w:numId w:val="7"/>
         </w:numPr>
       </w:pPr>
+      <w:proofErr w:type="spellStart"/>
       <w:r>
         <w:t>aircraft.ht.VolCoeff</w:t>
       </w:r>
+      <w:proofErr w:type="spellEnd"/>
     </w:p>
     <w:p>
       <w:pPr>
@@ -446,9 +543,11 @@
           <w:numId w:val="7"/>
         </w:numPr>
       </w:pPr>
+      <w:proofErr w:type="spellStart"/>
       <w:r>
         <w:t>aircraft.ht.leverArm</w:t>
       </w:r>
+      <w:proofErr w:type="spellEnd"/>
     </w:p>
     <w:p>
       <w:pPr>
@@ -458,9 +557,12 @@
           <w:numId w:val="7"/>
         </w:numPr>
       </w:pPr>
-      <w:r>
+      <w:proofErr w:type="spellStart"/>
+      <w:r>
+        <w:lastRenderedPageBreak/>
         <w:t>aircraft.ht.Area</w:t>
       </w:r>
+      <w:proofErr w:type="spellEnd"/>
     </w:p>
     <w:p>
       <w:pPr>
@@ -470,21 +572,24 @@
           <w:numId w:val="7"/>
         </w:numPr>
       </w:pPr>
+      <w:proofErr w:type="spellStart"/>
       <w:r>
         <w:t>aircraft.ht.weight</w:t>
       </w:r>
+      <w:proofErr w:type="spellEnd"/>
     </w:p>
     <w:p/>
     <w:p>
+      <w:proofErr w:type="spellStart"/>
       <w:r>
         <w:rPr>
           <w:b/>
           <w:bCs/>
           <w:u w:val="single"/>
         </w:rPr>
-        <w:lastRenderedPageBreak/>
         <w:t>aircraft.vt</w:t>
       </w:r>
+      <w:proofErr w:type="spellEnd"/>
       <w:r>
         <w:t xml:space="preserve">            </w:t>
       </w:r>
@@ -503,9 +608,11 @@
           <w:numId w:val="7"/>
         </w:numPr>
       </w:pPr>
+      <w:proofErr w:type="spellStart"/>
       <w:r>
         <w:t>aircraft.vt.QuartChordSweep</w:t>
       </w:r>
+      <w:proofErr w:type="spellEnd"/>
     </w:p>
     <w:p>
       <w:pPr>
@@ -530,9 +637,11 @@
           <w:numId w:val="7"/>
         </w:numPr>
       </w:pPr>
+      <w:proofErr w:type="spellStart"/>
       <w:r>
         <w:t>aircraft.vt.TaperRatio</w:t>
       </w:r>
+      <w:proofErr w:type="spellEnd"/>
     </w:p>
     <w:p>
       <w:pPr>
@@ -542,9 +651,11 @@
           <w:numId w:val="7"/>
         </w:numPr>
       </w:pPr>
+      <w:proofErr w:type="spellStart"/>
       <w:r>
         <w:t>aircraft.vt.VolCoeff</w:t>
       </w:r>
+      <w:proofErr w:type="spellEnd"/>
     </w:p>
     <w:p>
       <w:pPr>
@@ -566,9 +677,11 @@
           <w:numId w:val="7"/>
         </w:numPr>
       </w:pPr>
+      <w:proofErr w:type="spellStart"/>
       <w:r>
         <w:t>aircraft.vt.leverArm</w:t>
       </w:r>
+      <w:proofErr w:type="spellEnd"/>
     </w:p>
     <w:p>
       <w:pPr>
@@ -578,9 +691,11 @@
           <w:numId w:val="7"/>
         </w:numPr>
       </w:pPr>
+      <w:proofErr w:type="spellStart"/>
       <w:r>
         <w:t>aircraft.vt.Area</w:t>
       </w:r>
+      <w:proofErr w:type="spellEnd"/>
     </w:p>
     <w:p>
       <w:pPr>
@@ -590,9 +705,11 @@
           <w:numId w:val="7"/>
         </w:numPr>
       </w:pPr>
+      <w:proofErr w:type="spellStart"/>
       <w:r>
         <w:t>aircraft.vt.weight</w:t>
       </w:r>
+      <w:proofErr w:type="spellEnd"/>
     </w:p>
     <w:p/>
     <w:p/>
@@ -604,6 +721,7 @@
           <w:u w:val="single"/>
         </w:rPr>
       </w:pPr>
+      <w:proofErr w:type="spellStart"/>
       <w:r>
         <w:rPr>
           <w:b/>
@@ -612,6 +730,7 @@
         </w:rPr>
         <w:t>aircraft.gear</w:t>
       </w:r>
+      <w:proofErr w:type="spellEnd"/>
     </w:p>
     <w:p>
       <w:pPr>
@@ -648,8 +767,35 @@
         </w:rPr>
       </w:pPr>
       <w:r>
-        <w:t>.mg.weight</w:t>
-      </w:r>
+        <w:t>.</w:t>
+      </w:r>
+      <w:proofErr w:type="spellStart"/>
+      <w:r>
+        <w:t>mg.weight</w:t>
+      </w:r>
+      <w:proofErr w:type="spellEnd"/>
+    </w:p>
+    <w:p>
+      <w:pPr>
+        <w:pStyle w:val="ListParagraph"/>
+        <w:numPr>
+          <w:ilvl w:val="1"/>
+          <w:numId w:val="9"/>
+        </w:numPr>
+        <w:rPr>
+          <w:b/>
+          <w:bCs/>
+          <w:u w:val="single"/>
+        </w:rPr>
+      </w:pPr>
+      <w:r>
+        <w:t>.</w:t>
+      </w:r>
+      <w:proofErr w:type="spellStart"/>
+      <w:r>
+        <w:t>mg.extendedLength</w:t>
+      </w:r>
+      <w:proofErr w:type="spellEnd"/>
     </w:p>
     <w:p>
       <w:pPr>
@@ -686,17 +832,35 @@
         </w:rPr>
       </w:pPr>
       <w:r>
-        <w:t>.ng.weight</w:t>
-      </w:r>
-    </w:p>
-    <w:p>
-      <w:pPr>
+        <w:t>.</w:t>
+      </w:r>
+      <w:proofErr w:type="spellStart"/>
+      <w:r>
+        <w:t>ng.weight</w:t>
+      </w:r>
+      <w:proofErr w:type="spellEnd"/>
+    </w:p>
+    <w:p>
+      <w:pPr>
+        <w:pStyle w:val="ListParagraph"/>
+        <w:numPr>
+          <w:ilvl w:val="1"/>
+          <w:numId w:val="9"/>
+        </w:numPr>
         <w:rPr>
           <w:b/>
           <w:bCs/>
           <w:u w:val="single"/>
         </w:rPr>
       </w:pPr>
+      <w:r>
+        <w:t>.</w:t>
+      </w:r>
+      <w:proofErr w:type="spellStart"/>
+      <w:r>
+        <w:t>ng.extendedLength</w:t>
+      </w:r>
+      <w:proofErr w:type="spellEnd"/>
     </w:p>
     <w:p>
       <w:pPr>
@@ -706,14 +870,25 @@
           <w:u w:val="single"/>
         </w:rPr>
       </w:pPr>
-      <w:r>
+    </w:p>
+    <w:p>
+      <w:pPr>
         <w:rPr>
           <w:b/>
           <w:bCs/>
           <w:u w:val="single"/>
         </w:rPr>
+      </w:pPr>
+      <w:proofErr w:type="spellStart"/>
+      <w:r>
+        <w:rPr>
+          <w:b/>
+          <w:bCs/>
+          <w:u w:val="single"/>
+        </w:rPr>
         <w:t>aircraft.cockpit</w:t>
       </w:r>
+      <w:proofErr w:type="spellEnd"/>
     </w:p>
     <w:p>
       <w:pPr>
@@ -741,6 +916,7 @@
           <w:u w:val="single"/>
         </w:rPr>
       </w:pPr>
+      <w:proofErr w:type="spellStart"/>
       <w:r>
         <w:rPr>
           <w:b/>
@@ -749,6 +925,7 @@
         </w:rPr>
         <w:t>aircraft.avionics</w:t>
       </w:r>
+      <w:proofErr w:type="spellEnd"/>
     </w:p>
     <w:p>
       <w:pPr>
@@ -763,12 +940,25 @@
           <w:u w:val="single"/>
         </w:rPr>
       </w:pPr>
-      <w:r>
-        <w:t xml:space="preserve">aircraft.avionics.weight </w:t>
+      <w:proofErr w:type="spellStart"/>
+      <w:r>
+        <w:t>aircraft.avionics.weight</w:t>
+      </w:r>
+      <w:proofErr w:type="spellEnd"/>
+      <w:r>
+        <w:t xml:space="preserve"> </w:t>
       </w:r>
       <w:r>
         <w:tab/>
-        <w:t>% misc 2500 lbs</w:t>
+        <w:t xml:space="preserve">% </w:t>
+      </w:r>
+      <w:proofErr w:type="spellStart"/>
+      <w:r>
+        <w:t>misc</w:t>
+      </w:r>
+      <w:proofErr w:type="spellEnd"/>
+      <w:r>
+        <w:t xml:space="preserve"> 2500 lbs</w:t>
       </w:r>
     </w:p>
     <w:p>
@@ -788,6 +978,7 @@
           <w:u w:val="single"/>
         </w:rPr>
       </w:pPr>
+      <w:proofErr w:type="spellStart"/>
       <w:r>
         <w:rPr>
           <w:b/>
@@ -796,6 +987,7 @@
         </w:rPr>
         <w:t>aircraft.payload</w:t>
       </w:r>
+      <w:proofErr w:type="spellEnd"/>
     </w:p>
     <w:p>
       <w:pPr>
@@ -805,6 +997,7 @@
           <w:numId w:val="2"/>
         </w:numPr>
       </w:pPr>
+      <w:proofErr w:type="spellStart"/>
       <w:r>
         <w:t>aircraft.</w:t>
       </w:r>
@@ -812,7 +1005,11 @@
         <w:t>payload.</w:t>
       </w:r>
       <w:r>
-        <w:t>strike     % strike payloa</w:t>
+        <w:t>strike</w:t>
+      </w:r>
+      <w:proofErr w:type="spellEnd"/>
+      <w:r>
+        <w:t xml:space="preserve">     % strike payloa</w:t>
       </w:r>
       <w:r>
         <w:t>d</w:t>
@@ -827,8 +1024,14 @@
         </w:numPr>
       </w:pPr>
       <w:r>
-        <w:t>.strike.weight</w:t>
-      </w:r>
+        <w:lastRenderedPageBreak/>
+        <w:t>.</w:t>
+      </w:r>
+      <w:proofErr w:type="spellStart"/>
+      <w:r>
+        <w:t>strike.weight</w:t>
+      </w:r>
+      <w:proofErr w:type="spellEnd"/>
     </w:p>
     <w:p>
       <w:pPr>
@@ -873,13 +1076,26 @@
           <w:bCs/>
           <w:u w:val="single"/>
         </w:rPr>
-        <w:lastRenderedPageBreak/>
         <w:t>aircraft.aero</w:t>
       </w:r>
       <w:r>
         <w:t xml:space="preserve">                     % aerodynamic coefficients </w:t>
       </w:r>
     </w:p>
+    <w:p>
+      <w:pPr>
+        <w:pStyle w:val="ListParagraph"/>
+        <w:numPr>
+          <w:ilvl w:val="0"/>
+          <w:numId w:val="13"/>
+        </w:numPr>
+      </w:pPr>
+      <w:proofErr w:type="spellStart"/>
+      <w:r>
+        <w:t>aircraft.aero.totalControlSurfaceArea</w:t>
+      </w:r>
+      <w:proofErr w:type="spellEnd"/>
+    </w:p>
     <w:p/>
     <w:p>
       <w:pPr>
@@ -889,13 +1105,23 @@
           <w:u w:val="single"/>
         </w:rPr>
       </w:pPr>
+      <w:proofErr w:type="spellStart"/>
       <w:r>
         <w:rPr>
           <w:b/>
           <w:bCs/>
           <w:u w:val="single"/>
         </w:rPr>
-        <w:t xml:space="preserve">aircraft.constants          </w:t>
+        <w:t>aircraft.constants</w:t>
+      </w:r>
+      <w:proofErr w:type="spellEnd"/>
+      <w:r>
+        <w:rPr>
+          <w:b/>
+          <w:bCs/>
+          <w:u w:val="single"/>
+        </w:rPr>
+        <w:t xml:space="preserve">          </w:t>
       </w:r>
     </w:p>
     <w:p>
@@ -909,6 +1135,7 @@
           <w:bCs/>
         </w:rPr>
       </w:pPr>
+      <w:proofErr w:type="spellStart"/>
       <w:r>
         <w:rPr>
           <w:bCs/>
@@ -921,6 +1148,7 @@
         </w:rPr>
         <w:t>totalWeight</w:t>
       </w:r>
+      <w:proofErr w:type="spellEnd"/>
       <w:r>
         <w:rPr>
           <w:bCs/>
@@ -940,12 +1168,14 @@
           <w:bCs/>
         </w:rPr>
       </w:pPr>
+      <w:proofErr w:type="spellStart"/>
       <w:r>
         <w:rPr>
           <w:bCs/>
         </w:rPr>
         <w:t>aircraft.constants.fuelWeight</w:t>
       </w:r>
+      <w:proofErr w:type="spellEnd"/>
       <w:r>
         <w:rPr>
           <w:bCs/>
@@ -965,12 +1195,14 @@
           <w:bCs/>
         </w:rPr>
       </w:pPr>
+      <w:proofErr w:type="spellStart"/>
       <w:r>
         <w:rPr>
           <w:bCs/>
         </w:rPr>
         <w:t>aircraft.constants.emptyWeight</w:t>
       </w:r>
+      <w:proofErr w:type="spellEnd"/>
       <w:r>
         <w:rPr>
           <w:bCs/>
@@ -990,12 +1222,14 @@
           <w:bCs/>
         </w:rPr>
       </w:pPr>
+      <w:proofErr w:type="spellStart"/>
       <w:r>
         <w:rPr>
           <w:bCs/>
         </w:rPr>
         <w:t>aircraft.constants.cDP</w:t>
       </w:r>
+      <w:proofErr w:type="spellEnd"/>
       <w:r>
         <w:rPr>
           <w:bCs/>
@@ -1026,12 +1260,14 @@
           <w:bCs/>
         </w:rPr>
       </w:pPr>
+      <w:proofErr w:type="spellStart"/>
       <w:r>
         <w:rPr>
           <w:bCs/>
         </w:rPr>
         <w:t>aircraft.constants.n_ult</w:t>
       </w:r>
+      <w:proofErr w:type="spellEnd"/>
       <w:r>
         <w:rPr>
           <w:bCs/>
@@ -1062,12 +1298,14 @@
           <w:bCs/>
         </w:rPr>
       </w:pPr>
+      <w:proofErr w:type="spellStart"/>
       <w:r>
         <w:rPr>
           <w:bCs/>
         </w:rPr>
         <w:t>aircraft.constants.limitLoad</w:t>
       </w:r>
+      <w:proofErr w:type="spellEnd"/>
       <w:r>
         <w:rPr>
           <w:bCs/>
@@ -1093,12 +1331,14 @@
           <w:bCs/>
         </w:rPr>
       </w:pPr>
+      <w:proofErr w:type="spellStart"/>
       <w:r>
         <w:rPr>
           <w:bCs/>
         </w:rPr>
         <w:t>aircraft.constants.maxMach</w:t>
       </w:r>
+      <w:proofErr w:type="spellEnd"/>
       <w:r>
         <w:rPr>
           <w:bCs/>
@@ -1108,6 +1348,7 @@
       </w:r>
     </w:p>
     <w:p>
+      <w:proofErr w:type="spellStart"/>
       <w:r>
         <w:rPr>
           <w:b/>
@@ -1116,6 +1357,7 @@
         </w:rPr>
         <w:t>aircraft.flightcond</w:t>
       </w:r>
+      <w:proofErr w:type="spellEnd"/>
       <w:r>
         <w:rPr>
           <w:b/>
@@ -1136,6 +1378,7 @@
           <w:bCs/>
         </w:rPr>
       </w:pPr>
+      <w:proofErr w:type="spellStart"/>
       <w:r>
         <w:rPr>
           <w:b/>
@@ -1143,6 +1386,7 @@
         </w:rPr>
         <w:t>aircraft.engine</w:t>
       </w:r>
+      <w:proofErr w:type="spellEnd"/>
     </w:p>
     <w:p>
       <w:pPr>
@@ -1156,9 +1400,11 @@
           <w:bCs/>
         </w:rPr>
       </w:pPr>
+      <w:proofErr w:type="spellStart"/>
       <w:r>
         <w:t>aircraft.engine.weight</w:t>
       </w:r>
+      <w:proofErr w:type="spellEnd"/>
     </w:p>
     <w:p>
       <w:pPr>
@@ -1172,9 +1418,11 @@
           <w:bCs/>
         </w:rPr>
       </w:pPr>
+      <w:proofErr w:type="spellStart"/>
       <w:r>
         <w:t>aircraft.engine.thrust</w:t>
       </w:r>
+      <w:proofErr w:type="spellEnd"/>
       <w:r>
         <w:tab/>
       </w:r>
@@ -1198,9 +1446,36 @@
           <w:bCs/>
         </w:rPr>
       </w:pPr>
+      <w:proofErr w:type="spellStart"/>
       <w:r>
         <w:t>aircraft.engine.TSFC</w:t>
       </w:r>
+      <w:proofErr w:type="spellEnd"/>
+    </w:p>
+    <w:p>
+      <w:pPr>
+        <w:pStyle w:val="ListParagraph"/>
+        <w:numPr>
+          <w:ilvl w:val="0"/>
+          <w:numId w:val="11"/>
+        </w:numPr>
+        <w:rPr>
+          <w:b/>
+          <w:bCs/>
+        </w:rPr>
+      </w:pPr>
+      <w:proofErr w:type="spellStart"/>
+      <w:r>
+        <w:t>aircraft.engine.firewallSA</w:t>
+      </w:r>
+      <w:proofErr w:type="spellEnd"/>
+      <w:r>
+        <w:tab/>
+      </w:r>
+      <w:r>
+        <w:tab/>
+        <w:t xml:space="preserve">% firewall surface Area </w:t>
+      </w:r>
     </w:p>
     <w:p>
       <w:pPr>
@@ -1238,9 +1513,11 @@
           <w:bCs/>
         </w:rPr>
       </w:pPr>
+      <w:proofErr w:type="spellStart"/>
       <w:r>
         <w:t>aircraft.cg.x</w:t>
       </w:r>
+      <w:proofErr w:type="spellEnd"/>
     </w:p>
     <w:p>
       <w:pPr>
@@ -1254,9 +1531,11 @@
           <w:bCs/>
         </w:rPr>
       </w:pPr>
+      <w:proofErr w:type="spellStart"/>
       <w:r>
         <w:t>aircraft.cg.y</w:t>
       </w:r>
+      <w:proofErr w:type="spellEnd"/>
     </w:p>
     <w:p>
       <w:pPr>
@@ -1270,9 +1549,11 @@
           <w:bCs/>
         </w:rPr>
       </w:pPr>
+      <w:proofErr w:type="spellStart"/>
       <w:r>
         <w:t>aircraft.cg.z</w:t>
       </w:r>
+      <w:proofErr w:type="spellEnd"/>
     </w:p>
     <w:p/>
     <w:p>
@@ -1282,13 +1563,16 @@
           <w:bCs/>
         </w:rPr>
       </w:pPr>
-      <w:r>
-        <w:rPr>
-          <w:b/>
-          <w:bCs/>
-        </w:rPr>
+      <w:proofErr w:type="spellStart"/>
+      <w:r>
+        <w:rPr>
+          <w:b/>
+          <w:bCs/>
+        </w:rPr>
+        <w:lastRenderedPageBreak/>
         <w:t>aircraft.fuelSys</w:t>
       </w:r>
+      <w:proofErr w:type="spellEnd"/>
     </w:p>
     <w:p>
       <w:pPr>
@@ -1298,9 +1582,11 @@
           <w:numId w:val="12"/>
         </w:numPr>
       </w:pPr>
+      <w:proofErr w:type="spellStart"/>
       <w:r>
         <w:t>aircraft.fuelSys.VP</w:t>
       </w:r>
+      <w:proofErr w:type="spellEnd"/>
       <w:r>
         <w:tab/>
       </w:r>
@@ -1321,10 +1607,7 @@
         </w:numPr>
       </w:pPr>
       <w:r>
-        <w:t>aircraft.fuelSys.V</w:t>
-      </w:r>
-      <w:r>
-        <w:t>I</w:t>
+        <w:t>aircraft.fuelSys.VI</w:t>
       </w:r>
       <w:r>
         <w:tab/>
@@ -1345,12 +1628,11 @@
           <w:numId w:val="12"/>
         </w:numPr>
       </w:pPr>
-      <w:r>
-        <w:t>aircraft.fuelSys.</w:t>
-      </w:r>
-      <w:r>
-        <w:t>Nt</w:t>
-      </w:r>
+      <w:proofErr w:type="spellStart"/>
+      <w:r>
+        <w:t>aircraft.fuelSys.Nt</w:t>
+      </w:r>
+      <w:proofErr w:type="spellEnd"/>
       <w:r>
         <w:tab/>
       </w:r>
@@ -1604,6 +1886,119 @@
     </w:lvl>
   </w:abstractNum>
   <w:abstractNum w:abstractNumId="2" w15:restartNumberingAfterBreak="0">
+    <w:nsid w:val="0FD339E2"/>
+    <w:multiLevelType w:val="hybridMultilevel"/>
+    <w:tmpl w:val="C818B490"/>
+    <w:lvl w:ilvl="0" w:tplc="04090001">
+      <w:start w:val="1"/>
+      <w:numFmt w:val="bullet"/>
+      <w:lvlText w:val=""/>
+      <w:lvlJc w:val="left"/>
+      <w:pPr>
+        <w:ind w:left="720" w:hanging="360"/>
+      </w:pPr>
+      <w:rPr>
+        <w:rFonts w:ascii="Symbol" w:hAnsi="Symbol" w:hint="default"/>
+      </w:rPr>
+    </w:lvl>
+    <w:lvl w:ilvl="1" w:tplc="04090003" w:tentative="1">
+      <w:start w:val="1"/>
+      <w:numFmt w:val="bullet"/>
+      <w:lvlText w:val="o"/>
+      <w:lvlJc w:val="left"/>
+      <w:pPr>
+        <w:ind w:left="1440" w:hanging="360"/>
+      </w:pPr>
+      <w:rPr>
+        <w:rFonts w:ascii="Courier New" w:hAnsi="Courier New" w:cs="Courier New" w:hint="default"/>
+      </w:rPr>
+    </w:lvl>
+    <w:lvl w:ilvl="2" w:tplc="04090005" w:tentative="1">
+      <w:start w:val="1"/>
+      <w:numFmt w:val="bullet"/>
+      <w:lvlText w:val=""/>
+      <w:lvlJc w:val="left"/>
+      <w:pPr>
+        <w:ind w:left="2160" w:hanging="360"/>
+      </w:pPr>
+      <w:rPr>
+        <w:rFonts w:ascii="Wingdings" w:hAnsi="Wingdings" w:hint="default"/>
+      </w:rPr>
+    </w:lvl>
+    <w:lvl w:ilvl="3" w:tplc="04090001" w:tentative="1">
+      <w:start w:val="1"/>
+      <w:numFmt w:val="bullet"/>
+      <w:lvlText w:val=""/>
+      <w:lvlJc w:val="left"/>
+      <w:pPr>
+        <w:ind w:left="2880" w:hanging="360"/>
+      </w:pPr>
+      <w:rPr>
+        <w:rFonts w:ascii="Symbol" w:hAnsi="Symbol" w:hint="default"/>
+      </w:rPr>
+    </w:lvl>
+    <w:lvl w:ilvl="4" w:tplc="04090003" w:tentative="1">
+      <w:start w:val="1"/>
+      <w:numFmt w:val="bullet"/>
+      <w:lvlText w:val="o"/>
+      <w:lvlJc w:val="left"/>
+      <w:pPr>
+        <w:ind w:left="3600" w:hanging="360"/>
+      </w:pPr>
+      <w:rPr>
+        <w:rFonts w:ascii="Courier New" w:hAnsi="Courier New" w:cs="Courier New" w:hint="default"/>
+      </w:rPr>
+    </w:lvl>
+    <w:lvl w:ilvl="5" w:tplc="04090005" w:tentative="1">
+      <w:start w:val="1"/>
+      <w:numFmt w:val="bullet"/>
+      <w:lvlText w:val=""/>
+      <w:lvlJc w:val="left"/>
+      <w:pPr>
+        <w:ind w:left="4320" w:hanging="360"/>
+      </w:pPr>
+      <w:rPr>
+        <w:rFonts w:ascii="Wingdings" w:hAnsi="Wingdings" w:hint="default"/>
+      </w:rPr>
+    </w:lvl>
+    <w:lvl w:ilvl="6" w:tplc="04090001" w:tentative="1">
+      <w:start w:val="1"/>
+      <w:numFmt w:val="bullet"/>
+      <w:lvlText w:val=""/>
+      <w:lvlJc w:val="left"/>
+      <w:pPr>
+        <w:ind w:left="5040" w:hanging="360"/>
+      </w:pPr>
+      <w:rPr>
+        <w:rFonts w:ascii="Symbol" w:hAnsi="Symbol" w:hint="default"/>
+      </w:rPr>
+    </w:lvl>
+    <w:lvl w:ilvl="7" w:tplc="04090003" w:tentative="1">
+      <w:start w:val="1"/>
+      <w:numFmt w:val="bullet"/>
+      <w:lvlText w:val="o"/>
+      <w:lvlJc w:val="left"/>
+      <w:pPr>
+        <w:ind w:left="5760" w:hanging="360"/>
+      </w:pPr>
+      <w:rPr>
+        <w:rFonts w:ascii="Courier New" w:hAnsi="Courier New" w:cs="Courier New" w:hint="default"/>
+      </w:rPr>
+    </w:lvl>
+    <w:lvl w:ilvl="8" w:tplc="04090005" w:tentative="1">
+      <w:start w:val="1"/>
+      <w:numFmt w:val="bullet"/>
+      <w:lvlText w:val=""/>
+      <w:lvlJc w:val="left"/>
+      <w:pPr>
+        <w:ind w:left="6480" w:hanging="360"/>
+      </w:pPr>
+      <w:rPr>
+        <w:rFonts w:ascii="Wingdings" w:hAnsi="Wingdings" w:hint="default"/>
+      </w:rPr>
+    </w:lvl>
+  </w:abstractNum>
+  <w:abstractNum w:abstractNumId="3" w15:restartNumberingAfterBreak="0">
     <w:nsid w:val="16FC6ECC"/>
     <w:multiLevelType w:val="hybridMultilevel"/>
     <w:tmpl w:val="C3402230"/>
@@ -1716,7 +2111,7 @@
       </w:rPr>
     </w:lvl>
   </w:abstractNum>
-  <w:abstractNum w:abstractNumId="3" w15:restartNumberingAfterBreak="0">
+  <w:abstractNum w:abstractNumId="4" w15:restartNumberingAfterBreak="0">
     <w:nsid w:val="1B857878"/>
     <w:multiLevelType w:val="hybridMultilevel"/>
     <w:tmpl w:val="ED7AEEDA"/>
@@ -1829,7 +2224,7 @@
       </w:rPr>
     </w:lvl>
   </w:abstractNum>
-  <w:abstractNum w:abstractNumId="4" w15:restartNumberingAfterBreak="0">
+  <w:abstractNum w:abstractNumId="5" w15:restartNumberingAfterBreak="0">
     <w:nsid w:val="35E37FFB"/>
     <w:multiLevelType w:val="hybridMultilevel"/>
     <w:tmpl w:val="4EC8E80A"/>
@@ -1942,7 +2337,7 @@
       </w:rPr>
     </w:lvl>
   </w:abstractNum>
-  <w:abstractNum w:abstractNumId="5" w15:restartNumberingAfterBreak="0">
+  <w:abstractNum w:abstractNumId="6" w15:restartNumberingAfterBreak="0">
     <w:nsid w:val="3E87061E"/>
     <w:multiLevelType w:val="hybridMultilevel"/>
     <w:tmpl w:val="9CB2CD76"/>
@@ -2055,7 +2450,7 @@
       </w:rPr>
     </w:lvl>
   </w:abstractNum>
-  <w:abstractNum w:abstractNumId="6" w15:restartNumberingAfterBreak="0">
+  <w:abstractNum w:abstractNumId="7" w15:restartNumberingAfterBreak="0">
     <w:nsid w:val="51F32C0F"/>
     <w:multiLevelType w:val="hybridMultilevel"/>
     <w:tmpl w:val="0AC208CC"/>
@@ -2168,7 +2563,7 @@
       </w:rPr>
     </w:lvl>
   </w:abstractNum>
-  <w:abstractNum w:abstractNumId="7" w15:restartNumberingAfterBreak="0">
+  <w:abstractNum w:abstractNumId="8" w15:restartNumberingAfterBreak="0">
     <w:nsid w:val="6D565BCE"/>
     <w:multiLevelType w:val="hybridMultilevel"/>
     <w:tmpl w:val="8CF03CF0"/>
@@ -2281,7 +2676,7 @@
       </w:rPr>
     </w:lvl>
   </w:abstractNum>
-  <w:abstractNum w:abstractNumId="8" w15:restartNumberingAfterBreak="0">
+  <w:abstractNum w:abstractNumId="9" w15:restartNumberingAfterBreak="0">
     <w:nsid w:val="6DB17FB8"/>
     <w:multiLevelType w:val="hybridMultilevel"/>
     <w:tmpl w:val="12E4354A"/>
@@ -2394,7 +2789,7 @@
       </w:rPr>
     </w:lvl>
   </w:abstractNum>
-  <w:abstractNum w:abstractNumId="9" w15:restartNumberingAfterBreak="0">
+  <w:abstractNum w:abstractNumId="10" w15:restartNumberingAfterBreak="0">
     <w:nsid w:val="74942510"/>
     <w:multiLevelType w:val="hybridMultilevel"/>
     <w:tmpl w:val="18640CBC"/>
@@ -2507,7 +2902,7 @@
       </w:rPr>
     </w:lvl>
   </w:abstractNum>
-  <w:abstractNum w:abstractNumId="10" w15:restartNumberingAfterBreak="0">
+  <w:abstractNum w:abstractNumId="11" w15:restartNumberingAfterBreak="0">
     <w:nsid w:val="76196D61"/>
     <w:multiLevelType w:val="hybridMultilevel"/>
     <w:tmpl w:val="FBA8086E"/>
@@ -2620,7 +3015,7 @@
       </w:rPr>
     </w:lvl>
   </w:abstractNum>
-  <w:abstractNum w:abstractNumId="11" w15:restartNumberingAfterBreak="0">
+  <w:abstractNum w:abstractNumId="12" w15:restartNumberingAfterBreak="0">
     <w:nsid w:val="7D903EFB"/>
     <w:multiLevelType w:val="hybridMultilevel"/>
     <w:tmpl w:val="A376629E"/>
@@ -2734,10 +3129,10 @@
     </w:lvl>
   </w:abstractNum>
   <w:num w:numId="1" w16cid:durableId="1354958503">
-    <w:abstractNumId w:val="6"/>
+    <w:abstractNumId w:val="7"/>
   </w:num>
   <w:num w:numId="2" w16cid:durableId="441536458">
-    <w:abstractNumId w:val="5"/>
+    <w:abstractNumId w:val="6"/>
   </w:num>
   <w:num w:numId="3" w16cid:durableId="20783843">
     <w:abstractNumId w:val="1"/>
@@ -2746,28 +3141,31 @@
     <w:abstractNumId w:val="0"/>
   </w:num>
   <w:num w:numId="5" w16cid:durableId="817454268">
+    <w:abstractNumId w:val="10"/>
+  </w:num>
+  <w:num w:numId="6" w16cid:durableId="734670056">
+    <w:abstractNumId w:val="8"/>
+  </w:num>
+  <w:num w:numId="7" w16cid:durableId="365250854">
+    <w:abstractNumId w:val="11"/>
+  </w:num>
+  <w:num w:numId="8" w16cid:durableId="302396792">
     <w:abstractNumId w:val="9"/>
   </w:num>
-  <w:num w:numId="6" w16cid:durableId="734670056">
-    <w:abstractNumId w:val="7"/>
-  </w:num>
-  <w:num w:numId="7" w16cid:durableId="365250854">
-    <w:abstractNumId w:val="10"/>
-  </w:num>
-  <w:num w:numId="8" w16cid:durableId="302396792">
-    <w:abstractNumId w:val="8"/>
-  </w:num>
   <w:num w:numId="9" w16cid:durableId="2065329463">
-    <w:abstractNumId w:val="2"/>
+    <w:abstractNumId w:val="3"/>
   </w:num>
   <w:num w:numId="10" w16cid:durableId="342826776">
-    <w:abstractNumId w:val="3"/>
+    <w:abstractNumId w:val="4"/>
   </w:num>
   <w:num w:numId="11" w16cid:durableId="1869949453">
-    <w:abstractNumId w:val="11"/>
+    <w:abstractNumId w:val="12"/>
   </w:num>
   <w:num w:numId="12" w16cid:durableId="1200313600">
-    <w:abstractNumId w:val="4"/>
+    <w:abstractNumId w:val="5"/>
+  </w:num>
+  <w:num w:numId="13" w16cid:durableId="321593245">
+    <w:abstractNumId w:val="2"/>
   </w:num>
 </w:numbering>
 </file>
